--- a/downloads/workbook/ai-1-week-27.docx
+++ b/downloads/workbook/ai-1-week-27.docx
@@ -1328,6 +1328,178 @@
         <w:t>Project connection: Check sorter calculations with explicit units and verify explanation claims against their actual catalogue evidence.</w:t>
       </w:r>
     </w:p>
+    <w:p>
+      <w:pPr>
+        <w:pStyle w:val="Heading1"/>
+      </w:pPr>
+      <w:r>
+        <w:t>19. Project portfolio milestone</w:t>
+      </w:r>
+    </w:p>
+    <w:p>
+      <w:r>
+        <w:t>Project: Helpful Classroom Sorter</w:t>
+      </w:r>
+    </w:p>
+    <w:p>
+      <w:r>
+        <w:t>Current milestone: Prepare the demonstration. Gather reproducible instructions, evidence, access checks and remaining limitations.</w:t>
+      </w:r>
+    </w:p>
+    <w:p>
+      <w:r>
+        <w:t>Check sorter calculations with explicit units and verify explanation claims against their actual catalogue evidence.</w:t>
+      </w:r>
+    </w:p>
+    <w:tbl>
+      <w:tblPr>
+        <w:tblStyle w:val="LightShading-Accent1"/>
+        <w:tblW w:type="auto" w:w="0"/>
+        <w:tblLook w:firstColumn="1" w:firstRow="1" w:lastColumn="0" w:lastRow="0" w:noHBand="0" w:noVBand="1" w:val="04A0"/>
+      </w:tblPr>
+      <w:tblGrid>
+        <w:gridCol w:w="5112"/>
+        <w:gridCol w:w="5112"/>
+      </w:tblGrid>
+      <w:tr>
+        <w:trPr>
+          <w:tblHeader/>
+        </w:trPr>
+        <w:tc>
+          <w:tcPr>
+            <w:tcW w:type="dxa" w:w="5112"/>
+          </w:tcPr>
+          <w:p>
+            <w:r>
+              <w:t>Evidence to keep</w:t>
+            </w:r>
+          </w:p>
+        </w:tc>
+        <w:tc>
+          <w:tcPr>
+            <w:tcW w:type="dxa" w:w="5112"/>
+          </w:tcPr>
+          <w:p>
+            <w:r>
+              <w:t>My record</w:t>
+            </w:r>
+          </w:p>
+        </w:tc>
+      </w:tr>
+      <w:tr>
+        <w:tc>
+          <w:tcPr>
+            <w:tcW w:type="dxa" w:w="5112"/>
+          </w:tcPr>
+          <w:p>
+            <w:r>
+              <w:t>This week’s input and deciding step</w:t>
+            </w:r>
+          </w:p>
+        </w:tc>
+        <w:tc>
+          <w:tcPr>
+            <w:tcW w:type="dxa" w:w="5112"/>
+          </w:tcPr>
+          <w:p>
+            <w:r/>
+          </w:p>
+        </w:tc>
+      </w:tr>
+      <w:tr>
+        <w:tc>
+          <w:tcPr>
+            <w:tcW w:type="dxa" w:w="5112"/>
+          </w:tcPr>
+          <w:p>
+            <w:r>
+              <w:t>Prediction and actual result (or labelled paper trace)</w:t>
+            </w:r>
+          </w:p>
+        </w:tc>
+        <w:tc>
+          <w:tcPr>
+            <w:tcW w:type="dxa" w:w="5112"/>
+          </w:tcPr>
+          <w:p>
+            <w:r/>
+          </w:p>
+        </w:tc>
+      </w:tr>
+      <w:tr>
+        <w:tc>
+          <w:tcPr>
+            <w:tcW w:type="dxa" w:w="5112"/>
+          </w:tcPr>
+          <w:p>
+            <w:r>
+              <w:t>One change since the previous checkpoint and why</w:t>
+            </w:r>
+          </w:p>
+        </w:tc>
+        <w:tc>
+          <w:tcPr>
+            <w:tcW w:type="dxa" w:w="5112"/>
+          </w:tcPr>
+          <w:p>
+            <w:r/>
+          </w:p>
+        </w:tc>
+      </w:tr>
+      <w:tr>
+        <w:tc>
+          <w:tcPr>
+            <w:tcW w:type="dxa" w:w="5112"/>
+          </w:tcPr>
+          <w:p>
+            <w:r>
+              <w:t>One error or limit and the next test</w:t>
+            </w:r>
+          </w:p>
+        </w:tc>
+        <w:tc>
+          <w:tcPr>
+            <w:tcW w:type="dxa" w:w="5112"/>
+          </w:tcPr>
+          <w:p>
+            <w:r/>
+          </w:p>
+        </w:tc>
+      </w:tr>
+    </w:tbl>
+    <w:p>
+      <w:pPr>
+        <w:pStyle w:val="Heading3"/>
+      </w:pPr>
+      <w:r>
+        <w:t>Explain what this week adds to your project. Reuse last week’s record rather than starting again.</w:t>
+      </w:r>
+    </w:p>
+    <w:p>
+      <w:r>
+        <w:t>________________________________________________________________</w:t>
+      </w:r>
+    </w:p>
+    <w:p>
+      <w:r>
+        <w:t>________________________________________________________________</w:t>
+      </w:r>
+    </w:p>
+    <w:p>
+      <w:r>
+        <w:t>________________________________________________________________</w:t>
+      </w:r>
+    </w:p>
+    <w:p>
+      <w:r>
+        <w:t>________________________________________________________________</w:t>
+      </w:r>
+    </w:p>
+    <w:p>
+      <w:r>
+        <w:t>________________________________________________________________</w:t>
+      </w:r>
+    </w:p>
     <w:sectPr>
       <w:pgSz w:w="12240" w:h="15840"/>
       <w:pgMar w:top="936" w:right="1008" w:bottom="936" w:left="1008" w:header="720" w:footer="720" w:gutter="0"/>

--- a/downloads/workbook/ai-1-week-27.docx
+++ b/downloads/workbook/ai-1-week-27.docx
@@ -1500,6 +1500,240 @@
         <w:t>________________________________________________________________</w:t>
       </w:r>
     </w:p>
+    <w:p>
+      <w:pPr>
+        <w:pStyle w:val="Heading1"/>
+      </w:pPr>
+      <w:r>
+        <w:t>20. Supported practice and learning evidence</w:t>
+      </w:r>
+    </w:p>
+    <w:p>
+      <w:r>
+        <w:t>Use this supported practice once, in the browser or on paper. Keep the reserved independent assessment for a separate first attempt before teacher feedback.</w:t>
+      </w:r>
+    </w:p>
+    <w:p>
+      <w:r>
+        <w:t>A fictional craft sheet calculates ribbon left after making bookmarks.</w:t>
+      </w:r>
+    </w:p>
+    <w:p>
+      <w:pPr>
+        <w:pStyle w:val="Heading3"/>
+      </w:pPr>
+      <w:r>
+        <w:t>Practice 1: explain the deciding evidence</w:t>
+      </w:r>
+    </w:p>
+    <w:p>
+      <w:r>
+        <w:t>Which labelled step matches this detail? “200 m remains and everyone wins” fails unit and evidence checks.</w:t>
+      </w:r>
+    </w:p>
+    <w:p>
+      <w:r>
+        <w:t>1. Audit draft</w:t>
+      </w:r>
+    </w:p>
+    <w:p>
+      <w:r>
+        <w:t>2. Remainder</w:t>
+      </w:r>
+    </w:p>
+    <w:p>
+      <w:r>
+        <w:t>3. Ribbon used</w:t>
+      </w:r>
+    </w:p>
+    <w:p>
+      <w:r>
+        <w:t>4. Available ribbon</w:t>
+      </w:r>
+    </w:p>
+    <w:p>
+      <w:pPr>
+        <w:pStyle w:val="Heading3"/>
+      </w:pPr>
+      <w:r>
+        <w:t>My selected conclusion, deciding fact and explanation</w:t>
+      </w:r>
+    </w:p>
+    <w:p>
+      <w:r>
+        <w:t>________________________________________________________________</w:t>
+      </w:r>
+    </w:p>
+    <w:p>
+      <w:r>
+        <w:t>________________________________________________________________</w:t>
+      </w:r>
+    </w:p>
+    <w:p>
+      <w:r>
+        <w:t>________________________________________________________________</w:t>
+      </w:r>
+    </w:p>
+    <w:p>
+      <w:r>
+        <w:t>________________________________________________________________</w:t>
+      </w:r>
+    </w:p>
+    <w:p>
+      <w:r>
+        <w:t>________________________________________________________________</w:t>
+      </w:r>
+    </w:p>
+    <w:p>
+      <w:r>
+        <w:t>Hint if needed: Read the steps in the pictorial case. Match the supplied detail to the stage that performs or records it.</w:t>
+      </w:r>
+    </w:p>
+    <w:p>
+      <w:r>
+        <w:t>After your attempt, compare with the supported explanation: Audit draft “200 m remains and everyone wins” fails unit and evidence checks. All arithmetic first uses centimetres. Converting only after subtraction avoids mixing units. The record supports available, used and remaining lengths under its no-loss assumption. It does not support a promise about winning. A numerically correct total elsewhere in a draft cannot rescue a wrong unit or an invented claim.</w:t>
+      </w:r>
+    </w:p>
+    <w:p>
+      <w:pPr>
+        <w:pStyle w:val="Heading3"/>
+      </w:pPr>
+      <w:r>
+        <w:t>Practice 2: explain the deciding evidence</w:t>
+      </w:r>
+    </w:p>
+    <w:p>
+      <w:r>
+        <w:t>Changed-case practice: Make ten bookmarks instead of eight. Which conclusion is supported by the supplied facts?</w:t>
+      </w:r>
+    </w:p>
+    <w:p>
+      <w:r>
+        <w:t>1. We can decide the result without examining the changed input or the procedure.</w:t>
+      </w:r>
+    </w:p>
+    <w:p>
+      <w:r>
+        <w:t>2. This one example guarantees correct results for every future input.</w:t>
+      </w:r>
+    </w:p>
+    <w:p>
+      <w:r>
+        <w:t>3. 100 cm, or 1 m, remains.</w:t>
+      </w:r>
+    </w:p>
+    <w:p>
+      <w:pPr>
+        <w:pStyle w:val="Heading3"/>
+      </w:pPr>
+      <w:r>
+        <w:t>My selected conclusion, deciding fact and explanation</w:t>
+      </w:r>
+    </w:p>
+    <w:p>
+      <w:r>
+        <w:t>________________________________________________________________</w:t>
+      </w:r>
+    </w:p>
+    <w:p>
+      <w:r>
+        <w:t>________________________________________________________________</w:t>
+      </w:r>
+    </w:p>
+    <w:p>
+      <w:r>
+        <w:t>________________________________________________________________</w:t>
+      </w:r>
+    </w:p>
+    <w:p>
+      <w:r>
+        <w:t>________________________________________________________________</w:t>
+      </w:r>
+    </w:p>
+    <w:p>
+      <w:r>
+        <w:t>________________________________________________________________</w:t>
+      </w:r>
+    </w:p>
+    <w:p>
+      <w:r>
+        <w:t>Hint if needed: Use the changed condition and the deciding step in the pictorial trace. The answer must say what follows from those facts.</w:t>
+      </w:r>
+    </w:p>
+    <w:p>
+      <w:r>
+        <w:t>After your attempt, compare with the supported explanation: 100 cm, or 1 m, remains. 600−10×50=100 cm.</w:t>
+      </w:r>
+    </w:p>
+    <w:p>
+      <w:pPr>
+        <w:pStyle w:val="Heading3"/>
+      </w:pPr>
+      <w:r>
+        <w:t>Repair a missing building block</w:t>
+      </w:r>
+    </w:p>
+    <w:p>
+      <w:r>
+        <w:t>Review Prompts Are Design Instructions (ai-1/26). Goal: Write a prompt with a clear task, supplied evidence and checkable output requirements. Short practice: What must happen if B instead conflicts with another equally authoritative duration record?. Return to this week and explain what you changed.</w:t>
+      </w:r>
+    </w:p>
+    <w:p>
+      <w:r>
+        <w:t>Review Privacy by Choosing Less (ai-1/24). Goal: Justify which information a stated task needs and remove unnecessary fields. Short practice: For the original task, does adding an anonymous-looking pupil code improve the repair count?. Return to this week and explain what you changed.</w:t>
+      </w:r>
+    </w:p>
+    <w:p>
+      <w:r>
+        <w:t>Review Good Data, Bad Data (ai-1/21). Goal: Check records against a stated format, unit and meaning before using them. Short practice: Which repairs are evidence-backed in the original case, and which row must remain unknown?. Return to this week and explain what you changed.</w:t>
+      </w:r>
+    </w:p>
+    <w:p>
+      <w:pPr>
+        <w:pStyle w:val="Heading3"/>
+      </w:pPr>
+      <w:r>
+        <w:t>Keep your completed work</w:t>
+      </w:r>
+    </w:p>
+    <w:p>
+      <w:r>
+        <w:t>Use Download completed work in the hosted lesson to export your answers, reflections, practice feedback and code-run evidence. Open the HTML copy to read or print it. Drafts stay in this browser when storage is available; clear drafts on a shared device.</w:t>
+      </w:r>
+    </w:p>
+    <w:p>
+      <w:pPr>
+        <w:pStyle w:val="Heading3"/>
+      </w:pPr>
+      <w:r>
+        <w:t>What I repaired, the evidence I kept and the next test</w:t>
+      </w:r>
+    </w:p>
+    <w:p>
+      <w:r>
+        <w:t>________________________________________________________________</w:t>
+      </w:r>
+    </w:p>
+    <w:p>
+      <w:r>
+        <w:t>________________________________________________________________</w:t>
+      </w:r>
+    </w:p>
+    <w:p>
+      <w:r>
+        <w:t>________________________________________________________________</w:t>
+      </w:r>
+    </w:p>
+    <w:p>
+      <w:r>
+        <w:t>________________________________________________________________</w:t>
+      </w:r>
+    </w:p>
+    <w:p>
+      <w:r>
+        <w:t>________________________________________________________________</w:t>
+      </w:r>
+    </w:p>
     <w:sectPr>
       <w:pgSz w:w="12240" w:h="15840"/>
       <w:pgMar w:top="936" w:right="1008" w:bottom="936" w:left="1008" w:header="720" w:footer="720" w:gutter="0"/>

--- a/downloads/workbook/ai-1-week-27.docx
+++ b/downloads/workbook/ai-1-week-27.docx
@@ -30,6 +30,17 @@
     </w:p>
     <w:p>
       <w:r>
+        <w:t>Record your starting explanation for Verify Important Outputs before opening notes. Show any later correction separately.</w:t>
+      </w:r>
+    </w:p>
+    <w:p>
+      <w:pPr>
+        <w:spacing w:line="336" w:lineRule="auto" w:after="180"/>
+      </w:pPr>
+      <w:r>
+        <w:rPr>
+          <w:b w:val="0"/>
+        </w:rPr>
         <w:t>Try the recall before opening notes. Then use a different colour or a labelled second line to correct your explanation.</w:t>
       </w:r>
     </w:p>
@@ -42,7 +53,13 @@
       </w:r>
     </w:p>
     <w:p>
-      <w:r>
+      <w:pPr>
+        <w:spacing w:line="336" w:lineRule="auto" w:after="180"/>
+      </w:pPr>
+      <w:r>
+        <w:rPr>
+          <w:b w:val="0"/>
+        </w:rPr>
         <w:t>Without opening the old lesson, explain one key idea from Prompts Are Design Instructions. Give an example and a mistake that the idea helps you avoid.</w:t>
       </w:r>
     </w:p>
@@ -78,7 +95,13 @@
       </w:r>
     </w:p>
     <w:p>
-      <w:r>
+      <w:pPr>
+        <w:spacing w:line="336" w:lineRule="auto" w:after="180"/>
+      </w:pPr>
+      <w:r>
+        <w:rPr>
+          <w:b w:val="0"/>
+        </w:rPr>
         <w:t>Without opening the old lesson, explain one key idea from Privacy by Choosing Less. Give an example and a mistake that the idea helps you avoid.</w:t>
       </w:r>
     </w:p>
@@ -114,7 +137,13 @@
       </w:r>
     </w:p>
     <w:p>
-      <w:r>
+      <w:pPr>
+        <w:spacing w:line="336" w:lineRule="auto" w:after="180"/>
+      </w:pPr>
+      <w:r>
+        <w:rPr>
+          <w:b w:val="0"/>
+        </w:rPr>
         <w:t>Without opening the old lesson, explain one key idea from Good Data, Bad Data. Give an example and a mistake that the idea helps you avoid.</w:t>
       </w:r>
     </w:p>
@@ -151,7 +180,42 @@
     </w:p>
     <w:p>
       <w:r>
-        <w:t>Use W2: Repair a unit error for Verifying claims and quantities. Record the answer once; the lesson and workbook refer to the same attempt.</w:t>
+        <w:t>Complete the supported Verify Important Outputs trace and record the first step you can explain without help.</w:t>
+      </w:r>
+    </w:p>
+    <w:p>
+      <w:pPr>
+        <w:spacing w:line="336" w:lineRule="auto" w:after="180"/>
+      </w:pPr>
+      <w:r>
+        <w:rPr>
+          <w:b w:val="0"/>
+        </w:rPr>
+        <w:t xml:space="preserve">Use W2: Repair a </w:t>
+      </w:r>
+      <w:r>
+        <w:rPr>
+          <w:b/>
+        </w:rPr>
+        <w:t>unit</w:t>
+      </w:r>
+      <w:r>
+        <w:rPr>
+          <w:b w:val="0"/>
+        </w:rPr>
+        <w:t xml:space="preserve"> error for Verifying </w:t>
+      </w:r>
+      <w:r>
+        <w:rPr>
+          <w:b/>
+        </w:rPr>
+        <w:t>claim</w:t>
+      </w:r>
+      <w:r>
+        <w:rPr>
+          <w:b w:val="0"/>
+        </w:rPr>
+        <w:t>s and quantities. Record the answer once; the lesson and workbook refer to the same attempt.</w:t>
       </w:r>
     </w:p>
     <w:tbl>
@@ -279,7 +343,65 @@
     </w:p>
     <w:p>
       <w:r>
-        <w:t>Use the worked case for Verifying claims and quantities. Proposed explanation: “A citation proves every nearby claim”. Decide whether this explanation is supported. Point to the step or supplied fact that decides; explain your repair if needed.</w:t>
+        <w:t>Check the proposed Verify Important Outputs explanation against the supplied facts before discussing it.</w:t>
+      </w:r>
+    </w:p>
+    <w:p>
+      <w:pPr>
+        <w:spacing w:line="336" w:lineRule="auto" w:after="180"/>
+      </w:pPr>
+      <w:r>
+        <w:rPr>
+          <w:b w:val="0"/>
+        </w:rPr>
+        <w:t xml:space="preserve">Use the worked case for Verifying </w:t>
+      </w:r>
+      <w:r>
+        <w:rPr>
+          <w:b/>
+        </w:rPr>
+        <w:t>claim</w:t>
+      </w:r>
+      <w:r>
+        <w:rPr>
+          <w:b w:val="0"/>
+        </w:rPr>
+        <w:t xml:space="preserve">s and quantities. Proposed explanation: “A </w:t>
+      </w:r>
+      <w:r>
+        <w:rPr>
+          <w:b/>
+        </w:rPr>
+        <w:t>citation</w:t>
+      </w:r>
+      <w:r>
+        <w:rPr>
+          <w:b w:val="0"/>
+        </w:rPr>
+        <w:t xml:space="preserve"> proves every nearby </w:t>
+      </w:r>
+      <w:r>
+        <w:rPr>
+          <w:b/>
+        </w:rPr>
+        <w:t>claim</w:t>
+      </w:r>
+      <w:r>
+        <w:rPr>
+          <w:b w:val="0"/>
+        </w:rPr>
+        <w:t>”. Decide whether this explanation is supported.</w:t>
+      </w:r>
+    </w:p>
+    <w:p>
+      <w:pPr>
+        <w:spacing w:line="336" w:lineRule="auto" w:after="180"/>
+      </w:pPr>
+      <w:r>
+        <w:rPr>
+          <w:b w:val="0"/>
+        </w:rPr>
+        <w:t>Point to the step or supplied fact that decides; explain your repair if needed.</w:t>
       </w:r>
     </w:p>
     <w:p>
@@ -319,6 +441,11 @@
       </w:r>
     </w:p>
     <w:p>
+      <w:r>
+        <w:t>Write one first attempt at the reserved independent case before feedback. Repeated copies of that case refer to the same recorded attempt.</w:t>
+      </w:r>
+    </w:p>
+    <w:p>
       <w:pPr>
         <w:pStyle w:val="Heading3"/>
       </w:pPr>
@@ -327,8 +454,49 @@
       </w:r>
     </w:p>
     <w:p>
-      <w:r>
-        <w:t>Fictional craft card M states five sealed bags of modelling material at exactly 250 g per bag. Three models each use 300 g, with no other loss. A draft says “M supplies 1250 g; the models use 900 g; 350 kg remains; every model will win a prize.” Check all four claims, show the remaining mass in grams, and explain the status of the prize claim. Use 1 kg = 1000 g.</w:t>
+      <w:pPr>
+        <w:spacing w:line="336" w:lineRule="auto" w:after="180"/>
+      </w:pPr>
+      <w:r>
+        <w:rPr>
+          <w:b w:val="0"/>
+        </w:rPr>
+        <w:t>Fictional craft card M states five sealed bags of modelling material at exactly 250 g per bag. Three models each use 300 g, with no other loss.</w:t>
+      </w:r>
+    </w:p>
+    <w:p>
+      <w:pPr>
+        <w:spacing w:line="336" w:lineRule="auto" w:after="180"/>
+      </w:pPr>
+      <w:r>
+        <w:rPr>
+          <w:b w:val="0"/>
+        </w:rPr>
+        <w:t xml:space="preserve">A draft says “M supplies 1250 g; the models use 900 g; 350 kg remains; every model will win a prize.” Check all four </w:t>
+      </w:r>
+      <w:r>
+        <w:rPr>
+          <w:b/>
+        </w:rPr>
+        <w:t>claim</w:t>
+      </w:r>
+      <w:r>
+        <w:rPr>
+          <w:b w:val="0"/>
+        </w:rPr>
+        <w:t xml:space="preserve">s, show the remaining mass in grams, and explain the status of the prize </w:t>
+      </w:r>
+      <w:r>
+        <w:rPr>
+          <w:b/>
+        </w:rPr>
+        <w:t>claim</w:t>
+      </w:r>
+      <w:r>
+        <w:rPr>
+          <w:b w:val="0"/>
+        </w:rPr>
+        <w:t>. Use 1 kg = 1000 g.</w:t>
       </w:r>
     </w:p>
     <w:p>
@@ -375,7 +543,13 @@
       </w:r>
     </w:p>
     <w:p>
-      <w:r>
+      <w:pPr>
+        <w:spacing w:line="336" w:lineRule="auto" w:after="180"/>
+      </w:pPr>
+      <w:r>
+        <w:rPr>
+          <w:b w:val="0"/>
+        </w:rPr>
         <w:t>Attempt this case before feedback. Record any help. Earlier examples below are further practice; a case already practised with feedback cannot establish fresh transfer.</w:t>
       </w:r>
     </w:p>
@@ -389,7 +563,42 @@
     </w:p>
     <w:p>
       <w:r>
-        <w:t>A generated report says 18 of 24 tests passed, so success was 80%. Verify the claim in two ways and write a corrected sentence.</w:t>
+        <w:t>Connect the Verify Important Outputs target to a trace and a justified conclusion.</w:t>
+      </w:r>
+    </w:p>
+    <w:p>
+      <w:pPr>
+        <w:spacing w:line="336" w:lineRule="auto" w:after="180"/>
+      </w:pPr>
+      <w:r>
+        <w:rPr>
+          <w:b w:val="0"/>
+        </w:rPr>
+        <w:t xml:space="preserve">A generated report says 18 of 24 tests passed, so success was </w:t>
+      </w:r>
+      <w:r>
+        <w:rPr>
+          <w:b/>
+        </w:rPr>
+        <w:t>80%</w:t>
+      </w:r>
+      <w:r>
+        <w:rPr>
+          <w:b w:val="0"/>
+        </w:rPr>
+        <w:t xml:space="preserve">. Verify the </w:t>
+      </w:r>
+      <w:r>
+        <w:rPr>
+          <w:b/>
+        </w:rPr>
+        <w:t>claim</w:t>
+      </w:r>
+      <w:r>
+        <w:rPr>
+          <w:b w:val="0"/>
+        </w:rPr>
+        <w:t xml:space="preserve"> in two ways and write a corrected sentence.</w:t>
       </w:r>
     </w:p>
     <w:p>
@@ -402,17 +611,58 @@
     </w:p>
     <w:p>
       <w:r>
+        <w:t>Solve the supplied Verify Important Outputs case and show the deciding evidence.</w:t>
+      </w:r>
+    </w:p>
+    <w:p>
+      <w:pPr>
+        <w:spacing w:line="336" w:lineRule="auto" w:after="180"/>
+      </w:pPr>
+      <w:r>
+        <w:rPr>
+          <w:b w:val="0"/>
+        </w:rPr>
         <w:t>An answer says six groups of four make 28.</w:t>
       </w:r>
     </w:p>
     <w:p>
-      <w:r>
-        <w:t>Verify independently.</w:t>
-      </w:r>
-    </w:p>
-    <w:p>
-      <w:r>
-        <w:t>Show your trace, calculation or evidence</w:t>
+      <w:pPr>
+        <w:spacing w:line="336" w:lineRule="auto" w:after="180"/>
+      </w:pPr>
+      <w:r>
+        <w:rPr>
+          <w:b w:val="0"/>
+        </w:rPr>
+        <w:t xml:space="preserve">Verify </w:t>
+      </w:r>
+      <w:r>
+        <w:rPr>
+          <w:b/>
+        </w:rPr>
+        <w:t>independent</w:t>
+      </w:r>
+      <w:r>
+        <w:rPr>
+          <w:b w:val="0"/>
+        </w:rPr>
+        <w:t>ly.</w:t>
+      </w:r>
+    </w:p>
+    <w:p>
+      <w:pPr>
+        <w:spacing w:line="336" w:lineRule="auto" w:after="180"/>
+      </w:pPr>
+      <w:r>
+        <w:rPr>
+          <w:b w:val="0"/>
+        </w:rPr>
+        <w:t xml:space="preserve">Show your trace, calculation or </w:t>
+      </w:r>
+      <w:r>
+        <w:rPr>
+          <w:b/>
+        </w:rPr>
+        <w:t>evidence</w:t>
       </w:r>
     </w:p>
     <w:p>
@@ -458,12 +708,53 @@
     </w:p>
     <w:p>
       <w:r>
-        <w:t>An assistant says the school library opens at 8, but today's official notice says 9. Which source should guide today's visit? Explain the check.</w:t>
-      </w:r>
-    </w:p>
-    <w:p>
-      <w:r>
-        <w:t>My independent answer and reason</w:t>
+        <w:t>Apply the procedure to the changed case and record why the conclusion follows.</w:t>
+      </w:r>
+    </w:p>
+    <w:p>
+      <w:pPr>
+        <w:spacing w:line="336" w:lineRule="auto" w:after="180"/>
+      </w:pPr>
+      <w:r>
+        <w:rPr>
+          <w:b w:val="0"/>
+        </w:rPr>
+        <w:t xml:space="preserve">An assistant says the school library opens at 8, but today's official notice says 9. Which </w:t>
+      </w:r>
+      <w:r>
+        <w:rPr>
+          <w:b/>
+        </w:rPr>
+        <w:t>source</w:t>
+      </w:r>
+      <w:r>
+        <w:rPr>
+          <w:b w:val="0"/>
+        </w:rPr>
+        <w:t xml:space="preserve"> should guide today's visit? Explain the check.</w:t>
+      </w:r>
+    </w:p>
+    <w:p>
+      <w:pPr>
+        <w:spacing w:line="336" w:lineRule="auto" w:after="180"/>
+      </w:pPr>
+      <w:r>
+        <w:rPr>
+          <w:b w:val="0"/>
+        </w:rPr>
+        <w:t xml:space="preserve">My </w:t>
+      </w:r>
+      <w:r>
+        <w:rPr>
+          <w:b/>
+        </w:rPr>
+        <w:t>independent</w:t>
+      </w:r>
+      <w:r>
+        <w:rPr>
+          <w:b w:val="0"/>
+        </w:rPr>
+        <w:t xml:space="preserve"> answer and reason</w:t>
       </w:r>
     </w:p>
     <w:p>
@@ -517,7 +808,30 @@
     </w:p>
     <w:p>
       <w:r>
-        <w:t>Create a changed input, boundary case or missing-information case. Write the expected answer or safe response before testing.</w:t>
+        <w:t>Specify a changed input, expected result and observation separately.</w:t>
+      </w:r>
+    </w:p>
+    <w:p>
+      <w:pPr>
+        <w:spacing w:line="336" w:lineRule="auto" w:after="180"/>
+      </w:pPr>
+      <w:r>
+        <w:rPr>
+          <w:b w:val="0"/>
+        </w:rPr>
+        <w:t xml:space="preserve">Create a changed </w:t>
+      </w:r>
+      <w:r>
+        <w:rPr>
+          <w:b/>
+        </w:rPr>
+        <w:t>input</w:t>
+      </w:r>
+      <w:r>
+        <w:rPr>
+          <w:b w:val="0"/>
+        </w:rPr>
+        <w:t>, boundary case or missing-information case. Write the expected answer or safe response before testing.</w:t>
       </w:r>
     </w:p>
     <w:tbl>
@@ -646,12 +960,65 @@
     </w:p>
     <w:p>
       <w:r>
-        <w:t>Require human confirmation for important sorter outputs and attach the evidence record used to approve each rule or label.</w:t>
-      </w:r>
-    </w:p>
-    <w:p>
-      <w:r>
-        <w:t>The project change and evidence I will keep</w:t>
+        <w:t>Justify what Verify Important Outputs adds to Helpful Classroom Sorter and keep the evidence.</w:t>
+      </w:r>
+    </w:p>
+    <w:p>
+      <w:pPr>
+        <w:spacing w:line="336" w:lineRule="auto" w:after="180"/>
+      </w:pPr>
+      <w:r>
+        <w:rPr>
+          <w:b w:val="0"/>
+        </w:rPr>
+        <w:t xml:space="preserve">Require human confirmation for important sorter </w:t>
+      </w:r>
+      <w:r>
+        <w:rPr>
+          <w:b/>
+        </w:rPr>
+        <w:t>output</w:t>
+      </w:r>
+      <w:r>
+        <w:rPr>
+          <w:b w:val="0"/>
+        </w:rPr>
+        <w:t xml:space="preserve">s and attach the </w:t>
+      </w:r>
+      <w:r>
+        <w:rPr>
+          <w:b/>
+        </w:rPr>
+        <w:t>evidence</w:t>
+      </w:r>
+      <w:r>
+        <w:rPr>
+          <w:b w:val="0"/>
+        </w:rPr>
+        <w:t xml:space="preserve"> record used to approve each rule or label.</w:t>
+      </w:r>
+    </w:p>
+    <w:p>
+      <w:pPr>
+        <w:spacing w:line="336" w:lineRule="auto" w:after="180"/>
+      </w:pPr>
+      <w:r>
+        <w:rPr>
+          <w:b w:val="0"/>
+        </w:rPr>
+        <w:t xml:space="preserve">The project change and </w:t>
+      </w:r>
+      <w:r>
+        <w:rPr>
+          <w:b/>
+        </w:rPr>
+        <w:t>evidence</w:t>
+      </w:r>
+      <w:r>
+        <w:rPr>
+          <w:b w:val="0"/>
+        </w:rPr>
+        <w:t xml:space="preserve"> I will keep</w:t>
       </w:r>
     </w:p>
     <w:p>
@@ -697,11 +1064,54 @@
     </w:p>
     <w:p>
       <w:r>
-        <w:t>I can explain the mechanism. I can show evidence. I can handle a changed case. I can name a limit. Mark each as not yet, with help or independently, and attach supporting work.</w:t>
-      </w:r>
-    </w:p>
-    <w:p>
-      <w:r>
+        <w:t>Judge explanation, evidence, transfer and limits separately; attach the work behind your judgement.</w:t>
+      </w:r>
+    </w:p>
+    <w:p>
+      <w:pPr>
+        <w:pStyle w:val="ListBullet"/>
+      </w:pPr>
+      <w:r>
+        <w:t>I can explain the mechanism.</w:t>
+      </w:r>
+    </w:p>
+    <w:p>
+      <w:pPr>
+        <w:pStyle w:val="ListBullet"/>
+      </w:pPr>
+      <w:r>
+        <w:t>I can show evidence.</w:t>
+      </w:r>
+    </w:p>
+    <w:p>
+      <w:pPr>
+        <w:pStyle w:val="ListBullet"/>
+      </w:pPr>
+      <w:r>
+        <w:t>I can handle a changed case.</w:t>
+      </w:r>
+    </w:p>
+    <w:p>
+      <w:pPr>
+        <w:pStyle w:val="ListBullet"/>
+      </w:pPr>
+      <w:r>
+        <w:t>I can name a limit.</w:t>
+      </w:r>
+    </w:p>
+    <w:p>
+      <w:r>
+        <w:t>Mark each as not yet, with help or independently, and attach supporting work.</w:t>
+      </w:r>
+    </w:p>
+    <w:p>
+      <w:pPr>
+        <w:spacing w:line="336" w:lineRule="auto" w:after="180"/>
+      </w:pPr>
+      <w:r>
+        <w:rPr>
+          <w:b w:val="0"/>
+        </w:rPr>
         <w:t>Teacher review ____________________  Next step ____________________</w:t>
       </w:r>
     </w:p>
@@ -715,7 +1125,42 @@
     </w:p>
     <w:p>
       <w:r>
-        <w:t>A generated report says 18 of 24 tests passed, so success was 80%. Verify the claim in two ways and write a corrected sentence.</w:t>
+        <w:t>Use this earlier case as transfer practice. A case already discussed with feedback is not fresh assessment evidence.</w:t>
+      </w:r>
+    </w:p>
+    <w:p>
+      <w:pPr>
+        <w:spacing w:line="336" w:lineRule="auto" w:after="180"/>
+      </w:pPr>
+      <w:r>
+        <w:rPr>
+          <w:b w:val="0"/>
+        </w:rPr>
+        <w:t xml:space="preserve">A generated report says 18 of 24 tests passed, so success was </w:t>
+      </w:r>
+      <w:r>
+        <w:rPr>
+          <w:b/>
+        </w:rPr>
+        <w:t>80%</w:t>
+      </w:r>
+      <w:r>
+        <w:rPr>
+          <w:b w:val="0"/>
+        </w:rPr>
+        <w:t xml:space="preserve">. Verify the </w:t>
+      </w:r>
+      <w:r>
+        <w:rPr>
+          <w:b/>
+        </w:rPr>
+        <w:t>claim</w:t>
+      </w:r>
+      <w:r>
+        <w:rPr>
+          <w:b w:val="0"/>
+        </w:rPr>
+        <w:t xml:space="preserve"> in two ways and write a corrected sentence.</w:t>
       </w:r>
     </w:p>
     <w:p>
@@ -762,7 +1207,13 @@
       </w:r>
     </w:p>
     <w:p>
-      <w:r>
+      <w:pPr>
+        <w:spacing w:line="336" w:lineRule="auto" w:after="180"/>
+      </w:pPr>
+      <w:r>
+        <w:rPr>
+          <w:b w:val="0"/>
+        </w:rPr>
         <w:t>Record support used: none, hint or teacher explanation.</w:t>
       </w:r>
     </w:p>
@@ -776,7 +1227,54 @@
     </w:p>
     <w:p>
       <w:r>
-        <w:t>Using R, identify a directly stated fact and a quantity that must be calculated. Give the source or expression for each. Explain why a citation to R does not verify the claim that every participant will enjoy the activity.</w:t>
+        <w:t>Separate source facts from derived quantities. Apply the supplied Verify Important Outputs facts and keep your reasoning.</w:t>
+      </w:r>
+    </w:p>
+    <w:p>
+      <w:pPr>
+        <w:spacing w:line="336" w:lineRule="auto" w:after="180"/>
+      </w:pPr>
+      <w:r>
+        <w:rPr>
+          <w:b w:val="0"/>
+        </w:rPr>
+        <w:t xml:space="preserve">Using R, identify a directly stated fact and a quantity that must be calculated. Give the </w:t>
+      </w:r>
+      <w:r>
+        <w:rPr>
+          <w:b/>
+        </w:rPr>
+        <w:t>source</w:t>
+      </w:r>
+      <w:r>
+        <w:rPr>
+          <w:b w:val="0"/>
+        </w:rPr>
+        <w:t xml:space="preserve"> or expression for each. Explain why a </w:t>
+      </w:r>
+      <w:r>
+        <w:rPr>
+          <w:b/>
+        </w:rPr>
+        <w:t>citation</w:t>
+      </w:r>
+      <w:r>
+        <w:rPr>
+          <w:b w:val="0"/>
+        </w:rPr>
+        <w:t xml:space="preserve"> to R does not verify the </w:t>
+      </w:r>
+      <w:r>
+        <w:rPr>
+          <w:b/>
+        </w:rPr>
+        <w:t>claim</w:t>
+      </w:r>
+      <w:r>
+        <w:rPr>
+          <w:b w:val="0"/>
+        </w:rPr>
+        <w:t xml:space="preserve"> that every participant will enjoy the activity.</w:t>
       </w:r>
     </w:p>
     <w:p>
@@ -827,7 +1325,41 @@
     </w:p>
     <w:p>
       <w:r>
-        <w:t>A report calculates 12 × 50 = 600 and labels the result metres. Use R to correct the unit, convert the result to metres and calculate the remaining length. Give a second arithmetic route or a check using starting, used and remaining lengths.</w:t>
+        <w:t>Repair a unit error. Apply the supplied Verify Important Outputs facts and keep your reasoning.</w:t>
+      </w:r>
+    </w:p>
+    <w:p>
+      <w:pPr>
+        <w:spacing w:line="336" w:lineRule="auto" w:after="180"/>
+      </w:pPr>
+      <w:r>
+        <w:rPr>
+          <w:b w:val="0"/>
+        </w:rPr>
+        <w:t xml:space="preserve">A report calculates 12 × 50 = 600 and labels the result metres. Use R to correct the </w:t>
+      </w:r>
+      <w:r>
+        <w:rPr>
+          <w:b/>
+        </w:rPr>
+        <w:t>unit</w:t>
+      </w:r>
+      <w:r>
+        <w:rPr>
+          <w:b w:val="0"/>
+        </w:rPr>
+        <w:t>, convert the result to metres and calculate the remaining length.</w:t>
+      </w:r>
+    </w:p>
+    <w:p>
+      <w:pPr>
+        <w:spacing w:line="336" w:lineRule="auto" w:after="180"/>
+      </w:pPr>
+      <w:r>
+        <w:rPr>
+          <w:b w:val="0"/>
+        </w:rPr>
+        <w:t>Give a second arithmetic route or a check using starting, used and remaining lengths.</w:t>
       </w:r>
     </w:p>
     <w:p>
@@ -878,7 +1410,41 @@
     </w:p>
     <w:p>
       <w:r>
-        <w:t>Three posters say 600 metres were used, but all copied one draft. A fourth poster cites card Z, which is unavailable. Explain why these posters do not settle the quantity. Name the available evidence and check you would use instead.</w:t>
+        <w:t>Do not count copied claims as separate evidence. Apply the supplied Verify Important Outputs facts and keep your reasoning.</w:t>
+      </w:r>
+    </w:p>
+    <w:p>
+      <w:pPr>
+        <w:spacing w:line="336" w:lineRule="auto" w:after="180"/>
+      </w:pPr>
+      <w:r>
+        <w:rPr>
+          <w:b w:val="0"/>
+        </w:rPr>
+        <w:t>Three posters say 600 metres were used, but all copied one draft. A fourth poster cites card Z, which is unavailable. Explain why these posters do not settle the quantity.</w:t>
+      </w:r>
+    </w:p>
+    <w:p>
+      <w:pPr>
+        <w:spacing w:line="336" w:lineRule="auto" w:after="180"/>
+      </w:pPr>
+      <w:r>
+        <w:rPr>
+          <w:b w:val="0"/>
+        </w:rPr>
+        <w:t xml:space="preserve">Name the available </w:t>
+      </w:r>
+      <w:r>
+        <w:rPr>
+          <w:b/>
+        </w:rPr>
+        <w:t>evidence</w:t>
+      </w:r>
+      <w:r>
+        <w:rPr>
+          <w:b w:val="0"/>
+        </w:rPr>
+        <w:t xml:space="preserve"> and check you would use instead.</w:t>
       </w:r>
     </w:p>
     <w:p>
@@ -929,7 +1495,53 @@
     </w:p>
     <w:p>
       <w:r>
-        <w:t>Fictional craft card M states five sealed bags of modelling material at exactly 250 g per bag. Three models each use 300 g, with no other loss. A draft says “M supplies 1250 g; the models use 900 g; 350 kg remains; every model will win a prize.” Check all four claims, show the remaining mass in grams, and explain the status of the prize claim. Use 1 kg = 1000 g.</w:t>
+        <w:t>Attempt before feedback. If this repeats the selected independent case, reuse that first attempt; otherwise keep a separate record. Audit a new model with mass units. Apply the supplied Verify Important Outputs facts and keep your reasoning.</w:t>
+      </w:r>
+    </w:p>
+    <w:p>
+      <w:pPr>
+        <w:spacing w:line="336" w:lineRule="auto" w:after="180"/>
+      </w:pPr>
+      <w:r>
+        <w:rPr>
+          <w:b w:val="0"/>
+        </w:rPr>
+        <w:t>Fictional craft card M states five sealed bags of modelling material at exactly 250 g per bag. Three models each use 300 g, with no other loss.</w:t>
+      </w:r>
+    </w:p>
+    <w:p>
+      <w:pPr>
+        <w:spacing w:line="336" w:lineRule="auto" w:after="180"/>
+      </w:pPr>
+      <w:r>
+        <w:rPr>
+          <w:b w:val="0"/>
+        </w:rPr>
+        <w:t xml:space="preserve">A draft says “M supplies 1250 g; the models use 900 g; 350 kg remains; every model will win a prize.” Check all four </w:t>
+      </w:r>
+      <w:r>
+        <w:rPr>
+          <w:b/>
+        </w:rPr>
+        <w:t>claim</w:t>
+      </w:r>
+      <w:r>
+        <w:rPr>
+          <w:b w:val="0"/>
+        </w:rPr>
+        <w:t xml:space="preserve">s, show the remaining mass in grams, and explain the status of the prize </w:t>
+      </w:r>
+      <w:r>
+        <w:rPr>
+          <w:b/>
+        </w:rPr>
+        <w:t>claim</w:t>
+      </w:r>
+      <w:r>
+        <w:rPr>
+          <w:b w:val="0"/>
+        </w:rPr>
+        <w:t>. Use 1 kg = 1000 g.</w:t>
       </w:r>
     </w:p>
     <w:p>
@@ -990,7 +1602,53 @@
     </w:p>
     <w:p>
       <w:r>
-        <w:t>Another draft claims that the amount left in W4 accounts for all real-world waste, citing a missing instruction card. Explain which result can still be checked from M and which claim remains unresolved. What information would be needed before revising the no-loss model?</w:t>
+        <w:t>State what a missing source prevents you from knowing. Apply the supplied Verify Important Outputs facts and keep your reasoning.</w:t>
+      </w:r>
+    </w:p>
+    <w:p>
+      <w:pPr>
+        <w:spacing w:line="336" w:lineRule="auto" w:after="180"/>
+      </w:pPr>
+      <w:r>
+        <w:rPr>
+          <w:b w:val="0"/>
+        </w:rPr>
+        <w:t xml:space="preserve">Another draft </w:t>
+      </w:r>
+      <w:r>
+        <w:rPr>
+          <w:b/>
+        </w:rPr>
+        <w:t>claim</w:t>
+      </w:r>
+      <w:r>
+        <w:rPr>
+          <w:b w:val="0"/>
+        </w:rPr>
+        <w:t xml:space="preserve">s that the amount left in W4 accounts for all real-world waste, citing a missing instruction card. Explain which result can still be checked from M and which </w:t>
+      </w:r>
+      <w:r>
+        <w:rPr>
+          <w:b/>
+        </w:rPr>
+        <w:t>claim</w:t>
+      </w:r>
+      <w:r>
+        <w:rPr>
+          <w:b w:val="0"/>
+        </w:rPr>
+        <w:t xml:space="preserve"> remains unresolved.</w:t>
+      </w:r>
+    </w:p>
+    <w:p>
+      <w:pPr>
+        <w:spacing w:line="336" w:lineRule="auto" w:after="180"/>
+      </w:pPr>
+      <w:r>
+        <w:rPr>
+          <w:b w:val="0"/>
+        </w:rPr>
+        <w:t>What information would be needed before revising the no-loss model?</w:t>
       </w:r>
     </w:p>
     <w:p>
@@ -1037,6 +1695,11 @@
       </w:pPr>
       <w:r>
         <w:t>17. Feedback, return check and learning record</w:t>
+      </w:r>
+    </w:p>
+    <w:p>
+      <w:r>
+        <w:t>Record the first repaired step and a different case to revisit after a delay.</w:t>
       </w:r>
     </w:p>
     <w:tbl>
@@ -1176,7 +1839,13 @@
       </w:tr>
     </w:tbl>
     <w:p>
-      <w:r>
+      <w:pPr>
+        <w:spacing w:line="336" w:lineRule="auto" w:after="180"/>
+      </w:pPr>
+      <w:r>
+        <w:rPr>
+          <w:b w:val="0"/>
+        </w:rPr>
         <w:t>Revisit this idea with your teacher after a delay. Familiarity is different from explaining and using it on a changed case.</w:t>
       </w:r>
     </w:p>
@@ -1190,16 +1859,39 @@
     </w:p>
     <w:p>
       <w:r>
+        <w:t>A fictional craft sheet calculates ribbon left after making bookmarks. Explain the labelled step before checking the changed condition.</w:t>
+      </w:r>
+    </w:p>
+    <w:p>
+      <w:pPr>
+        <w:spacing w:line="336" w:lineRule="auto" w:after="180"/>
+      </w:pPr>
+      <w:r>
+        <w:rPr>
+          <w:b w:val="0"/>
+        </w:rPr>
         <w:t>A fictional craft sheet calculates ribbon left after making bookmarks.</w:t>
       </w:r>
     </w:p>
     <w:p>
-      <w:r>
+      <w:pPr>
+        <w:spacing w:line="336" w:lineRule="auto" w:after="180"/>
+      </w:pPr>
+      <w:r>
+        <w:rPr>
+          <w:b w:val="0"/>
+        </w:rPr>
         <w:t>Four rolls each contain exactly 150 cm. Eight bookmarks use exactly 50 cm each.</w:t>
       </w:r>
     </w:p>
     <w:p>
-      <w:r>
+      <w:pPr>
+        <w:spacing w:line="336" w:lineRule="auto" w:after="180"/>
+      </w:pPr>
+      <w:r>
+        <w:rPr>
+          <w:b w:val="0"/>
+        </w:rPr>
         <w:t>No other ribbon loss is assumed; no competition result is recorded.</w:t>
       </w:r>
     </w:p>
@@ -1276,8 +1968,26 @@
       </w:r>
     </w:p>
     <w:p>
-      <w:r>
-        <w:t>Correct the draft and identify which part needs another source rather than a calculation.</w:t>
+      <w:pPr>
+        <w:spacing w:line="336" w:lineRule="auto" w:after="180"/>
+      </w:pPr>
+      <w:r>
+        <w:rPr>
+          <w:b w:val="0"/>
+        </w:rPr>
+        <w:t xml:space="preserve">Correct the draft and identify which part needs another </w:t>
+      </w:r>
+      <w:r>
+        <w:rPr>
+          <w:b/>
+        </w:rPr>
+        <w:t>source</w:t>
+      </w:r>
+      <w:r>
+        <w:rPr>
+          <w:b w:val="0"/>
+        </w:rPr>
+        <w:t xml:space="preserve"> rather than a calculation.</w:t>
       </w:r>
     </w:p>
     <w:p>
@@ -1319,13 +2029,82 @@
       </w:r>
     </w:p>
     <w:p>
-      <w:r>
-        <w:t>Support used: alone / hint / worked example. This record is practice evidence.</w:t>
-      </w:r>
-    </w:p>
-    <w:p>
-      <w:r>
-        <w:t>Project connection: Check sorter calculations with explicit units and verify explanation claims against their actual catalogue evidence.</w:t>
+      <w:pPr>
+        <w:pStyle w:val="Heading3"/>
+      </w:pPr>
+      <w:r>
+        <w:t>Record the help used</w:t>
+      </w:r>
+    </w:p>
+    <w:p>
+      <w:pPr>
+        <w:spacing w:line="336" w:lineRule="auto" w:after="180"/>
+        <w:shd w:fill="F1F6F8"/>
+      </w:pPr>
+      <w:r>
+        <w:rPr>
+          <w:b w:val="0"/>
+        </w:rPr>
+        <w:t xml:space="preserve">Support used: alone / hint / worked example. This record is practice </w:t>
+      </w:r>
+      <w:r>
+        <w:rPr>
+          <w:b/>
+        </w:rPr>
+        <w:t>evidence</w:t>
+      </w:r>
+      <w:r>
+        <w:rPr>
+          <w:b w:val="0"/>
+        </w:rPr>
+        <w:t>.</w:t>
+      </w:r>
+    </w:p>
+    <w:p>
+      <w:pPr>
+        <w:spacing w:line="336" w:lineRule="auto" w:after="180"/>
+      </w:pPr>
+      <w:r>
+        <w:rPr>
+          <w:b w:val="0"/>
+        </w:rPr>
+        <w:t xml:space="preserve">Project connection: Check sorter calculations with explicit </w:t>
+      </w:r>
+      <w:r>
+        <w:rPr>
+          <w:b/>
+        </w:rPr>
+        <w:t>unit</w:t>
+      </w:r>
+      <w:r>
+        <w:rPr>
+          <w:b w:val="0"/>
+        </w:rPr>
+        <w:t xml:space="preserve">s and verify explanation </w:t>
+      </w:r>
+      <w:r>
+        <w:rPr>
+          <w:b/>
+        </w:rPr>
+        <w:t>claim</w:t>
+      </w:r>
+      <w:r>
+        <w:rPr>
+          <w:b w:val="0"/>
+        </w:rPr>
+        <w:t xml:space="preserve">s against their actual catalogue </w:t>
+      </w:r>
+      <w:r>
+        <w:rPr>
+          <w:b/>
+        </w:rPr>
+        <w:t>evidence</w:t>
+      </w:r>
+      <w:r>
+        <w:rPr>
+          <w:b w:val="0"/>
+        </w:rPr>
+        <w:t>.</w:t>
       </w:r>
     </w:p>
     <w:p>
@@ -1338,17 +2117,88 @@
     </w:p>
     <w:p>
       <w:r>
+        <w:t>Keep this week’s input, deciding step, result and limit together in the Helpful Classroom Sorter record.</w:t>
+      </w:r>
+    </w:p>
+    <w:p>
+      <w:pPr>
+        <w:spacing w:line="336" w:lineRule="auto" w:after="180"/>
+      </w:pPr>
+      <w:r>
+        <w:rPr>
+          <w:b w:val="0"/>
+        </w:rPr>
         <w:t>Project: Helpful Classroom Sorter</w:t>
       </w:r>
     </w:p>
     <w:p>
-      <w:r>
-        <w:t>Current milestone: Prepare the demonstration. Gather reproducible instructions, evidence, access checks and remaining limitations.</w:t>
-      </w:r>
-    </w:p>
-    <w:p>
-      <w:r>
-        <w:t>Check sorter calculations with explicit units and verify explanation claims against their actual catalogue evidence.</w:t>
+      <w:pPr>
+        <w:spacing w:line="336" w:lineRule="auto" w:after="180"/>
+      </w:pPr>
+      <w:r>
+        <w:rPr>
+          <w:b w:val="0"/>
+        </w:rPr>
+        <w:t xml:space="preserve">Current milestone: Prepare the demonstration. Gather reproducible instructions, </w:t>
+      </w:r>
+      <w:r>
+        <w:rPr>
+          <w:b/>
+        </w:rPr>
+        <w:t>evidence</w:t>
+      </w:r>
+      <w:r>
+        <w:rPr>
+          <w:b w:val="0"/>
+        </w:rPr>
+        <w:t>, access checks and remaining limitations.</w:t>
+      </w:r>
+    </w:p>
+    <w:p>
+      <w:pPr>
+        <w:spacing w:line="336" w:lineRule="auto" w:after="180"/>
+      </w:pPr>
+      <w:r>
+        <w:rPr>
+          <w:b w:val="0"/>
+        </w:rPr>
+        <w:t xml:space="preserve">Check sorter calculations with explicit </w:t>
+      </w:r>
+      <w:r>
+        <w:rPr>
+          <w:b/>
+        </w:rPr>
+        <w:t>unit</w:t>
+      </w:r>
+      <w:r>
+        <w:rPr>
+          <w:b w:val="0"/>
+        </w:rPr>
+        <w:t xml:space="preserve">s and verify explanation </w:t>
+      </w:r>
+      <w:r>
+        <w:rPr>
+          <w:b/>
+        </w:rPr>
+        <w:t>claim</w:t>
+      </w:r>
+      <w:r>
+        <w:rPr>
+          <w:b w:val="0"/>
+        </w:rPr>
+        <w:t xml:space="preserve">s against their actual catalogue </w:t>
+      </w:r>
+      <w:r>
+        <w:rPr>
+          <w:b/>
+        </w:rPr>
+        <w:t>evidence</w:t>
+      </w:r>
+      <w:r>
+        <w:rPr>
+          <w:b w:val="0"/>
+        </w:rPr>
+        <w:t>.</w:t>
       </w:r>
     </w:p>
     <w:tbl>
@@ -1510,11 +2360,40 @@
     </w:p>
     <w:p>
       <w:r>
-        <w:t>Use this supported practice once, in the browser or on paper. Keep the reserved independent assessment for a separate first attempt before teacher feedback.</w:t>
-      </w:r>
-    </w:p>
-    <w:p>
-      <w:r>
+        <w:t>Try the supported questions before comparing with hints and feedback. Record what you repaired and the evidence you retained.</w:t>
+      </w:r>
+    </w:p>
+    <w:p>
+      <w:pPr>
+        <w:spacing w:line="336" w:lineRule="auto" w:after="180"/>
+      </w:pPr>
+      <w:r>
+        <w:rPr>
+          <w:b w:val="0"/>
+        </w:rPr>
+        <w:t xml:space="preserve">Use this supported practice once, in the browser or on paper. Keep the reserved </w:t>
+      </w:r>
+      <w:r>
+        <w:rPr>
+          <w:b/>
+        </w:rPr>
+        <w:t>independent</w:t>
+      </w:r>
+      <w:r>
+        <w:rPr>
+          <w:b w:val="0"/>
+        </w:rPr>
+        <w:t xml:space="preserve"> assessment for a separate first attempt before teacher feedback.</w:t>
+      </w:r>
+    </w:p>
+    <w:p>
+      <w:pPr>
+        <w:spacing w:line="336" w:lineRule="auto" w:after="180"/>
+      </w:pPr>
+      <w:r>
+        <w:rPr>
+          <w:b w:val="0"/>
+        </w:rPr>
         <w:t>A fictional craft sheet calculates ribbon left after making bookmarks.</w:t>
       </w:r>
     </w:p>
@@ -1527,27 +2406,85 @@
       </w:r>
     </w:p>
     <w:p>
-      <w:r>
-        <w:t>Which labelled step matches this detail? “200 m remains and everyone wins” fails unit and evidence checks.</w:t>
-      </w:r>
-    </w:p>
-    <w:p>
-      <w:r>
+      <w:pPr>
+        <w:spacing w:line="336" w:lineRule="auto" w:after="180"/>
+      </w:pPr>
+      <w:r>
+        <w:rPr>
+          <w:b w:val="0"/>
+        </w:rPr>
+        <w:t xml:space="preserve">Which labelled step matches this detail? “200 m remains and everyone wins” fails </w:t>
+      </w:r>
+      <w:r>
+        <w:rPr>
+          <w:b/>
+        </w:rPr>
+        <w:t>unit</w:t>
+      </w:r>
+      <w:r>
+        <w:rPr>
+          <w:b w:val="0"/>
+        </w:rPr>
+        <w:t xml:space="preserve"> and </w:t>
+      </w:r>
+      <w:r>
+        <w:rPr>
+          <w:b/>
+        </w:rPr>
+        <w:t>evidence</w:t>
+      </w:r>
+      <w:r>
+        <w:rPr>
+          <w:b w:val="0"/>
+        </w:rPr>
+        <w:t xml:space="preserve"> checks.</w:t>
+      </w:r>
+    </w:p>
+    <w:p>
+      <w:pPr>
+        <w:spacing w:line="336" w:lineRule="auto" w:after="180"/>
+        <w:shd w:fill="F4F9FC"/>
+      </w:pPr>
+      <w:r>
+        <w:rPr>
+          <w:b w:val="0"/>
+        </w:rPr>
         <w:t>1. Audit draft</w:t>
       </w:r>
     </w:p>
     <w:p>
-      <w:r>
+      <w:pPr>
+        <w:spacing w:line="336" w:lineRule="auto" w:after="180"/>
+        <w:shd w:fill="F4F9FC"/>
+      </w:pPr>
+      <w:r>
+        <w:rPr>
+          <w:b w:val="0"/>
+        </w:rPr>
         <w:t>2. Remainder</w:t>
       </w:r>
     </w:p>
     <w:p>
-      <w:r>
+      <w:pPr>
+        <w:spacing w:line="336" w:lineRule="auto" w:after="180"/>
+        <w:shd w:fill="F4F9FC"/>
+      </w:pPr>
+      <w:r>
+        <w:rPr>
+          <w:b w:val="0"/>
+        </w:rPr>
         <w:t>3. Ribbon used</w:t>
       </w:r>
     </w:p>
     <w:p>
-      <w:r>
+      <w:pPr>
+        <w:spacing w:line="336" w:lineRule="auto" w:after="180"/>
+        <w:shd w:fill="F4F9FC"/>
+      </w:pPr>
+      <w:r>
+        <w:rPr>
+          <w:b w:val="0"/>
+        </w:rPr>
         <w:t>4. Available ribbon</w:t>
       </w:r>
     </w:p>
@@ -1585,40 +2522,214 @@
       </w:r>
     </w:p>
     <w:p>
-      <w:r>
+      <w:pPr>
+        <w:pStyle w:val="Heading3"/>
+      </w:pPr>
+      <w:r>
+        <w:t>Hint · try first</w:t>
+      </w:r>
+    </w:p>
+    <w:p>
+      <w:pPr>
+        <w:spacing w:line="336" w:lineRule="auto" w:after="180"/>
+        <w:shd w:fill="F1F6F8"/>
+      </w:pPr>
+      <w:r>
+        <w:rPr>
+          <w:b w:val="0"/>
+        </w:rPr>
         <w:t>Hint if needed: Read the steps in the pictorial case. Match the supplied detail to the stage that performs or records it.</w:t>
       </w:r>
     </w:p>
     <w:p>
-      <w:r>
-        <w:t>After your attempt, compare with the supported explanation: Audit draft “200 m remains and everyone wins” fails unit and evidence checks. All arithmetic first uses centimetres. Converting only after subtraction avoids mixing units. The record supports available, used and remaining lengths under its no-loss assumption. It does not support a promise about winning. A numerically correct total elsewhere in a draft cannot rescue a wrong unit or an invented claim.</w:t>
-      </w:r>
-    </w:p>
-    <w:p>
       <w:pPr>
         <w:pStyle w:val="Heading3"/>
       </w:pPr>
       <w:r>
+        <w:t>Feedback · compare after trying</w:t>
+      </w:r>
+    </w:p>
+    <w:p>
+      <w:pPr>
+        <w:spacing w:line="336" w:lineRule="auto" w:after="180"/>
+        <w:shd w:fill="F1F6FC"/>
+      </w:pPr>
+      <w:r>
+        <w:rPr>
+          <w:b w:val="0"/>
+        </w:rPr>
+        <w:t xml:space="preserve">After your attempt, compare with the supported explanation: Audit draft “200 m remains and everyone wins” fails </w:t>
+      </w:r>
+      <w:r>
+        <w:rPr>
+          <w:b/>
+        </w:rPr>
+        <w:t>unit</w:t>
+      </w:r>
+      <w:r>
+        <w:rPr>
+          <w:b w:val="0"/>
+        </w:rPr>
+        <w:t xml:space="preserve"> and </w:t>
+      </w:r>
+      <w:r>
+        <w:rPr>
+          <w:b/>
+        </w:rPr>
+        <w:t>evidence</w:t>
+      </w:r>
+      <w:r>
+        <w:rPr>
+          <w:b w:val="0"/>
+        </w:rPr>
+        <w:t xml:space="preserve"> checks. All arithmetic first uses centimetres.</w:t>
+      </w:r>
+    </w:p>
+    <w:p>
+      <w:pPr>
+        <w:spacing w:line="336" w:lineRule="auto" w:after="180"/>
+        <w:shd w:fill="F1F6FC"/>
+      </w:pPr>
+      <w:r>
+        <w:rPr>
+          <w:b w:val="0"/>
+        </w:rPr>
+        <w:t xml:space="preserve">Converting only after subtraction avoids mixing </w:t>
+      </w:r>
+      <w:r>
+        <w:rPr>
+          <w:b/>
+        </w:rPr>
+        <w:t>unit</w:t>
+      </w:r>
+      <w:r>
+        <w:rPr>
+          <w:b w:val="0"/>
+        </w:rPr>
+        <w:t>s. The record supports available, used and remaining lengths under its no-loss assumption. It does not support a promise about winning.</w:t>
+      </w:r>
+    </w:p>
+    <w:p>
+      <w:pPr>
+        <w:spacing w:line="336" w:lineRule="auto" w:after="180"/>
+        <w:shd w:fill="F1F6FC"/>
+      </w:pPr>
+      <w:r>
+        <w:rPr>
+          <w:b w:val="0"/>
+        </w:rPr>
+        <w:t xml:space="preserve">A numerically correct total elsewhere in a draft cannot rescue a wrong </w:t>
+      </w:r>
+      <w:r>
+        <w:rPr>
+          <w:b/>
+        </w:rPr>
+        <w:t>unit</w:t>
+      </w:r>
+      <w:r>
+        <w:rPr>
+          <w:b w:val="0"/>
+        </w:rPr>
+        <w:t xml:space="preserve"> or an invented </w:t>
+      </w:r>
+      <w:r>
+        <w:rPr>
+          <w:b/>
+        </w:rPr>
+        <w:t>claim</w:t>
+      </w:r>
+      <w:r>
+        <w:rPr>
+          <w:b w:val="0"/>
+        </w:rPr>
+        <w:t>.</w:t>
+      </w:r>
+    </w:p>
+    <w:p>
+      <w:pPr>
+        <w:pStyle w:val="Heading3"/>
+      </w:pPr>
+      <w:r>
         <w:t>Practice 2: explain the deciding evidence</w:t>
       </w:r>
     </w:p>
     <w:p>
-      <w:r>
+      <w:pPr>
+        <w:pStyle w:val="Heading3"/>
+      </w:pPr>
+      <w:r>
+        <w:t>Changed case · predict first</w:t>
+      </w:r>
+    </w:p>
+    <w:p>
+      <w:pPr>
+        <w:spacing w:line="336" w:lineRule="auto" w:after="180"/>
+        <w:shd w:fill="F5F1FB"/>
+      </w:pPr>
+      <w:r>
+        <w:rPr>
+          <w:b w:val="0"/>
+        </w:rPr>
         <w:t>Changed-case practice: Make ten bookmarks instead of eight. Which conclusion is supported by the supplied facts?</w:t>
       </w:r>
     </w:p>
     <w:p>
-      <w:r>
-        <w:t>1. We can decide the result without examining the changed input or the procedure.</w:t>
-      </w:r>
-    </w:p>
-    <w:p>
-      <w:r>
-        <w:t>2. This one example guarantees correct results for every future input.</w:t>
-      </w:r>
-    </w:p>
-    <w:p>
-      <w:r>
+      <w:pPr>
+        <w:spacing w:line="336" w:lineRule="auto" w:after="180"/>
+        <w:shd w:fill="F4F9FC"/>
+      </w:pPr>
+      <w:r>
+        <w:rPr>
+          <w:b w:val="0"/>
+        </w:rPr>
+        <w:t xml:space="preserve">1. We can decide the result without examining the changed </w:t>
+      </w:r>
+      <w:r>
+        <w:rPr>
+          <w:b/>
+        </w:rPr>
+        <w:t>input</w:t>
+      </w:r>
+      <w:r>
+        <w:rPr>
+          <w:b w:val="0"/>
+        </w:rPr>
+        <w:t xml:space="preserve"> or the procedure.</w:t>
+      </w:r>
+    </w:p>
+    <w:p>
+      <w:pPr>
+        <w:spacing w:line="336" w:lineRule="auto" w:after="180"/>
+        <w:shd w:fill="F4F9FC"/>
+      </w:pPr>
+      <w:r>
+        <w:rPr>
+          <w:b w:val="0"/>
+        </w:rPr>
+        <w:t xml:space="preserve">2. This one example guarantees correct results for every future </w:t>
+      </w:r>
+      <w:r>
+        <w:rPr>
+          <w:b/>
+        </w:rPr>
+        <w:t>input</w:t>
+      </w:r>
+      <w:r>
+        <w:rPr>
+          <w:b w:val="0"/>
+        </w:rPr>
+        <w:t>.</w:t>
+      </w:r>
+    </w:p>
+    <w:p>
+      <w:pPr>
+        <w:spacing w:line="336" w:lineRule="auto" w:after="180"/>
+        <w:shd w:fill="F4F9FC"/>
+      </w:pPr>
+      <w:r>
+        <w:rPr>
+          <w:b w:val="0"/>
+        </w:rPr>
         <w:t>3. 100 cm, or 1 m, remains.</w:t>
       </w:r>
     </w:p>
@@ -1656,12 +2767,42 @@
       </w:r>
     </w:p>
     <w:p>
-      <w:r>
+      <w:pPr>
+        <w:pStyle w:val="Heading3"/>
+      </w:pPr>
+      <w:r>
+        <w:t>Hint · try first</w:t>
+      </w:r>
+    </w:p>
+    <w:p>
+      <w:pPr>
+        <w:spacing w:line="336" w:lineRule="auto" w:after="180"/>
+        <w:shd w:fill="F1F6F8"/>
+      </w:pPr>
+      <w:r>
+        <w:rPr>
+          <w:b w:val="0"/>
+        </w:rPr>
         <w:t>Hint if needed: Use the changed condition and the deciding step in the pictorial trace. The answer must say what follows from those facts.</w:t>
       </w:r>
     </w:p>
     <w:p>
-      <w:r>
+      <w:pPr>
+        <w:pStyle w:val="Heading3"/>
+      </w:pPr>
+      <w:r>
+        <w:t>Feedback · compare after trying</w:t>
+      </w:r>
+    </w:p>
+    <w:p>
+      <w:pPr>
+        <w:spacing w:line="336" w:lineRule="auto" w:after="180"/>
+        <w:shd w:fill="F1F6FC"/>
+      </w:pPr>
+      <w:r>
+        <w:rPr>
+          <w:b w:val="0"/>
+        </w:rPr>
         <w:t>After your attempt, compare with the supported explanation: 100 cm, or 1 m, remains. 600−10×50=100 cm.</w:t>
       </w:r>
     </w:p>
@@ -1674,18 +2815,117 @@
       </w:r>
     </w:p>
     <w:p>
-      <w:r>
-        <w:t>Review Prompts Are Design Instructions (ai-1/26). Goal: Write a prompt with a clear task, supplied evidence and checkable output requirements. Short practice: What must happen if B instead conflicts with another equally authoritative duration record?. Return to this week and explain what you changed.</w:t>
-      </w:r>
-    </w:p>
-    <w:p>
-      <w:r>
-        <w:t>Review Privacy by Choosing Less (ai-1/24). Goal: Justify which information a stated task needs and remove unnecessary fields. Short practice: For the original task, does adding an anonymous-looking pupil code improve the repair count?. Return to this week and explain what you changed.</w:t>
-      </w:r>
-    </w:p>
-    <w:p>
-      <w:r>
-        <w:t>Review Good Data, Bad Data (ai-1/21). Goal: Check records against a stated format, unit and meaning before using them. Short practice: Which repairs are evidence-backed in the original case, and which row must remain unknown?. Return to this week and explain what you changed.</w:t>
+      <w:pPr>
+        <w:spacing w:line="336" w:lineRule="auto" w:after="180"/>
+      </w:pPr>
+      <w:r>
+        <w:rPr>
+          <w:b w:val="0"/>
+        </w:rPr>
+        <w:t xml:space="preserve">Review Prompts Are Design Instructions (ai-1/26). Goal: Write a prompt with a clear task, supplied </w:t>
+      </w:r>
+      <w:r>
+        <w:rPr>
+          <w:b/>
+        </w:rPr>
+        <w:t>evidence</w:t>
+      </w:r>
+      <w:r>
+        <w:rPr>
+          <w:b w:val="0"/>
+        </w:rPr>
+        <w:t xml:space="preserve"> and checkable </w:t>
+      </w:r>
+      <w:r>
+        <w:rPr>
+          <w:b/>
+        </w:rPr>
+        <w:t>output</w:t>
+      </w:r>
+      <w:r>
+        <w:rPr>
+          <w:b w:val="0"/>
+        </w:rPr>
+        <w:t xml:space="preserve"> requirements.</w:t>
+      </w:r>
+    </w:p>
+    <w:p>
+      <w:pPr>
+        <w:spacing w:line="336" w:lineRule="auto" w:after="180"/>
+      </w:pPr>
+      <w:r>
+        <w:rPr>
+          <w:b w:val="0"/>
+        </w:rPr>
+        <w:t>Short practice: What must happen if B instead conflicts with another equally authoritative duration record?. Return to this week and explain what you changed.</w:t>
+      </w:r>
+    </w:p>
+    <w:p>
+      <w:pPr>
+        <w:spacing w:line="336" w:lineRule="auto" w:after="180"/>
+      </w:pPr>
+      <w:r>
+        <w:rPr>
+          <w:b w:val="0"/>
+        </w:rPr>
+        <w:t>Review Privacy by Choosing Less (ai-1/24). Goal: Justify which information a stated task needs and remove unnecessary fields.</w:t>
+      </w:r>
+    </w:p>
+    <w:p>
+      <w:pPr>
+        <w:spacing w:line="336" w:lineRule="auto" w:after="180"/>
+      </w:pPr>
+      <w:r>
+        <w:rPr>
+          <w:b w:val="0"/>
+        </w:rPr>
+        <w:t>Short practice: For the original task, does adding an anonymous-looking pupil code improve the repair count?. Return to this week and explain what you changed.</w:t>
+      </w:r>
+    </w:p>
+    <w:p>
+      <w:pPr>
+        <w:spacing w:line="336" w:lineRule="auto" w:after="180"/>
+      </w:pPr>
+      <w:r>
+        <w:rPr>
+          <w:b w:val="0"/>
+        </w:rPr>
+        <w:t xml:space="preserve">Review Good Data, Bad Data (ai-1/21). Goal: Check records against a stated format, </w:t>
+      </w:r>
+      <w:r>
+        <w:rPr>
+          <w:b/>
+        </w:rPr>
+        <w:t>unit</w:t>
+      </w:r>
+      <w:r>
+        <w:rPr>
+          <w:b w:val="0"/>
+        </w:rPr>
+        <w:t xml:space="preserve"> and meaning before using them. Short practice: Which repairs are </w:t>
+      </w:r>
+      <w:r>
+        <w:rPr>
+          <w:b/>
+        </w:rPr>
+        <w:t>evidence</w:t>
+      </w:r>
+      <w:r>
+        <w:rPr>
+          <w:b w:val="0"/>
+        </w:rPr>
+        <w:t>-backed in the original case, and which row must remain unknown?.</w:t>
+      </w:r>
+    </w:p>
+    <w:p>
+      <w:pPr>
+        <w:spacing w:line="336" w:lineRule="auto" w:after="180"/>
+      </w:pPr>
+      <w:r>
+        <w:rPr>
+          <w:b w:val="0"/>
+        </w:rPr>
+        <w:t>Return to this week and explain what you changed.</w:t>
       </w:r>
     </w:p>
     <w:p>
@@ -1697,8 +2937,37 @@
       </w:r>
     </w:p>
     <w:p>
-      <w:r>
-        <w:t>Use Download completed work in the hosted lesson to export your answers, reflections, practice feedback and code-run evidence. Open the HTML copy to read or print it. Drafts stay in this browser when storage is available; clear drafts on a shared device.</w:t>
+      <w:pPr>
+        <w:spacing w:line="336" w:lineRule="auto" w:after="180"/>
+      </w:pPr>
+      <w:r>
+        <w:rPr>
+          <w:b w:val="0"/>
+        </w:rPr>
+        <w:t xml:space="preserve">Use Download completed work in the hosted lesson to export your answers, reflections, practice feedback and code-run </w:t>
+      </w:r>
+      <w:r>
+        <w:rPr>
+          <w:b/>
+        </w:rPr>
+        <w:t>evidence</w:t>
+      </w:r>
+      <w:r>
+        <w:rPr>
+          <w:b w:val="0"/>
+        </w:rPr>
+        <w:t>. Open the HTML copy to read or print it.</w:t>
+      </w:r>
+    </w:p>
+    <w:p>
+      <w:pPr>
+        <w:spacing w:line="336" w:lineRule="auto" w:after="180"/>
+      </w:pPr>
+      <w:r>
+        <w:rPr>
+          <w:b w:val="0"/>
+        </w:rPr>
+        <w:t>Drafts stay in this browser when storage is available; clear drafts on a shared device.</w:t>
       </w:r>
     </w:p>
     <w:p>
@@ -1712,6 +2981,826 @@
     <w:p>
       <w:r>
         <w:t>________________________________________________________________</w:t>
+      </w:r>
+    </w:p>
+    <w:p>
+      <w:r>
+        <w:t>________________________________________________________________</w:t>
+      </w:r>
+    </w:p>
+    <w:p>
+      <w:r>
+        <w:t>________________________________________________________________</w:t>
+      </w:r>
+    </w:p>
+    <w:p>
+      <w:r>
+        <w:t>________________________________________________________________</w:t>
+      </w:r>
+    </w:p>
+    <w:p>
+      <w:r>
+        <w:t>________________________________________________________________</w:t>
+      </w:r>
+    </w:p>
+    <w:p>
+      <w:pPr>
+        <w:pStyle w:val="Heading1"/>
+      </w:pPr>
+      <w:r>
+        <w:t>21. Visual concept journey</w:t>
+      </w:r>
+    </w:p>
+    <w:p>
+      <w:r>
+        <w:t>Explain each Verify Important Outputs picture from its labels, then record a relevant limit.</w:t>
+      </w:r>
+    </w:p>
+    <w:p>
+      <w:pPr>
+        <w:pStyle w:val="Heading3"/>
+      </w:pPr>
+      <w:r>
+        <w:t>01. Verify Important Outputs: the case</w:t>
+      </w:r>
+    </w:p>
+    <w:p>
+      <w:r>
+        <w:drawing>
+          <wp:inline xmlns:a="http://schemas.openxmlformats.org/drawingml/2006/main" xmlns:pic="http://schemas.openxmlformats.org/drawingml/2006/picture">
+            <wp:extent cx="5486400" cy="2843784"/>
+            <wp:docPr id="3" name="Picture 3" descr="A fictional craft sheet calculates ribbon left after making bookmarks. Supplied facts: Four rolls each contain exactly 150 cm. Eight bookmarks use exactly 50 cm each. No other ribbon loss is assumed; no competition result is recorded."/>
+            <wp:cNvGraphicFramePr>
+              <a:graphicFrameLocks noChangeAspect="1"/>
+            </wp:cNvGraphicFramePr>
+            <a:graphic>
+              <a:graphicData uri="http://schemas.openxmlformats.org/drawingml/2006/picture">
+                <pic:pic>
+                  <pic:nvPicPr>
+                    <pic:cNvPr id="0" name="academy-story-ai-1-27-01.png"/>
+                    <pic:cNvPicPr/>
+                  </pic:nvPicPr>
+                  <pic:blipFill>
+                    <a:blip r:embed="rId11"/>
+                    <a:stretch>
+                      <a:fillRect/>
+                    </a:stretch>
+                  </pic:blipFill>
+                  <pic:spPr>
+                    <a:xfrm>
+                      <a:off x="0" y="0"/>
+                      <a:ext cx="5486400" cy="2843784"/>
+                    </a:xfrm>
+                    <a:prstGeom prst="rect"/>
+                  </pic:spPr>
+                </pic:pic>
+              </a:graphicData>
+            </a:graphic>
+          </wp:inline>
+        </w:drawing>
+      </w:r>
+    </w:p>
+    <w:p>
+      <w:pPr>
+        <w:spacing w:line="336" w:lineRule="auto" w:after="180"/>
+      </w:pPr>
+      <w:r>
+        <w:rPr>
+          <w:b w:val="0"/>
+        </w:rPr>
+        <w:t>A fictional craft sheet calculates ribbon left after making bookmarks. Supplied facts: Four rolls each contain exactly 150 cm. Eight bookmarks use exactly 50 cm each.</w:t>
+      </w:r>
+    </w:p>
+    <w:p>
+      <w:pPr>
+        <w:spacing w:line="336" w:lineRule="auto" w:after="180"/>
+      </w:pPr>
+      <w:r>
+        <w:rPr>
+          <w:b w:val="0"/>
+        </w:rPr>
+        <w:t>No other ribbon loss is assumed; no competition result is recorded.</w:t>
+      </w:r>
+    </w:p>
+    <w:p>
+      <w:pPr>
+        <w:spacing w:line="336" w:lineRule="auto" w:after="180"/>
+        <w:shd w:fill="F5F1FB"/>
+      </w:pPr>
+      <w:r>
+        <w:rPr>
+          <w:b w:val="0"/>
+        </w:rPr>
+        <w:t>Point to the given fact that matters most. Explain why it matters.</w:t>
+      </w:r>
+    </w:p>
+    <w:p>
+      <w:pPr>
+        <w:pStyle w:val="Heading3"/>
+      </w:pPr>
+      <w:r>
+        <w:t>My picture explanation, deciding evidence and one limit</w:t>
+      </w:r>
+    </w:p>
+    <w:p>
+      <w:r>
+        <w:t>________________________________________________________________</w:t>
+      </w:r>
+    </w:p>
+    <w:p>
+      <w:r>
+        <w:t>________________________________________________________________</w:t>
+      </w:r>
+    </w:p>
+    <w:p>
+      <w:r>
+        <w:t>________________________________________________________________</w:t>
+      </w:r>
+    </w:p>
+    <w:p>
+      <w:r>
+        <w:t>________________________________________________________________</w:t>
+      </w:r>
+    </w:p>
+    <w:p>
+      <w:pPr>
+        <w:pStyle w:val="Heading3"/>
+      </w:pPr>
+      <w:r>
+        <w:t>02. Follow the deciding steps</w:t>
+      </w:r>
+    </w:p>
+    <w:p>
+      <w:r>
+        <w:drawing>
+          <wp:inline xmlns:a="http://schemas.openxmlformats.org/drawingml/2006/main" xmlns:pic="http://schemas.openxmlformats.org/drawingml/2006/picture">
+            <wp:extent cx="5486400" cy="4005072"/>
+            <wp:docPr id="4" name="Picture 4" descr="Available ribbon: 4×150=600 cm. → Ribbon used: 8×50=400 cm. → Remainder: 600−400=200 cm=2 m. → Audit draft: “200 m remains and everyone wins” fails unit and evidence checks."/>
+            <wp:cNvGraphicFramePr>
+              <a:graphicFrameLocks noChangeAspect="1"/>
+            </wp:cNvGraphicFramePr>
+            <a:graphic>
+              <a:graphicData uri="http://schemas.openxmlformats.org/drawingml/2006/picture">
+                <pic:pic>
+                  <pic:nvPicPr>
+                    <pic:cNvPr id="0" name="academy-story-ai-1-27-02.png"/>
+                    <pic:cNvPicPr/>
+                  </pic:nvPicPr>
+                  <pic:blipFill>
+                    <a:blip r:embed="rId12"/>
+                    <a:stretch>
+                      <a:fillRect/>
+                    </a:stretch>
+                  </pic:blipFill>
+                  <pic:spPr>
+                    <a:xfrm>
+                      <a:off x="0" y="0"/>
+                      <a:ext cx="5486400" cy="4005072"/>
+                    </a:xfrm>
+                    <a:prstGeom prst="rect"/>
+                  </pic:spPr>
+                </pic:pic>
+              </a:graphicData>
+            </a:graphic>
+          </wp:inline>
+        </w:drawing>
+      </w:r>
+    </w:p>
+    <w:p>
+      <w:pPr>
+        <w:spacing w:line="336" w:lineRule="auto" w:after="180"/>
+      </w:pPr>
+      <w:r>
+        <w:rPr>
+          <w:b w:val="0"/>
+        </w:rPr>
+        <w:t xml:space="preserve">Available ribbon: 4×150=600 cm. → Ribbon used: 8×50=400 cm. → Remainder: 600−400=200 cm=2 m. → Audit draft: “200 m remains and everyone wins” fails </w:t>
+      </w:r>
+      <w:r>
+        <w:rPr>
+          <w:b/>
+        </w:rPr>
+        <w:t>unit</w:t>
+      </w:r>
+      <w:r>
+        <w:rPr>
+          <w:b w:val="0"/>
+        </w:rPr>
+        <w:t xml:space="preserve"> and </w:t>
+      </w:r>
+      <w:r>
+        <w:rPr>
+          <w:b/>
+        </w:rPr>
+        <w:t>evidence</w:t>
+      </w:r>
+      <w:r>
+        <w:rPr>
+          <w:b w:val="0"/>
+        </w:rPr>
+        <w:t xml:space="preserve"> checks.</w:t>
+      </w:r>
+    </w:p>
+    <w:p>
+      <w:pPr>
+        <w:spacing w:line="336" w:lineRule="auto" w:after="180"/>
+        <w:shd w:fill="F5F1FB"/>
+      </w:pPr>
+      <w:r>
+        <w:rPr>
+          <w:b w:val="0"/>
+        </w:rPr>
+        <w:t xml:space="preserve">Point to each numbered stage and explain which recorded </w:t>
+      </w:r>
+      <w:r>
+        <w:rPr>
+          <w:b/>
+        </w:rPr>
+        <w:t>input</w:t>
+      </w:r>
+      <w:r>
+        <w:rPr>
+          <w:b w:val="0"/>
+        </w:rPr>
+        <w:t xml:space="preserve"> it uses.</w:t>
+      </w:r>
+    </w:p>
+    <w:p>
+      <w:pPr>
+        <w:pStyle w:val="Heading3"/>
+      </w:pPr>
+      <w:r>
+        <w:t>My picture explanation, deciding evidence and one limit</w:t>
+      </w:r>
+    </w:p>
+    <w:p>
+      <w:r>
+        <w:t>________________________________________________________________</w:t>
+      </w:r>
+    </w:p>
+    <w:p>
+      <w:r>
+        <w:t>________________________________________________________________</w:t>
+      </w:r>
+    </w:p>
+    <w:p>
+      <w:r>
+        <w:t>________________________________________________________________</w:t>
+      </w:r>
+    </w:p>
+    <w:p>
+      <w:r>
+        <w:t>________________________________________________________________</w:t>
+      </w:r>
+    </w:p>
+    <w:p>
+      <w:pPr>
+        <w:pStyle w:val="Heading3"/>
+      </w:pPr>
+      <w:r>
+        <w:t>03. Ribbon quantities in one consistent unit</w:t>
+      </w:r>
+    </w:p>
+    <w:p>
+      <w:r>
+        <w:drawing>
+          <wp:inline xmlns:a="http://schemas.openxmlformats.org/drawingml/2006/main" xmlns:pic="http://schemas.openxmlformats.org/drawingml/2006/picture">
+            <wp:extent cx="5486400" cy="3145536"/>
+            <wp:docPr id="5" name="Picture 5" descr="Ribbon quantities in one consistent unit. Units: centimetres. Available: 600. Used: 400. Remaining: 200."/>
+            <wp:cNvGraphicFramePr>
+              <a:graphicFrameLocks noChangeAspect="1"/>
+            </wp:cNvGraphicFramePr>
+            <a:graphic>
+              <a:graphicData uri="http://schemas.openxmlformats.org/drawingml/2006/picture">
+                <pic:pic>
+                  <pic:nvPicPr>
+                    <pic:cNvPr id="0" name="academy-story-ai-1-27-03.png"/>
+                    <pic:cNvPicPr/>
+                  </pic:nvPicPr>
+                  <pic:blipFill>
+                    <a:blip r:embed="rId13"/>
+                    <a:stretch>
+                      <a:fillRect/>
+                    </a:stretch>
+                  </pic:blipFill>
+                  <pic:spPr>
+                    <a:xfrm>
+                      <a:off x="0" y="0"/>
+                      <a:ext cx="5486400" cy="3145536"/>
+                    </a:xfrm>
+                    <a:prstGeom prst="rect"/>
+                  </pic:spPr>
+                </pic:pic>
+              </a:graphicData>
+            </a:graphic>
+          </wp:inline>
+        </w:drawing>
+      </w:r>
+    </w:p>
+    <w:p>
+      <w:pPr>
+        <w:spacing w:line="336" w:lineRule="auto" w:after="180"/>
+      </w:pPr>
+      <w:r>
+        <w:rPr>
+          <w:b w:val="0"/>
+        </w:rPr>
+        <w:t xml:space="preserve">Ribbon quantities in one consistent </w:t>
+      </w:r>
+      <w:r>
+        <w:rPr>
+          <w:b/>
+        </w:rPr>
+        <w:t>unit</w:t>
+      </w:r>
+      <w:r>
+        <w:rPr>
+          <w:b w:val="0"/>
+        </w:rPr>
+        <w:t xml:space="preserve">. </w:t>
+      </w:r>
+      <w:r>
+        <w:rPr>
+          <w:b/>
+        </w:rPr>
+        <w:t>Unit</w:t>
+      </w:r>
+      <w:r>
+        <w:rPr>
+          <w:b w:val="0"/>
+        </w:rPr>
+        <w:t>s: centimetres. Available: 600. Used: 400. Remaining: 200.</w:t>
+      </w:r>
+    </w:p>
+    <w:p>
+      <w:pPr>
+        <w:spacing w:line="336" w:lineRule="auto" w:after="180"/>
+        <w:shd w:fill="F5F1FB"/>
+      </w:pPr>
+      <w:r>
+        <w:rPr>
+          <w:b w:val="0"/>
+        </w:rPr>
+        <w:t>Read the labels and values. Explain the relationship the model shows.</w:t>
+      </w:r>
+    </w:p>
+    <w:p>
+      <w:pPr>
+        <w:pStyle w:val="Heading3"/>
+      </w:pPr>
+      <w:r>
+        <w:t>My picture explanation, deciding evidence and one limit</w:t>
+      </w:r>
+    </w:p>
+    <w:p>
+      <w:r>
+        <w:t>________________________________________________________________</w:t>
+      </w:r>
+    </w:p>
+    <w:p>
+      <w:r>
+        <w:t>________________________________________________________________</w:t>
+      </w:r>
+    </w:p>
+    <w:p>
+      <w:r>
+        <w:t>________________________________________________________________</w:t>
+      </w:r>
+    </w:p>
+    <w:p>
+      <w:r>
+        <w:t>________________________________________________________________</w:t>
+      </w:r>
+    </w:p>
+    <w:p>
+      <w:pPr>
+        <w:pStyle w:val="Heading3"/>
+      </w:pPr>
+      <w:r>
+        <w:t>04. Change one thing. Trace what follows.</w:t>
+      </w:r>
+    </w:p>
+    <w:p>
+      <w:r>
+        <w:drawing>
+          <wp:inline xmlns:a="http://schemas.openxmlformats.org/drawingml/2006/main" xmlns:pic="http://schemas.openxmlformats.org/drawingml/2006/picture">
+            <wp:extent cx="5486400" cy="3026664"/>
+            <wp:docPr id="6" name="Picture 6" descr="Original case: “200 m remains and everyone wins” fails unit and evidence checks. Changed condition: Make ten bookmarks instead of eight. Expected result: 100 cm, or 1 m, remains. Reason: 600−10×50=100 cm."/>
+            <wp:cNvGraphicFramePr>
+              <a:graphicFrameLocks noChangeAspect="1"/>
+            </wp:cNvGraphicFramePr>
+            <a:graphic>
+              <a:graphicData uri="http://schemas.openxmlformats.org/drawingml/2006/picture">
+                <pic:pic>
+                  <pic:nvPicPr>
+                    <pic:cNvPr id="0" name="academy-story-ai-1-27-04.png"/>
+                    <pic:cNvPicPr/>
+                  </pic:nvPicPr>
+                  <pic:blipFill>
+                    <a:blip r:embed="rId14"/>
+                    <a:stretch>
+                      <a:fillRect/>
+                    </a:stretch>
+                  </pic:blipFill>
+                  <pic:spPr>
+                    <a:xfrm>
+                      <a:off x="0" y="0"/>
+                      <a:ext cx="5486400" cy="3026664"/>
+                    </a:xfrm>
+                    <a:prstGeom prst="rect"/>
+                  </pic:spPr>
+                </pic:pic>
+              </a:graphicData>
+            </a:graphic>
+          </wp:inline>
+        </w:drawing>
+      </w:r>
+    </w:p>
+    <w:p>
+      <w:pPr>
+        <w:spacing w:line="336" w:lineRule="auto" w:after="180"/>
+      </w:pPr>
+      <w:r>
+        <w:rPr>
+          <w:b w:val="0"/>
+        </w:rPr>
+        <w:t xml:space="preserve">Original case: “200 m remains and everyone wins” fails </w:t>
+      </w:r>
+      <w:r>
+        <w:rPr>
+          <w:b/>
+        </w:rPr>
+        <w:t>unit</w:t>
+      </w:r>
+      <w:r>
+        <w:rPr>
+          <w:b w:val="0"/>
+        </w:rPr>
+        <w:t xml:space="preserve"> and </w:t>
+      </w:r>
+      <w:r>
+        <w:rPr>
+          <w:b/>
+        </w:rPr>
+        <w:t>evidence</w:t>
+      </w:r>
+      <w:r>
+        <w:rPr>
+          <w:b w:val="0"/>
+        </w:rPr>
+        <w:t xml:space="preserve"> checks. Changed condition: Make ten bookmarks instead of eight. Expected result: 100 cm, or 1 m, remains. Reason: 600−10×50=100 cm.</w:t>
+      </w:r>
+    </w:p>
+    <w:p>
+      <w:pPr>
+        <w:spacing w:line="336" w:lineRule="auto" w:after="180"/>
+        <w:shd w:fill="F5F1FB"/>
+      </w:pPr>
+      <w:r>
+        <w:rPr>
+          <w:b w:val="0"/>
+        </w:rPr>
+        <w:t>Predict before checking the worked changed-case result. Name what changed and what the supplied facts allow you to conclude.</w:t>
+      </w:r>
+    </w:p>
+    <w:p>
+      <w:pPr>
+        <w:pStyle w:val="Heading3"/>
+      </w:pPr>
+      <w:r>
+        <w:t>My picture explanation, deciding evidence and one limit</w:t>
+      </w:r>
+    </w:p>
+    <w:p>
+      <w:r>
+        <w:t>________________________________________________________________</w:t>
+      </w:r>
+    </w:p>
+    <w:p>
+      <w:r>
+        <w:t>________________________________________________________________</w:t>
+      </w:r>
+    </w:p>
+    <w:p>
+      <w:r>
+        <w:t>________________________________________________________________</w:t>
+      </w:r>
+    </w:p>
+    <w:p>
+      <w:r>
+        <w:t>________________________________________________________________</w:t>
+      </w:r>
+    </w:p>
+    <w:p>
+      <w:pPr>
+        <w:pStyle w:val="Heading3"/>
+      </w:pPr>
+      <w:r>
+        <w:t>05. Connect the explanation to its limit</w:t>
+      </w:r>
+    </w:p>
+    <w:p>
+      <w:r>
+        <w:drawing>
+          <wp:inline xmlns:a="http://schemas.openxmlformats.org/drawingml/2006/main" xmlns:pic="http://schemas.openxmlformats.org/drawingml/2006/picture">
+            <wp:extent cx="5486400" cy="2834640"/>
+            <wp:docPr id="7" name="Picture 7" descr="All arithmetic first uses centimetres. Converting only after subtraction avoids mixing units. The record supports available, used and remaining lengths under its no-loss assumption. It does not support a promise about winning. A numerically correct total elsewhere in a draft cannot rescue a wrong unit or an invented claim. Limit: Real cutting losses or inaccurate roll lengths would change this toy calculation; the assumption must be declared."/>
+            <wp:cNvGraphicFramePr>
+              <a:graphicFrameLocks noChangeAspect="1"/>
+            </wp:cNvGraphicFramePr>
+            <a:graphic>
+              <a:graphicData uri="http://schemas.openxmlformats.org/drawingml/2006/picture">
+                <pic:pic>
+                  <pic:nvPicPr>
+                    <pic:cNvPr id="0" name="academy-story-ai-1-27-05.png"/>
+                    <pic:cNvPicPr/>
+                  </pic:nvPicPr>
+                  <pic:blipFill>
+                    <a:blip r:embed="rId15"/>
+                    <a:stretch>
+                      <a:fillRect/>
+                    </a:stretch>
+                  </pic:blipFill>
+                  <pic:spPr>
+                    <a:xfrm>
+                      <a:off x="0" y="0"/>
+                      <a:ext cx="5486400" cy="2834640"/>
+                    </a:xfrm>
+                    <a:prstGeom prst="rect"/>
+                  </pic:spPr>
+                </pic:pic>
+              </a:graphicData>
+            </a:graphic>
+          </wp:inline>
+        </w:drawing>
+      </w:r>
+    </w:p>
+    <w:p>
+      <w:pPr>
+        <w:spacing w:line="336" w:lineRule="auto" w:after="180"/>
+      </w:pPr>
+      <w:r>
+        <w:rPr>
+          <w:b w:val="0"/>
+        </w:rPr>
+        <w:t xml:space="preserve">All arithmetic first uses centimetres. Converting only after subtraction avoids mixing </w:t>
+      </w:r>
+      <w:r>
+        <w:rPr>
+          <w:b/>
+        </w:rPr>
+        <w:t>unit</w:t>
+      </w:r>
+      <w:r>
+        <w:rPr>
+          <w:b w:val="0"/>
+        </w:rPr>
+        <w:t>s. The record supports available, used and remaining lengths under its no-loss assumption. It does not support a promise about winning.</w:t>
+      </w:r>
+    </w:p>
+    <w:p>
+      <w:pPr>
+        <w:spacing w:line="336" w:lineRule="auto" w:after="180"/>
+      </w:pPr>
+      <w:r>
+        <w:rPr>
+          <w:b w:val="0"/>
+        </w:rPr>
+        <w:t xml:space="preserve">A numerically correct total elsewhere in a draft cannot rescue a wrong </w:t>
+      </w:r>
+      <w:r>
+        <w:rPr>
+          <w:b/>
+        </w:rPr>
+        <w:t>unit</w:t>
+      </w:r>
+      <w:r>
+        <w:rPr>
+          <w:b w:val="0"/>
+        </w:rPr>
+        <w:t xml:space="preserve"> or an invented </w:t>
+      </w:r>
+      <w:r>
+        <w:rPr>
+          <w:b/>
+        </w:rPr>
+        <w:t>claim</w:t>
+      </w:r>
+      <w:r>
+        <w:rPr>
+          <w:b w:val="0"/>
+        </w:rPr>
+        <w:t>. Limit: Real cutting losses or inaccurate roll lengths would change this toy calculation; the assumption must be declared.</w:t>
+      </w:r>
+    </w:p>
+    <w:p>
+      <w:pPr>
+        <w:spacing w:line="336" w:lineRule="auto" w:after="180"/>
+        <w:shd w:fill="F5F1FB"/>
+      </w:pPr>
+      <w:r>
+        <w:rPr>
+          <w:b w:val="0"/>
+        </w:rPr>
+        <w:t xml:space="preserve">Explain the case, then point to a limit on the </w:t>
+      </w:r>
+      <w:r>
+        <w:rPr>
+          <w:b/>
+        </w:rPr>
+        <w:t>claim</w:t>
+      </w:r>
+      <w:r>
+        <w:rPr>
+          <w:b w:val="0"/>
+        </w:rPr>
+        <w:t>.</w:t>
+      </w:r>
+    </w:p>
+    <w:p>
+      <w:pPr>
+        <w:pStyle w:val="Heading3"/>
+      </w:pPr>
+      <w:r>
+        <w:t>My picture explanation, deciding evidence and one limit</w:t>
+      </w:r>
+    </w:p>
+    <w:p>
+      <w:r>
+        <w:t>________________________________________________________________</w:t>
+      </w:r>
+    </w:p>
+    <w:p>
+      <w:r>
+        <w:t>________________________________________________________________</w:t>
+      </w:r>
+    </w:p>
+    <w:p>
+      <w:r>
+        <w:t>________________________________________________________________</w:t>
+      </w:r>
+    </w:p>
+    <w:p>
+      <w:r>
+        <w:t>________________________________________________________________</w:t>
+      </w:r>
+    </w:p>
+    <w:p>
+      <w:pPr>
+        <w:pStyle w:val="Heading3"/>
+      </w:pPr>
+      <w:r>
+        <w:t>06. Make the idea visible in your project</w:t>
+      </w:r>
+    </w:p>
+    <w:p>
+      <w:r>
+        <w:drawing>
+          <wp:inline xmlns:a="http://schemas.openxmlformats.org/drawingml/2006/main" xmlns:pic="http://schemas.openxmlformats.org/drawingml/2006/picture">
+            <wp:extent cx="5486400" cy="3380232"/>
+            <wp:docPr id="8" name="Picture 8" descr="Check sorter calculations with explicit units and verify explanation claims against their actual catalogue evidence. Draw your input, deciding step, result and limit. Supported question: Correct the draft and identify which part needs another source rather than a calculation."/>
+            <wp:cNvGraphicFramePr>
+              <a:graphicFrameLocks noChangeAspect="1"/>
+            </wp:cNvGraphicFramePr>
+            <a:graphic>
+              <a:graphicData uri="http://schemas.openxmlformats.org/drawingml/2006/picture">
+                <pic:pic>
+                  <pic:nvPicPr>
+                    <pic:cNvPr id="0" name="academy-story-ai-1-27-06.png"/>
+                    <pic:cNvPicPr/>
+                  </pic:nvPicPr>
+                  <pic:blipFill>
+                    <a:blip r:embed="rId16"/>
+                    <a:stretch>
+                      <a:fillRect/>
+                    </a:stretch>
+                  </pic:blipFill>
+                  <pic:spPr>
+                    <a:xfrm>
+                      <a:off x="0" y="0"/>
+                      <a:ext cx="5486400" cy="3380232"/>
+                    </a:xfrm>
+                    <a:prstGeom prst="rect"/>
+                  </pic:spPr>
+                </pic:pic>
+              </a:graphicData>
+            </a:graphic>
+          </wp:inline>
+        </w:drawing>
+      </w:r>
+    </w:p>
+    <w:p>
+      <w:pPr>
+        <w:spacing w:line="336" w:lineRule="auto" w:after="180"/>
+      </w:pPr>
+      <w:r>
+        <w:rPr>
+          <w:b w:val="0"/>
+        </w:rPr>
+        <w:t xml:space="preserve">Check sorter calculations with explicit </w:t>
+      </w:r>
+      <w:r>
+        <w:rPr>
+          <w:b/>
+        </w:rPr>
+        <w:t>unit</w:t>
+      </w:r>
+      <w:r>
+        <w:rPr>
+          <w:b w:val="0"/>
+        </w:rPr>
+        <w:t xml:space="preserve">s and verify explanation </w:t>
+      </w:r>
+      <w:r>
+        <w:rPr>
+          <w:b/>
+        </w:rPr>
+        <w:t>claim</w:t>
+      </w:r>
+      <w:r>
+        <w:rPr>
+          <w:b w:val="0"/>
+        </w:rPr>
+        <w:t xml:space="preserve">s against their actual catalogue </w:t>
+      </w:r>
+      <w:r>
+        <w:rPr>
+          <w:b/>
+        </w:rPr>
+        <w:t>evidence</w:t>
+      </w:r>
+      <w:r>
+        <w:rPr>
+          <w:b w:val="0"/>
+        </w:rPr>
+        <w:t xml:space="preserve">. Draw your </w:t>
+      </w:r>
+      <w:r>
+        <w:rPr>
+          <w:b/>
+        </w:rPr>
+        <w:t>input</w:t>
+      </w:r>
+      <w:r>
+        <w:rPr>
+          <w:b w:val="0"/>
+        </w:rPr>
+        <w:t>, deciding step, result and limit.</w:t>
+      </w:r>
+    </w:p>
+    <w:p>
+      <w:pPr>
+        <w:spacing w:line="336" w:lineRule="auto" w:after="180"/>
+      </w:pPr>
+      <w:r>
+        <w:rPr>
+          <w:b w:val="0"/>
+        </w:rPr>
+        <w:t xml:space="preserve">Supported question: Correct the draft and identify which part needs another </w:t>
+      </w:r>
+      <w:r>
+        <w:rPr>
+          <w:b/>
+        </w:rPr>
+        <w:t>source</w:t>
+      </w:r>
+      <w:r>
+        <w:rPr>
+          <w:b w:val="0"/>
+        </w:rPr>
+        <w:t xml:space="preserve"> rather than a calculation.</w:t>
+      </w:r>
+    </w:p>
+    <w:p>
+      <w:pPr>
+        <w:spacing w:line="336" w:lineRule="auto" w:after="180"/>
+        <w:shd w:fill="F5F1FB"/>
+      </w:pPr>
+      <w:r>
+        <w:rPr>
+          <w:b w:val="0"/>
+        </w:rPr>
+        <w:t xml:space="preserve">Draw your project trace and justify the deciding step using </w:t>
+      </w:r>
+      <w:r>
+        <w:rPr>
+          <w:b/>
+        </w:rPr>
+        <w:t>evidence</w:t>
+      </w:r>
+      <w:r>
+        <w:rPr>
+          <w:b w:val="0"/>
+        </w:rPr>
+        <w:t>.</w:t>
+      </w:r>
+    </w:p>
+    <w:p>
+      <w:pPr>
+        <w:pStyle w:val="Heading3"/>
+      </w:pPr>
+      <w:r>
+        <w:t>My picture explanation, deciding evidence and one limit</w:t>
       </w:r>
     </w:p>
     <w:p>

--- a/downloads/workbook/ai-1-week-27.docx
+++ b/downloads/workbook/ai-1-week-27.docx
@@ -25,12 +25,401 @@
         <w:pStyle w:val="Heading1"/>
       </w:pPr>
       <w:r>
-        <w:t>01. Recall and choose your starting point</w:t>
-      </w:r>
-    </w:p>
-    <w:p>
-      <w:r>
-        <w:t>Record your starting explanation for Verify Important Outputs before opening notes. Show any later correction separately.</w:t>
+        <w:t>One connected claim-and-quantity audit.</w:t>
+      </w:r>
+    </w:p>
+    <w:p>
+      <w:r>
+        <w:t>Identify facts, repair units, inspect source origins and complete the new mass audit before reviewing real-world losses.</w:t>
+      </w:r>
+    </w:p>
+    <w:p>
+      <w:r>
+        <w:t>Keep each claim, source, calculation and unresolved question together.</w:t>
+      </w:r>
+    </w:p>
+    <w:p>
+      <w:pPr>
+        <w:pStyle w:val="Heading1"/>
+      </w:pPr>
+      <w:r>
+        <w:t>01. Recall: reconnect earlier ideas</w:t>
+      </w:r>
+    </w:p>
+    <w:p>
+      <w:r>
+        <w:t>Retrieve before opening notes.</w:t>
+      </w:r>
+    </w:p>
+    <w:p>
+      <w:pPr>
+        <w:pStyle w:val="Heading2"/>
+      </w:pPr>
+      <w:r>
+        <w:t>Retrieve and explain</w:t>
+      </w:r>
+    </w:p>
+    <w:p>
+      <w:pPr>
+        <w:pStyle w:val="ListBullet"/>
+      </w:pPr>
+      <w:r>
+        <w:t>Try the recall before opening notes. Then use a different colour or a labelled second line to correct your explanation.</w:t>
+      </w:r>
+    </w:p>
+    <w:p>
+      <w:pPr>
+        <w:pStyle w:val="ListBullet"/>
+      </w:pPr>
+      <w:r>
+        <w:t>Without opening the old lesson, explain one key idea from Prompts Are Design Instructions. Give an example and a mistake that the idea helps you avoid.</w:t>
+      </w:r>
+    </w:p>
+    <w:p>
+      <w:pPr>
+        <w:pStyle w:val="Heading3"/>
+      </w:pPr>
+      <w:r>
+        <w:t>My remembered idea, example and correction</w:t>
+      </w:r>
+    </w:p>
+    <w:p>
+      <w:r>
+        <w:t>________________________________________________________________</w:t>
+      </w:r>
+    </w:p>
+    <w:p>
+      <w:r>
+        <w:t>________________________________________________________________</w:t>
+      </w:r>
+    </w:p>
+    <w:p>
+      <w:r>
+        <w:t>________________________________________________________________</w:t>
+      </w:r>
+    </w:p>
+    <w:p>
+      <w:pPr>
+        <w:pStyle w:val="ListBullet"/>
+      </w:pPr>
+      <w:r>
+        <w:t>Without opening the old lesson, explain one key idea from Privacy by Choosing Less. Give an example and a mistake that the idea helps you avoid.</w:t>
+      </w:r>
+    </w:p>
+    <w:p>
+      <w:pPr>
+        <w:pStyle w:val="Heading3"/>
+      </w:pPr>
+      <w:r>
+        <w:t>My remembered idea, example and correction</w:t>
+      </w:r>
+    </w:p>
+    <w:p>
+      <w:r>
+        <w:t>________________________________________________________________</w:t>
+      </w:r>
+    </w:p>
+    <w:p>
+      <w:r>
+        <w:t>________________________________________________________________</w:t>
+      </w:r>
+    </w:p>
+    <w:p>
+      <w:r>
+        <w:t>________________________________________________________________</w:t>
+      </w:r>
+    </w:p>
+    <w:p>
+      <w:pPr>
+        <w:pStyle w:val="ListBullet"/>
+      </w:pPr>
+      <w:r>
+        <w:t>Without opening the old lesson, explain one key idea from Good Data, Bad Data. Give an example and a mistake that the idea helps you avoid.</w:t>
+      </w:r>
+    </w:p>
+    <w:p>
+      <w:pPr>
+        <w:pStyle w:val="Heading3"/>
+      </w:pPr>
+      <w:r>
+        <w:t>My remembered idea, example and correction</w:t>
+      </w:r>
+    </w:p>
+    <w:p>
+      <w:r>
+        <w:t>________________________________________________________________</w:t>
+      </w:r>
+    </w:p>
+    <w:p>
+      <w:r>
+        <w:t>________________________________________________________________</w:t>
+      </w:r>
+    </w:p>
+    <w:p>
+      <w:r>
+        <w:t>________________________________________________________________</w:t>
+      </w:r>
+    </w:p>
+    <w:p>
+      <w:pPr>
+        <w:pStyle w:val="Heading2"/>
+      </w:pPr>
+      <w:r>
+        <w:t>Earlier wording, alternatives and picture transcripts · reference / check after trying</w:t>
+      </w:r>
+    </w:p>
+    <w:p>
+      <w:pPr>
+        <w:pStyle w:val="Heading3"/>
+      </w:pPr>
+      <w:r>
+        <w:t>Prompts Are Design Instructions</w:t>
+      </w:r>
+    </w:p>
+    <w:p>
+      <w:pPr>
+        <w:pStyle w:val="Heading3"/>
+      </w:pPr>
+      <w:r>
+        <w:t>Privacy by Choosing Less</w:t>
+      </w:r>
+    </w:p>
+    <w:p>
+      <w:pPr>
+        <w:pStyle w:val="Heading3"/>
+      </w:pPr>
+      <w:r>
+        <w:t>Good Data, Bad Data</w:t>
+      </w:r>
+    </w:p>
+    <w:p>
+      <w:pPr>
+        <w:pStyle w:val="Heading1"/>
+      </w:pPr>
+      <w:r>
+        <w:t>12. W1 · Separate stated facts from derived quantities</w:t>
+      </w:r>
+    </w:p>
+    <w:p>
+      <w:r>
+        <w:t>Use the supplied R reference and identify the evidence for each claim.</w:t>
+      </w:r>
+    </w:p>
+    <w:p>
+      <w:pPr>
+        <w:pStyle w:val="Heading2"/>
+      </w:pPr>
+      <w:r>
+        <w:t>Your evidence record</w:t>
+      </w:r>
+    </w:p>
+    <w:p>
+      <w:pPr>
+        <w:pStyle w:val="ListBullet"/>
+      </w:pPr>
+      <w:r>
+        <w:t>Card R reference for W1–W3: four rolls, exactly 2 m each; twelve pieces, exactly 50 cm each; no cutting loss in the paper model. Use 1 m=100 cm. R supplies no enjoyment evidence. Old Q concerns another activity with three rolls. Keep R separate from the 150 cm bookmark rolls and independent mass card M.</w:t>
+      </w:r>
+    </w:p>
+    <w:p>
+      <w:pPr>
+        <w:pStyle w:val="ListBullet"/>
+      </w:pPr>
+      <w:r>
+        <w:t>Using R, identify a directly stated fact and a quantity that must be calculated. Give the source or expression for each. Explain why a citation to R does not verify the claim that every participant will enjoy the activity.</w:t>
+      </w:r>
+    </w:p>
+    <w:p>
+      <w:pPr>
+        <w:pStyle w:val="Heading3"/>
+      </w:pPr>
+      <w:r>
+        <w:t>My reasoning and evidence</w:t>
+      </w:r>
+    </w:p>
+    <w:p>
+      <w:r>
+        <w:t>________________________________________________________________</w:t>
+      </w:r>
+    </w:p>
+    <w:p>
+      <w:r>
+        <w:t>________________________________________________________________</w:t>
+      </w:r>
+    </w:p>
+    <w:p>
+      <w:r>
+        <w:t>________________________________________________________________</w:t>
+      </w:r>
+    </w:p>
+    <w:p>
+      <w:r>
+        <w:t>________________________________________________________________</w:t>
+      </w:r>
+    </w:p>
+    <w:p>
+      <w:r>
+        <w:t>________________________________________________________________</w:t>
+      </w:r>
+    </w:p>
+    <w:p>
+      <w:r>
+        <w:t>________________________________________________________________</w:t>
+      </w:r>
+    </w:p>
+    <w:p>
+      <w:pPr>
+        <w:pStyle w:val="Heading1"/>
+      </w:pPr>
+      <w:r>
+        <w:t>13. W2 · Repair the unit and check by a second route</w:t>
+      </w:r>
+    </w:p>
+    <w:p>
+      <w:r>
+        <w:t>Convert consistently before subtraction and retain the model assumptions.</w:t>
+      </w:r>
+    </w:p>
+    <w:p>
+      <w:pPr>
+        <w:pStyle w:val="Heading2"/>
+      </w:pPr>
+      <w:r>
+        <w:t>Your evidence record</w:t>
+      </w:r>
+    </w:p>
+    <w:p>
+      <w:pPr>
+        <w:pStyle w:val="ListBullet"/>
+      </w:pPr>
+      <w:r>
+        <w:t>A report calculates 12 × 50 = 600 and labels the result metres. Use R to correct the unit, convert the result to metres and calculate the remaining length. Give a second arithmetic route or a check using starting, used and remaining lengths.</w:t>
+      </w:r>
+    </w:p>
+    <w:p>
+      <w:pPr>
+        <w:pStyle w:val="Heading3"/>
+      </w:pPr>
+      <w:r>
+        <w:t>My reasoning and evidence</w:t>
+      </w:r>
+    </w:p>
+    <w:p>
+      <w:r>
+        <w:t>________________________________________________________________</w:t>
+      </w:r>
+    </w:p>
+    <w:p>
+      <w:r>
+        <w:t>________________________________________________________________</w:t>
+      </w:r>
+    </w:p>
+    <w:p>
+      <w:r>
+        <w:t>________________________________________________________________</w:t>
+      </w:r>
+    </w:p>
+    <w:p>
+      <w:r>
+        <w:t>________________________________________________________________</w:t>
+      </w:r>
+    </w:p>
+    <w:p>
+      <w:r>
+        <w:t>________________________________________________________________</w:t>
+      </w:r>
+    </w:p>
+    <w:p>
+      <w:r>
+        <w:t>________________________________________________________________</w:t>
+      </w:r>
+    </w:p>
+    <w:p>
+      <w:pPr>
+        <w:pStyle w:val="Heading1"/>
+      </w:pPr>
+      <w:r>
+        <w:t>14. W3 · Inspect copied claims and missing citations</w:t>
+      </w:r>
+    </w:p>
+    <w:p>
+      <w:r>
+        <w:t>Count independent evidence, not repeated posters.</w:t>
+      </w:r>
+    </w:p>
+    <w:p>
+      <w:pPr>
+        <w:pStyle w:val="Heading2"/>
+      </w:pPr>
+      <w:r>
+        <w:t>Your evidence record</w:t>
+      </w:r>
+    </w:p>
+    <w:p>
+      <w:pPr>
+        <w:pStyle w:val="ListBullet"/>
+      </w:pPr>
+      <w:r>
+        <w:t>Three posters say 600 metres were used, but all copied one draft. A fourth poster cites card Z, which is unavailable. Explain why these posters do not settle the quantity. Name the available evidence and check you would use instead.</w:t>
+      </w:r>
+    </w:p>
+    <w:p>
+      <w:pPr>
+        <w:pStyle w:val="Heading3"/>
+      </w:pPr>
+      <w:r>
+        <w:t>My reasoning and evidence</w:t>
+      </w:r>
+    </w:p>
+    <w:p>
+      <w:r>
+        <w:t>________________________________________________________________</w:t>
+      </w:r>
+    </w:p>
+    <w:p>
+      <w:r>
+        <w:t>________________________________________________________________</w:t>
+      </w:r>
+    </w:p>
+    <w:p>
+      <w:r>
+        <w:t>________________________________________________________________</w:t>
+      </w:r>
+    </w:p>
+    <w:p>
+      <w:r>
+        <w:t>________________________________________________________________</w:t>
+      </w:r>
+    </w:p>
+    <w:p>
+      <w:r>
+        <w:t>________________________________________________________________</w:t>
+      </w:r>
+    </w:p>
+    <w:p>
+      <w:r>
+        <w:t>________________________________________________________________</w:t>
+      </w:r>
+    </w:p>
+    <w:p>
+      <w:pPr>
+        <w:pStyle w:val="Heading1"/>
+      </w:pPr>
+      <w:r>
+        <w:t>04. W4 · Audit a new model with mass units</w:t>
+      </w:r>
+    </w:p>
+    <w:p>
+      <w:r>
+        <w:t>Keep one first attempt before hints or feedback.</w:t>
+      </w:r>
+    </w:p>
+    <w:p>
+      <w:pPr>
+        <w:pStyle w:val="Heading2"/>
+      </w:pPr>
+      <w:r>
+        <w:t>Read and explain independently</w:t>
       </w:r>
     </w:p>
     <w:p>
@@ -41,15 +430,7 @@
         <w:rPr>
           <w:b w:val="0"/>
         </w:rPr>
-        <w:t>Try the recall before opening notes. Then use a different colour or a labelled second line to correct your explanation.</w:t>
-      </w:r>
-    </w:p>
-    <w:p>
-      <w:pPr>
-        <w:pStyle w:val="Heading3"/>
-      </w:pPr>
-      <w:r>
-        <w:t>Prompts Are Design Instructions</w:t>
+        <w:t>Fictional craft card M states five sealed bags of modelling material at exactly 250 g per bag. Three models each use 300 g, with no other loss.</w:t>
       </w:r>
     </w:p>
     <w:p>
@@ -60,150 +441,7 @@
         <w:rPr>
           <w:b w:val="0"/>
         </w:rPr>
-        <w:t>Without opening the old lesson, explain one key idea from Prompts Are Design Instructions. Give an example and a mistake that the idea helps you avoid.</w:t>
-      </w:r>
-    </w:p>
-    <w:p>
-      <w:pPr>
-        <w:pStyle w:val="Heading3"/>
-      </w:pPr>
-      <w:r>
-        <w:t>My remembered idea, example and correction</w:t>
-      </w:r>
-    </w:p>
-    <w:p>
-      <w:r>
-        <w:t>________________________________________________________________</w:t>
-      </w:r>
-    </w:p>
-    <w:p>
-      <w:r>
-        <w:t>________________________________________________________________</w:t>
-      </w:r>
-    </w:p>
-    <w:p>
-      <w:r>
-        <w:t>________________________________________________________________</w:t>
-      </w:r>
-    </w:p>
-    <w:p>
-      <w:pPr>
-        <w:pStyle w:val="Heading3"/>
-      </w:pPr>
-      <w:r>
-        <w:t>Privacy by Choosing Less</w:t>
-      </w:r>
-    </w:p>
-    <w:p>
-      <w:pPr>
-        <w:spacing w:line="336" w:lineRule="auto" w:after="180"/>
-      </w:pPr>
-      <w:r>
-        <w:rPr>
-          <w:b w:val="0"/>
-        </w:rPr>
-        <w:t>Without opening the old lesson, explain one key idea from Privacy by Choosing Less. Give an example and a mistake that the idea helps you avoid.</w:t>
-      </w:r>
-    </w:p>
-    <w:p>
-      <w:pPr>
-        <w:pStyle w:val="Heading3"/>
-      </w:pPr>
-      <w:r>
-        <w:t>My remembered idea, example and correction</w:t>
-      </w:r>
-    </w:p>
-    <w:p>
-      <w:r>
-        <w:t>________________________________________________________________</w:t>
-      </w:r>
-    </w:p>
-    <w:p>
-      <w:r>
-        <w:t>________________________________________________________________</w:t>
-      </w:r>
-    </w:p>
-    <w:p>
-      <w:r>
-        <w:t>________________________________________________________________</w:t>
-      </w:r>
-    </w:p>
-    <w:p>
-      <w:pPr>
-        <w:pStyle w:val="Heading3"/>
-      </w:pPr>
-      <w:r>
-        <w:t>Good Data, Bad Data</w:t>
-      </w:r>
-    </w:p>
-    <w:p>
-      <w:pPr>
-        <w:spacing w:line="336" w:lineRule="auto" w:after="180"/>
-      </w:pPr>
-      <w:r>
-        <w:rPr>
-          <w:b w:val="0"/>
-        </w:rPr>
-        <w:t>Without opening the old lesson, explain one key idea from Good Data, Bad Data. Give an example and a mistake that the idea helps you avoid.</w:t>
-      </w:r>
-    </w:p>
-    <w:p>
-      <w:pPr>
-        <w:pStyle w:val="Heading3"/>
-      </w:pPr>
-      <w:r>
-        <w:t>My remembered idea, example and correction</w:t>
-      </w:r>
-    </w:p>
-    <w:p>
-      <w:r>
-        <w:t>________________________________________________________________</w:t>
-      </w:r>
-    </w:p>
-    <w:p>
-      <w:r>
-        <w:t>________________________________________________________________</w:t>
-      </w:r>
-    </w:p>
-    <w:p>
-      <w:r>
-        <w:t>________________________________________________________________</w:t>
-      </w:r>
-    </w:p>
-    <w:p>
-      <w:pPr>
-        <w:pStyle w:val="Heading1"/>
-      </w:pPr>
-      <w:r>
-        <w:t>02. Practise with fading help</w:t>
-      </w:r>
-    </w:p>
-    <w:p>
-      <w:r>
-        <w:t>Complete the supported Verify Important Outputs trace and record the first step you can explain without help.</w:t>
-      </w:r>
-    </w:p>
-    <w:p>
-      <w:pPr>
-        <w:spacing w:line="336" w:lineRule="auto" w:after="180"/>
-      </w:pPr>
-      <w:r>
-        <w:rPr>
-          <w:b w:val="0"/>
-        </w:rPr>
-        <w:t xml:space="preserve">Use W2: Repair a </w:t>
-      </w:r>
-      <w:r>
-        <w:rPr>
-          <w:b/>
-        </w:rPr>
-        <w:t>unit</w:t>
-      </w:r>
-      <w:r>
-        <w:rPr>
-          <w:b w:val="0"/>
-        </w:rPr>
-        <w:t xml:space="preserve"> error for Verifying </w:t>
+        <w:t xml:space="preserve">A draft says “M supplies 1250 g; the models use 900 g; 350 kg remains; every model will win a prize.” Check all four </w:t>
       </w:r>
       <w:r>
         <w:rPr>
@@ -215,146 +453,7 @@
         <w:rPr>
           <w:b w:val="0"/>
         </w:rPr>
-        <w:t>s and quantities. Record the answer once; the lesson and workbook refer to the same attempt.</w:t>
-      </w:r>
-    </w:p>
-    <w:tbl>
-      <w:tblPr>
-        <w:tblStyle w:val="LightShading-Accent1"/>
-        <w:tblW w:type="auto" w:w="0"/>
-        <w:tblLook w:firstColumn="1" w:firstRow="1" w:lastColumn="0" w:lastRow="0" w:noHBand="0" w:noVBand="1" w:val="04A0"/>
-      </w:tblPr>
-      <w:tblGrid>
-        <w:gridCol w:w="2556"/>
-        <w:gridCol w:w="2556"/>
-        <w:gridCol w:w="2556"/>
-        <w:gridCol w:w="2556"/>
-      </w:tblGrid>
-      <w:tr>
-        <w:trPr>
-          <w:tblHeader/>
-        </w:trPr>
-        <w:tc>
-          <w:tcPr>
-            <w:tcW w:type="dxa" w:w="2556"/>
-          </w:tcPr>
-          <w:p>
-            <w:r>
-              <w:t>Given inputs</w:t>
-            </w:r>
-          </w:p>
-        </w:tc>
-        <w:tc>
-          <w:tcPr>
-            <w:tcW w:type="dxa" w:w="2556"/>
-          </w:tcPr>
-          <w:p>
-            <w:r>
-              <w:t>Procedure I chose</w:t>
-            </w:r>
-          </w:p>
-        </w:tc>
-        <w:tc>
-          <w:tcPr>
-            <w:tcW w:type="dxa" w:w="2556"/>
-          </w:tcPr>
-          <w:p>
-            <w:r>
-              <w:t>Middle steps</w:t>
-            </w:r>
-          </w:p>
-        </w:tc>
-        <w:tc>
-          <w:tcPr>
-            <w:tcW w:type="dxa" w:w="2556"/>
-          </w:tcPr>
-          <w:p>
-            <w:r>
-              <w:t>Result and check</w:t>
-            </w:r>
-          </w:p>
-        </w:tc>
-      </w:tr>
-      <w:tr>
-        <w:tc>
-          <w:tcPr>
-            <w:tcW w:type="dxa" w:w="2556"/>
-          </w:tcPr>
-          <w:p>
-            <w:r/>
-          </w:p>
-        </w:tc>
-        <w:tc>
-          <w:tcPr>
-            <w:tcW w:type="dxa" w:w="2556"/>
-          </w:tcPr>
-          <w:p>
-            <w:r/>
-          </w:p>
-        </w:tc>
-        <w:tc>
-          <w:tcPr>
-            <w:tcW w:type="dxa" w:w="2556"/>
-          </w:tcPr>
-          <w:p>
-            <w:r/>
-          </w:p>
-        </w:tc>
-        <w:tc>
-          <w:tcPr>
-            <w:tcW w:type="dxa" w:w="2556"/>
-          </w:tcPr>
-          <w:p>
-            <w:r/>
-          </w:p>
-        </w:tc>
-      </w:tr>
-    </w:tbl>
-    <w:p>
-      <w:pPr>
-        <w:pStyle w:val="Heading3"/>
-      </w:pPr>
-      <w:r>
-        <w:t>The step I completed without help, and the hint I needed</w:t>
-      </w:r>
-    </w:p>
-    <w:p>
-      <w:r>
-        <w:t>________________________________________________________________</w:t>
-      </w:r>
-    </w:p>
-    <w:p>
-      <w:r>
-        <w:t>________________________________________________________________</w:t>
-      </w:r>
-    </w:p>
-    <w:p>
-      <w:r>
-        <w:t>________________________________________________________________</w:t>
-      </w:r>
-    </w:p>
-    <w:p>
-      <w:pPr>
-        <w:pStyle w:val="Heading1"/>
-      </w:pPr>
-      <w:r>
-        <w:t>03. Individual reasoning check</w:t>
-      </w:r>
-    </w:p>
-    <w:p>
-      <w:r>
-        <w:t>Check the proposed Verify Important Outputs explanation against the supplied facts before discussing it.</w:t>
-      </w:r>
-    </w:p>
-    <w:p>
-      <w:pPr>
-        <w:spacing w:line="336" w:lineRule="auto" w:after="180"/>
-      </w:pPr>
-      <w:r>
-        <w:rPr>
-          <w:b w:val="0"/>
-        </w:rPr>
-        <w:t xml:space="preserve">Use the worked case for Verifying </w:t>
+        <w:t xml:space="preserve">s, show the remaining mass in grams, and explain the status of the prize </w:t>
       </w:r>
       <w:r>
         <w:rPr>
@@ -366,42 +465,7 @@
         <w:rPr>
           <w:b w:val="0"/>
         </w:rPr>
-        <w:t xml:space="preserve">s and quantities. Proposed explanation: “A </w:t>
-      </w:r>
-      <w:r>
-        <w:rPr>
-          <w:b/>
-        </w:rPr>
-        <w:t>citation</w:t>
-      </w:r>
-      <w:r>
-        <w:rPr>
-          <w:b w:val="0"/>
-        </w:rPr>
-        <w:t xml:space="preserve"> proves every nearby </w:t>
-      </w:r>
-      <w:r>
-        <w:rPr>
-          <w:b/>
-        </w:rPr>
-        <w:t>claim</w:t>
-      </w:r>
-      <w:r>
-        <w:rPr>
-          <w:b w:val="0"/>
-        </w:rPr>
-        <w:t>”. Decide whether this explanation is supported.</w:t>
-      </w:r>
-    </w:p>
-    <w:p>
-      <w:pPr>
-        <w:spacing w:line="336" w:lineRule="auto" w:after="180"/>
-      </w:pPr>
-      <w:r>
-        <w:rPr>
-          <w:b w:val="0"/>
-        </w:rPr>
-        <w:t>Point to the step or supplied fact that decides; explain your repair if needed.</w:t>
+        <w:t>. Use 1 kg = 1000 g.</w:t>
       </w:r>
     </w:p>
     <w:p>
@@ -409,7 +473,7 @@
         <w:pStyle w:val="Heading3"/>
       </w:pPr>
       <w:r>
-        <w:t>My explanation before partner discussion</w:t>
+        <w:t>My independent explanation, trace and limits</w:t>
       </w:r>
     </w:p>
     <w:p>
@@ -433,81 +497,6 @@
       </w:r>
     </w:p>
     <w:p>
-      <w:pPr>
-        <w:pStyle w:val="Heading1"/>
-      </w:pPr>
-      <w:r>
-        <w:t>04. Independent transfer case</w:t>
-      </w:r>
-    </w:p>
-    <w:p>
-      <w:r>
-        <w:t>Write one first attempt at the reserved independent case before feedback. Repeated copies of that case refer to the same recorded attempt.</w:t>
-      </w:r>
-    </w:p>
-    <w:p>
-      <w:pPr>
-        <w:pStyle w:val="Heading3"/>
-      </w:pPr>
-      <w:r>
-        <w:t>Independent case: Audit a new model with mass units</w:t>
-      </w:r>
-    </w:p>
-    <w:p>
-      <w:pPr>
-        <w:spacing w:line="336" w:lineRule="auto" w:after="180"/>
-      </w:pPr>
-      <w:r>
-        <w:rPr>
-          <w:b w:val="0"/>
-        </w:rPr>
-        <w:t>Fictional craft card M states five sealed bags of modelling material at exactly 250 g per bag. Three models each use 300 g, with no other loss.</w:t>
-      </w:r>
-    </w:p>
-    <w:p>
-      <w:pPr>
-        <w:spacing w:line="336" w:lineRule="auto" w:after="180"/>
-      </w:pPr>
-      <w:r>
-        <w:rPr>
-          <w:b w:val="0"/>
-        </w:rPr>
-        <w:t xml:space="preserve">A draft says “M supplies 1250 g; the models use 900 g; 350 kg remains; every model will win a prize.” Check all four </w:t>
-      </w:r>
-      <w:r>
-        <w:rPr>
-          <w:b/>
-        </w:rPr>
-        <w:t>claim</w:t>
-      </w:r>
-      <w:r>
-        <w:rPr>
-          <w:b w:val="0"/>
-        </w:rPr>
-        <w:t xml:space="preserve">s, show the remaining mass in grams, and explain the status of the prize </w:t>
-      </w:r>
-      <w:r>
-        <w:rPr>
-          <w:b/>
-        </w:rPr>
-        <w:t>claim</w:t>
-      </w:r>
-      <w:r>
-        <w:rPr>
-          <w:b w:val="0"/>
-        </w:rPr>
-        <w:t>. Use 1 kg = 1000 g.</w:t>
-      </w:r>
-    </w:p>
-    <w:p>
-      <w:pPr>
-        <w:pStyle w:val="Heading3"/>
-      </w:pPr>
-      <w:r>
-        <w:t>My independent explanation, trace and limits</w:t>
-      </w:r>
-    </w:p>
-    <w:p>
       <w:r>
         <w:t>________________________________________________________________</w:t>
       </w:r>
@@ -523,23 +512,11 @@
       </w:r>
     </w:p>
     <w:p>
-      <w:r>
-        <w:t>________________________________________________________________</w:t>
-      </w:r>
-    </w:p>
-    <w:p>
-      <w:r>
-        <w:t>________________________________________________________________</w:t>
-      </w:r>
-    </w:p>
-    <w:p>
-      <w:r>
-        <w:t>________________________________________________________________</w:t>
-      </w:r>
-    </w:p>
-    <w:p>
-      <w:r>
-        <w:t>________________________________________________________________</w:t>
+      <w:pPr>
+        <w:pStyle w:val="Heading2"/>
+      </w:pPr>
+      <w:r>
+        <w:t>Keep a fair record</w:t>
       </w:r>
     </w:p>
     <w:p>
@@ -555,15 +532,106 @@
     </w:p>
     <w:p>
       <w:pPr>
+        <w:pStyle w:val="Heading2"/>
+      </w:pPr>
+      <w:r>
+        <w:t>Earlier wording, alternatives and picture transcripts · reference / check after trying</w:t>
+      </w:r>
+    </w:p>
+    <w:p>
+      <w:pPr>
+        <w:pStyle w:val="Heading3"/>
+      </w:pPr>
+      <w:r>
+        <w:t>Independent case: Audit a new model with mass units</w:t>
+      </w:r>
+    </w:p>
+    <w:p>
+      <w:pPr>
         <w:pStyle w:val="Heading1"/>
       </w:pPr>
       <w:r>
-        <w:t>05. Your learning target</w:t>
-      </w:r>
-    </w:p>
-    <w:p>
-      <w:r>
-        <w:t>Connect the Verify Important Outputs target to a trace and a justified conclusion.</w:t>
+        <w:t>16. W5 · Review the mass model’s real-world limit</w:t>
+      </w:r>
+    </w:p>
+    <w:p>
+      <w:r>
+        <w:t>After W4, distinguish a checkable no-loss calculation from an unsupported waste claim.</w:t>
+      </w:r>
+    </w:p>
+    <w:p>
+      <w:pPr>
+        <w:pStyle w:val="Heading2"/>
+      </w:pPr>
+      <w:r>
+        <w:t>Your evidence record</w:t>
+      </w:r>
+    </w:p>
+    <w:p>
+      <w:pPr>
+        <w:pStyle w:val="ListBullet"/>
+      </w:pPr>
+      <w:r>
+        <w:t>Another draft claims that the amount left in W4 accounts for all real-world waste, citing a missing instruction card. Explain which result can still be checked from M and which claim remains unresolved. What information would be needed before revising the no-loss model?</w:t>
+      </w:r>
+    </w:p>
+    <w:p>
+      <w:pPr>
+        <w:pStyle w:val="Heading3"/>
+      </w:pPr>
+      <w:r>
+        <w:t>My reasoning and evidence</w:t>
+      </w:r>
+    </w:p>
+    <w:p>
+      <w:r>
+        <w:t>________________________________________________________________</w:t>
+      </w:r>
+    </w:p>
+    <w:p>
+      <w:r>
+        <w:t>________________________________________________________________</w:t>
+      </w:r>
+    </w:p>
+    <w:p>
+      <w:r>
+        <w:t>________________________________________________________________</w:t>
+      </w:r>
+    </w:p>
+    <w:p>
+      <w:r>
+        <w:t>________________________________________________________________</w:t>
+      </w:r>
+    </w:p>
+    <w:p>
+      <w:r>
+        <w:t>________________________________________________________________</w:t>
+      </w:r>
+    </w:p>
+    <w:p>
+      <w:r>
+        <w:t>________________________________________________________________</w:t>
+      </w:r>
+    </w:p>
+    <w:p>
+      <w:pPr>
+        <w:pStyle w:val="Heading1"/>
+      </w:pPr>
+      <w:r>
+        <w:t>09. Project · Keep the decision and its evidence</w:t>
+      </w:r>
+    </w:p>
+    <w:p>
+      <w:r>
+        <w:t>Add this week’s change to your existing project record.</w:t>
+      </w:r>
+    </w:p>
+    <w:p>
+      <w:pPr>
+        <w:pStyle w:val="Heading2"/>
+      </w:pPr>
+      <w:r>
+        <w:t>Your evidence record</w:t>
       </w:r>
     </w:p>
     <w:p>
@@ -574,89 +642,19 @@
         <w:rPr>
           <w:b w:val="0"/>
         </w:rPr>
-        <w:t xml:space="preserve">A generated report says 18 of 24 tests passed, so success was </w:t>
+        <w:t xml:space="preserve">Require human confirmation for important sorter </w:t>
       </w:r>
       <w:r>
         <w:rPr>
           <w:b/>
         </w:rPr>
-        <w:t>80%</w:t>
+        <w:t>output</w:t>
       </w:r>
       <w:r>
         <w:rPr>
           <w:b w:val="0"/>
         </w:rPr>
-        <w:t xml:space="preserve">. Verify the </w:t>
-      </w:r>
-      <w:r>
-        <w:rPr>
-          <w:b/>
-        </w:rPr>
-        <w:t>claim</w:t>
-      </w:r>
-      <w:r>
-        <w:rPr>
-          <w:b w:val="0"/>
-        </w:rPr>
-        <w:t xml:space="preserve"> in two ways and write a corrected sentence.</w:t>
-      </w:r>
-    </w:p>
-    <w:p>
-      <w:pPr>
-        <w:pStyle w:val="Heading1"/>
-      </w:pPr>
-      <w:r>
-        <w:t>06. Solve the given case</w:t>
-      </w:r>
-    </w:p>
-    <w:p>
-      <w:r>
-        <w:t>Solve the supplied Verify Important Outputs case and show the deciding evidence.</w:t>
-      </w:r>
-    </w:p>
-    <w:p>
-      <w:pPr>
-        <w:spacing w:line="336" w:lineRule="auto" w:after="180"/>
-      </w:pPr>
-      <w:r>
-        <w:rPr>
-          <w:b w:val="0"/>
-        </w:rPr>
-        <w:t>An answer says six groups of four make 28.</w:t>
-      </w:r>
-    </w:p>
-    <w:p>
-      <w:pPr>
-        <w:spacing w:line="336" w:lineRule="auto" w:after="180"/>
-      </w:pPr>
-      <w:r>
-        <w:rPr>
-          <w:b w:val="0"/>
-        </w:rPr>
-        <w:t xml:space="preserve">Verify </w:t>
-      </w:r>
-      <w:r>
-        <w:rPr>
-          <w:b/>
-        </w:rPr>
-        <w:t>independent</w:t>
-      </w:r>
-      <w:r>
-        <w:rPr>
-          <w:b w:val="0"/>
-        </w:rPr>
-        <w:t>ly.</w:t>
-      </w:r>
-    </w:p>
-    <w:p>
-      <w:pPr>
-        <w:spacing w:line="336" w:lineRule="auto" w:after="180"/>
-      </w:pPr>
-      <w:r>
-        <w:rPr>
-          <w:b w:val="0"/>
-        </w:rPr>
-        <w:t xml:space="preserve">Show your trace, calculation or </w:t>
+        <w:t xml:space="preserve">s and attach the </w:t>
       </w:r>
       <w:r>
         <w:rPr>
@@ -664,326 +662,22 @@
         </w:rPr>
         <w:t>evidence</w:t>
       </w:r>
-    </w:p>
-    <w:p>
-      <w:pPr>
-        <w:pStyle w:val="Heading3"/>
-      </w:pPr>
-      <w:r>
-        <w:t>Write or draw your reasoning and evidence.</w:t>
-      </w:r>
-    </w:p>
-    <w:p>
-      <w:r>
-        <w:t>________________________________________________________________</w:t>
-      </w:r>
-    </w:p>
-    <w:p>
-      <w:r>
-        <w:t>________________________________________________________________</w:t>
-      </w:r>
-    </w:p>
-    <w:p>
-      <w:r>
-        <w:t>________________________________________________________________</w:t>
-      </w:r>
-    </w:p>
-    <w:p>
-      <w:r>
-        <w:t>________________________________________________________________</w:t>
-      </w:r>
-    </w:p>
-    <w:p>
-      <w:r>
-        <w:t>________________________________________________________________</w:t>
-      </w:r>
-    </w:p>
-    <w:p>
-      <w:pPr>
-        <w:pStyle w:val="Heading1"/>
-      </w:pPr>
-      <w:r>
-        <w:t>07. Check a changed case</w:t>
-      </w:r>
-    </w:p>
-    <w:p>
-      <w:r>
-        <w:t>Apply the procedure to the changed case and record why the conclusion follows.</w:t>
-      </w:r>
-    </w:p>
-    <w:p>
-      <w:pPr>
-        <w:spacing w:line="336" w:lineRule="auto" w:after="180"/>
-      </w:pPr>
       <w:r>
         <w:rPr>
           <w:b w:val="0"/>
         </w:rPr>
-        <w:t xml:space="preserve">An assistant says the school library opens at 8, but today's official notice says 9. Which </w:t>
-      </w:r>
-      <w:r>
-        <w:rPr>
-          <w:b/>
-        </w:rPr>
-        <w:t>source</w:t>
-      </w:r>
+        <w:t xml:space="preserve"> record used to approve each rule or label.</w:t>
+      </w:r>
+    </w:p>
+    <w:p>
+      <w:pPr>
+        <w:spacing w:line="336" w:lineRule="auto" w:after="180"/>
+      </w:pPr>
       <w:r>
         <w:rPr>
           <w:b w:val="0"/>
         </w:rPr>
-        <w:t xml:space="preserve"> should guide today's visit? Explain the check.</w:t>
-      </w:r>
-    </w:p>
-    <w:p>
-      <w:pPr>
-        <w:spacing w:line="336" w:lineRule="auto" w:after="180"/>
-      </w:pPr>
-      <w:r>
-        <w:rPr>
-          <w:b w:val="0"/>
-        </w:rPr>
-        <w:t xml:space="preserve">My </w:t>
-      </w:r>
-      <w:r>
-        <w:rPr>
-          <w:b/>
-        </w:rPr>
-        <w:t>independent</w:t>
-      </w:r>
-      <w:r>
-        <w:rPr>
-          <w:b w:val="0"/>
-        </w:rPr>
-        <w:t xml:space="preserve"> answer and reason</w:t>
-      </w:r>
-    </w:p>
-    <w:p>
-      <w:pPr>
-        <w:pStyle w:val="Heading3"/>
-      </w:pPr>
-      <w:r>
-        <w:t>Write or draw your reasoning and evidence.</w:t>
-      </w:r>
-    </w:p>
-    <w:p>
-      <w:r>
-        <w:t>________________________________________________________________</w:t>
-      </w:r>
-    </w:p>
-    <w:p>
-      <w:r>
-        <w:t>________________________________________________________________</w:t>
-      </w:r>
-    </w:p>
-    <w:p>
-      <w:r>
-        <w:t>________________________________________________________________</w:t>
-      </w:r>
-    </w:p>
-    <w:p>
-      <w:r>
-        <w:t>________________________________________________________________</w:t>
-      </w:r>
-    </w:p>
-    <w:p>
-      <w:r>
-        <w:t>________________________________________________________________</w:t>
-      </w:r>
-    </w:p>
-    <w:p>
-      <w:pPr>
-        <w:pStyle w:val="Heading3"/>
-      </w:pPr>
-      <w:r>
-        <w:t>Week 27 Test and reflect</w:t>
-      </w:r>
-    </w:p>
-    <w:p>
-      <w:pPr>
-        <w:pStyle w:val="Heading1"/>
-      </w:pPr>
-      <w:r>
-        <w:t>08. Design a revealing test</w:t>
-      </w:r>
-    </w:p>
-    <w:p>
-      <w:r>
-        <w:t>Specify a changed input, expected result and observation separately.</w:t>
-      </w:r>
-    </w:p>
-    <w:p>
-      <w:pPr>
-        <w:spacing w:line="336" w:lineRule="auto" w:after="180"/>
-      </w:pPr>
-      <w:r>
-        <w:rPr>
-          <w:b w:val="0"/>
-        </w:rPr>
-        <w:t xml:space="preserve">Create a changed </w:t>
-      </w:r>
-      <w:r>
-        <w:rPr>
-          <w:b/>
-        </w:rPr>
-        <w:t>input</w:t>
-      </w:r>
-      <w:r>
-        <w:rPr>
-          <w:b w:val="0"/>
-        </w:rPr>
-        <w:t>, boundary case or missing-information case. Write the expected answer or safe response before testing.</w:t>
-      </w:r>
-    </w:p>
-    <w:tbl>
-      <w:tblPr>
-        <w:tblStyle w:val="LightShading-Accent1"/>
-        <w:tblW w:type="auto" w:w="0"/>
-        <w:tblLook w:firstColumn="1" w:firstRow="1" w:lastColumn="0" w:lastRow="0" w:noHBand="0" w:noVBand="1" w:val="04A0"/>
-      </w:tblPr>
-      <w:tblGrid>
-        <w:gridCol w:w="5112"/>
-        <w:gridCol w:w="5112"/>
-      </w:tblGrid>
-      <w:tr>
-        <w:trPr>
-          <w:tblHeader/>
-        </w:trPr>
-        <w:tc>
-          <w:tcPr>
-            <w:tcW w:type="dxa" w:w="5112"/>
-          </w:tcPr>
-          <w:p>
-            <w:r>
-              <w:t>Test record</w:t>
-            </w:r>
-          </w:p>
-        </w:tc>
-        <w:tc>
-          <w:tcPr>
-            <w:tcW w:type="dxa" w:w="5112"/>
-          </w:tcPr>
-          <w:p>
-            <w:r>
-              <w:t>My evidence</w:t>
-            </w:r>
-          </w:p>
-        </w:tc>
-      </w:tr>
-      <w:tr>
-        <w:tc>
-          <w:tcPr>
-            <w:tcW w:type="dxa" w:w="5112"/>
-          </w:tcPr>
-          <w:p>
-            <w:r>
-              <w:t>Changed input or condition</w:t>
-            </w:r>
-          </w:p>
-        </w:tc>
-        <w:tc>
-          <w:tcPr>
-            <w:tcW w:type="dxa" w:w="5112"/>
-          </w:tcPr>
-          <w:p>
-            <w:r/>
-          </w:p>
-        </w:tc>
-      </w:tr>
-      <w:tr>
-        <w:tc>
-          <w:tcPr>
-            <w:tcW w:type="dxa" w:w="5112"/>
-          </w:tcPr>
-          <w:p>
-            <w:r>
-              <w:t>Expected answer or fallback</w:t>
-            </w:r>
-          </w:p>
-        </w:tc>
-        <w:tc>
-          <w:tcPr>
-            <w:tcW w:type="dxa" w:w="5112"/>
-          </w:tcPr>
-          <w:p>
-            <w:r/>
-          </w:p>
-        </w:tc>
-      </w:tr>
-      <w:tr>
-        <w:tc>
-          <w:tcPr>
-            <w:tcW w:type="dxa" w:w="5112"/>
-          </w:tcPr>
-          <w:p>
-            <w:r>
-              <w:t>Observed result</w:t>
-            </w:r>
-          </w:p>
-        </w:tc>
-        <w:tc>
-          <w:tcPr>
-            <w:tcW w:type="dxa" w:w="5112"/>
-          </w:tcPr>
-          <w:p>
-            <w:r/>
-          </w:p>
-        </w:tc>
-      </w:tr>
-      <w:tr>
-        <w:tc>
-          <w:tcPr>
-            <w:tcW w:type="dxa" w:w="5112"/>
-          </w:tcPr>
-          <w:p>
-            <w:r>
-              <w:t>Why the result occurred</w:t>
-            </w:r>
-          </w:p>
-        </w:tc>
-        <w:tc>
-          <w:tcPr>
-            <w:tcW w:type="dxa" w:w="5112"/>
-          </w:tcPr>
-          <w:p>
-            <w:r/>
-          </w:p>
-        </w:tc>
-      </w:tr>
-    </w:tbl>
-    <w:p>
-      <w:pPr>
-        <w:pStyle w:val="Heading1"/>
-      </w:pPr>
-      <w:r>
-        <w:t>09. Project checkpoint</w:t>
-      </w:r>
-    </w:p>
-    <w:p>
-      <w:r>
-        <w:t>Justify what Verify Important Outputs adds to Helpful Classroom Sorter and keep the evidence.</w:t>
-      </w:r>
-    </w:p>
-    <w:p>
-      <w:pPr>
-        <w:spacing w:line="336" w:lineRule="auto" w:after="180"/>
-      </w:pPr>
-      <w:r>
-        <w:rPr>
-          <w:b w:val="0"/>
-        </w:rPr>
-        <w:t xml:space="preserve">Require human confirmation for important sorter </w:t>
-      </w:r>
-      <w:r>
-        <w:rPr>
-          <w:b/>
-        </w:rPr>
-        <w:t>output</w:t>
-      </w:r>
-      <w:r>
-        <w:rPr>
-          <w:b w:val="0"/>
-        </w:rPr>
-        <w:t xml:space="preserve">s and attach the </w:t>
+        <w:t xml:space="preserve">The project change and </w:t>
       </w:r>
       <w:r>
         <w:rPr>
@@ -995,29 +689,6 @@
         <w:rPr>
           <w:b w:val="0"/>
         </w:rPr>
-        <w:t xml:space="preserve"> record used to approve each rule or label.</w:t>
-      </w:r>
-    </w:p>
-    <w:p>
-      <w:pPr>
-        <w:spacing w:line="336" w:lineRule="auto" w:after="180"/>
-      </w:pPr>
-      <w:r>
-        <w:rPr>
-          <w:b w:val="0"/>
-        </w:rPr>
-        <w:t xml:space="preserve">The project change and </w:t>
-      </w:r>
-      <w:r>
-        <w:rPr>
-          <w:b/>
-        </w:rPr>
-        <w:t>evidence</w:t>
-      </w:r>
-      <w:r>
-        <w:rPr>
-          <w:b w:val="0"/>
-        </w:rPr>
         <w:t xml:space="preserve"> I will keep</w:t>
       </w:r>
     </w:p>
@@ -1059,647 +730,20 @@
         <w:pStyle w:val="Heading1"/>
       </w:pPr>
       <w:r>
-        <w:t>10. Self check</w:t>
-      </w:r>
-    </w:p>
-    <w:p>
-      <w:r>
-        <w:t>Judge explanation, evidence, transfer and limits separately; attach the work behind your judgement.</w:t>
-      </w:r>
-    </w:p>
-    <w:p>
-      <w:pPr>
-        <w:pStyle w:val="ListBullet"/>
-      </w:pPr>
-      <w:r>
-        <w:t>I can explain the mechanism.</w:t>
-      </w:r>
-    </w:p>
-    <w:p>
-      <w:pPr>
-        <w:pStyle w:val="ListBullet"/>
-      </w:pPr>
-      <w:r>
-        <w:t>I can show evidence.</w:t>
-      </w:r>
-    </w:p>
-    <w:p>
-      <w:pPr>
-        <w:pStyle w:val="ListBullet"/>
-      </w:pPr>
-      <w:r>
-        <w:t>I can handle a changed case.</w:t>
-      </w:r>
-    </w:p>
-    <w:p>
-      <w:pPr>
-        <w:pStyle w:val="ListBullet"/>
-      </w:pPr>
-      <w:r>
-        <w:t>I can name a limit.</w:t>
-      </w:r>
-    </w:p>
-    <w:p>
-      <w:r>
-        <w:t>Mark each as not yet, with help or independently, and attach supporting work.</w:t>
-      </w:r>
-    </w:p>
-    <w:p>
-      <w:pPr>
-        <w:spacing w:line="336" w:lineRule="auto" w:after="180"/>
-      </w:pPr>
-      <w:r>
-        <w:rPr>
-          <w:b w:val="0"/>
-        </w:rPr>
-        <w:t>Teacher review ____________________  Next step ____________________</w:t>
-      </w:r>
-    </w:p>
-    <w:p>
-      <w:pPr>
-        <w:pStyle w:val="Heading1"/>
-      </w:pPr>
-      <w:r>
-        <w:t>11. Transfer practice from the original programme</w:t>
-      </w:r>
-    </w:p>
-    <w:p>
-      <w:r>
-        <w:t>Use this earlier case as transfer practice. A case already discussed with feedback is not fresh assessment evidence.</w:t>
-      </w:r>
-    </w:p>
-    <w:p>
-      <w:pPr>
-        <w:spacing w:line="336" w:lineRule="auto" w:after="180"/>
-      </w:pPr>
-      <w:r>
-        <w:rPr>
-          <w:b w:val="0"/>
-        </w:rPr>
-        <w:t xml:space="preserve">A generated report says 18 of 24 tests passed, so success was </w:t>
-      </w:r>
-      <w:r>
-        <w:rPr>
-          <w:b/>
-        </w:rPr>
-        <w:t>80%</w:t>
-      </w:r>
-      <w:r>
-        <w:rPr>
-          <w:b w:val="0"/>
-        </w:rPr>
-        <w:t xml:space="preserve">. Verify the </w:t>
-      </w:r>
-      <w:r>
-        <w:rPr>
-          <w:b/>
-        </w:rPr>
-        <w:t>claim</w:t>
-      </w:r>
-      <w:r>
-        <w:rPr>
-          <w:b w:val="0"/>
-        </w:rPr>
-        <w:t xml:space="preserve"> in two ways and write a corrected sentence.</w:t>
-      </w:r>
-    </w:p>
-    <w:p>
-      <w:pPr>
-        <w:pStyle w:val="Heading3"/>
-      </w:pPr>
-      <w:r>
-        <w:t>My independently reasoned answer</w:t>
-      </w:r>
-    </w:p>
-    <w:p>
-      <w:r>
-        <w:t>________________________________________________________________</w:t>
-      </w:r>
-    </w:p>
-    <w:p>
-      <w:r>
-        <w:t>________________________________________________________________</w:t>
-      </w:r>
-    </w:p>
-    <w:p>
-      <w:r>
-        <w:t>________________________________________________________________</w:t>
-      </w:r>
-    </w:p>
-    <w:p>
-      <w:r>
-        <w:t>________________________________________________________________</w:t>
-      </w:r>
-    </w:p>
-    <w:p>
-      <w:r>
-        <w:t>________________________________________________________________</w:t>
-      </w:r>
-    </w:p>
-    <w:p>
-      <w:r>
-        <w:t>________________________________________________________________</w:t>
-      </w:r>
-    </w:p>
-    <w:p>
-      <w:r>
-        <w:t>________________________________________________________________</w:t>
-      </w:r>
-    </w:p>
-    <w:p>
-      <w:pPr>
-        <w:spacing w:line="336" w:lineRule="auto" w:after="180"/>
-      </w:pPr>
-      <w:r>
-        <w:rPr>
-          <w:b w:val="0"/>
-        </w:rPr>
-        <w:t>Record support used: none, hint or teacher explanation.</w:t>
-      </w:r>
-    </w:p>
-    <w:p>
-      <w:pPr>
-        <w:pStyle w:val="Heading1"/>
-      </w:pPr>
-      <w:r>
-        <w:t>12. W1 Separate source facts from derived quantities</w:t>
-      </w:r>
-    </w:p>
-    <w:p>
-      <w:r>
-        <w:t>Separate source facts from derived quantities. Apply the supplied Verify Important Outputs facts and keep your reasoning.</w:t>
-      </w:r>
-    </w:p>
-    <w:p>
-      <w:pPr>
-        <w:spacing w:line="336" w:lineRule="auto" w:after="180"/>
-      </w:pPr>
-      <w:r>
-        <w:rPr>
-          <w:b w:val="0"/>
-        </w:rPr>
-        <w:t xml:space="preserve">Using R, identify a directly stated fact and a quantity that must be calculated. Give the </w:t>
-      </w:r>
-      <w:r>
-        <w:rPr>
-          <w:b/>
-        </w:rPr>
-        <w:t>source</w:t>
-      </w:r>
-      <w:r>
-        <w:rPr>
-          <w:b w:val="0"/>
-        </w:rPr>
-        <w:t xml:space="preserve"> or expression for each. Explain why a </w:t>
-      </w:r>
-      <w:r>
-        <w:rPr>
-          <w:b/>
-        </w:rPr>
-        <w:t>citation</w:t>
-      </w:r>
-      <w:r>
-        <w:rPr>
-          <w:b w:val="0"/>
-        </w:rPr>
-        <w:t xml:space="preserve"> to R does not verify the </w:t>
-      </w:r>
-      <w:r>
-        <w:rPr>
-          <w:b/>
-        </w:rPr>
-        <w:t>claim</w:t>
-      </w:r>
-      <w:r>
-        <w:rPr>
-          <w:b w:val="0"/>
-        </w:rPr>
-        <w:t xml:space="preserve"> that every participant will enjoy the activity.</w:t>
-      </w:r>
-    </w:p>
-    <w:p>
-      <w:pPr>
-        <w:pStyle w:val="Heading3"/>
-      </w:pPr>
-      <w:r>
-        <w:t>My reasoning and evidence</w:t>
-      </w:r>
-    </w:p>
-    <w:p>
-      <w:r>
-        <w:t>________________________________________________________________</w:t>
-      </w:r>
-    </w:p>
-    <w:p>
-      <w:r>
-        <w:t>________________________________________________________________</w:t>
-      </w:r>
-    </w:p>
-    <w:p>
-      <w:r>
-        <w:t>________________________________________________________________</w:t>
-      </w:r>
-    </w:p>
-    <w:p>
-      <w:r>
-        <w:t>________________________________________________________________</w:t>
-      </w:r>
-    </w:p>
-    <w:p>
-      <w:r>
-        <w:t>________________________________________________________________</w:t>
-      </w:r>
-    </w:p>
-    <w:p>
-      <w:r>
-        <w:t>________________________________________________________________</w:t>
-      </w:r>
-    </w:p>
-    <w:p>
-      <w:pPr>
-        <w:pStyle w:val="Heading1"/>
-      </w:pPr>
-      <w:r>
-        <w:t>13. W2 Repair a unit error</w:t>
-      </w:r>
-    </w:p>
-    <w:p>
-      <w:r>
-        <w:t>Repair a unit error. Apply the supplied Verify Important Outputs facts and keep your reasoning.</w:t>
-      </w:r>
-    </w:p>
-    <w:p>
-      <w:pPr>
-        <w:spacing w:line="336" w:lineRule="auto" w:after="180"/>
-      </w:pPr>
-      <w:r>
-        <w:rPr>
-          <w:b w:val="0"/>
-        </w:rPr>
-        <w:t xml:space="preserve">A report calculates 12 × 50 = 600 and labels the result metres. Use R to correct the </w:t>
-      </w:r>
-      <w:r>
-        <w:rPr>
-          <w:b/>
-        </w:rPr>
-        <w:t>unit</w:t>
-      </w:r>
-      <w:r>
-        <w:rPr>
-          <w:b w:val="0"/>
-        </w:rPr>
-        <w:t>, convert the result to metres and calculate the remaining length.</w:t>
-      </w:r>
-    </w:p>
-    <w:p>
-      <w:pPr>
-        <w:spacing w:line="336" w:lineRule="auto" w:after="180"/>
-      </w:pPr>
-      <w:r>
-        <w:rPr>
-          <w:b w:val="0"/>
-        </w:rPr>
-        <w:t>Give a second arithmetic route or a check using starting, used and remaining lengths.</w:t>
-      </w:r>
-    </w:p>
-    <w:p>
-      <w:pPr>
-        <w:pStyle w:val="Heading3"/>
-      </w:pPr>
-      <w:r>
-        <w:t>My reasoning and evidence</w:t>
-      </w:r>
-    </w:p>
-    <w:p>
-      <w:r>
-        <w:t>________________________________________________________________</w:t>
-      </w:r>
-    </w:p>
-    <w:p>
-      <w:r>
-        <w:t>________________________________________________________________</w:t>
-      </w:r>
-    </w:p>
-    <w:p>
-      <w:r>
-        <w:t>________________________________________________________________</w:t>
-      </w:r>
-    </w:p>
-    <w:p>
-      <w:r>
-        <w:t>________________________________________________________________</w:t>
-      </w:r>
-    </w:p>
-    <w:p>
-      <w:r>
-        <w:t>________________________________________________________________</w:t>
-      </w:r>
-    </w:p>
-    <w:p>
-      <w:r>
-        <w:t>________________________________________________________________</w:t>
-      </w:r>
-    </w:p>
-    <w:p>
-      <w:pPr>
-        <w:pStyle w:val="Heading1"/>
-      </w:pPr>
-      <w:r>
-        <w:t>14. W3 Do not count copied claims as separate evidence</w:t>
-      </w:r>
-    </w:p>
-    <w:p>
-      <w:r>
-        <w:t>Do not count copied claims as separate evidence. Apply the supplied Verify Important Outputs facts and keep your reasoning.</w:t>
-      </w:r>
-    </w:p>
-    <w:p>
-      <w:pPr>
-        <w:spacing w:line="336" w:lineRule="auto" w:after="180"/>
-      </w:pPr>
-      <w:r>
-        <w:rPr>
-          <w:b w:val="0"/>
-        </w:rPr>
-        <w:t>Three posters say 600 metres were used, but all copied one draft. A fourth poster cites card Z, which is unavailable. Explain why these posters do not settle the quantity.</w:t>
-      </w:r>
-    </w:p>
-    <w:p>
-      <w:pPr>
-        <w:spacing w:line="336" w:lineRule="auto" w:after="180"/>
-      </w:pPr>
-      <w:r>
-        <w:rPr>
-          <w:b w:val="0"/>
-        </w:rPr>
-        <w:t xml:space="preserve">Name the available </w:t>
-      </w:r>
-      <w:r>
-        <w:rPr>
-          <w:b/>
-        </w:rPr>
-        <w:t>evidence</w:t>
-      </w:r>
-      <w:r>
-        <w:rPr>
-          <w:b w:val="0"/>
-        </w:rPr>
-        <w:t xml:space="preserve"> and check you would use instead.</w:t>
-      </w:r>
-    </w:p>
-    <w:p>
-      <w:pPr>
-        <w:pStyle w:val="Heading3"/>
-      </w:pPr>
-      <w:r>
-        <w:t>My reasoning and evidence</w:t>
-      </w:r>
-    </w:p>
-    <w:p>
-      <w:r>
-        <w:t>________________________________________________________________</w:t>
-      </w:r>
-    </w:p>
-    <w:p>
-      <w:r>
-        <w:t>________________________________________________________________</w:t>
-      </w:r>
-    </w:p>
-    <w:p>
-      <w:r>
-        <w:t>________________________________________________________________</w:t>
-      </w:r>
-    </w:p>
-    <w:p>
-      <w:r>
-        <w:t>________________________________________________________________</w:t>
-      </w:r>
-    </w:p>
-    <w:p>
-      <w:r>
-        <w:t>________________________________________________________________</w:t>
-      </w:r>
-    </w:p>
-    <w:p>
-      <w:r>
-        <w:t>________________________________________________________________</w:t>
-      </w:r>
-    </w:p>
-    <w:p>
-      <w:pPr>
-        <w:pStyle w:val="Heading1"/>
-      </w:pPr>
-      <w:r>
-        <w:t>15. W4 Audit a new model with mass units</w:t>
-      </w:r>
-    </w:p>
-    <w:p>
-      <w:r>
-        <w:t>Attempt before feedback. If this repeats the selected independent case, reuse that first attempt; otherwise keep a separate record. Audit a new model with mass units. Apply the supplied Verify Important Outputs facts and keep your reasoning.</w:t>
-      </w:r>
-    </w:p>
-    <w:p>
-      <w:pPr>
-        <w:spacing w:line="336" w:lineRule="auto" w:after="180"/>
-      </w:pPr>
-      <w:r>
-        <w:rPr>
-          <w:b w:val="0"/>
-        </w:rPr>
-        <w:t>Fictional craft card M states five sealed bags of modelling material at exactly 250 g per bag. Three models each use 300 g, with no other loss.</w:t>
-      </w:r>
-    </w:p>
-    <w:p>
-      <w:pPr>
-        <w:spacing w:line="336" w:lineRule="auto" w:after="180"/>
-      </w:pPr>
-      <w:r>
-        <w:rPr>
-          <w:b w:val="0"/>
-        </w:rPr>
-        <w:t xml:space="preserve">A draft says “M supplies 1250 g; the models use 900 g; 350 kg remains; every model will win a prize.” Check all four </w:t>
-      </w:r>
-      <w:r>
-        <w:rPr>
-          <w:b/>
-        </w:rPr>
-        <w:t>claim</w:t>
-      </w:r>
-      <w:r>
-        <w:rPr>
-          <w:b w:val="0"/>
-        </w:rPr>
-        <w:t xml:space="preserve">s, show the remaining mass in grams, and explain the status of the prize </w:t>
-      </w:r>
-      <w:r>
-        <w:rPr>
-          <w:b/>
-        </w:rPr>
-        <w:t>claim</w:t>
-      </w:r>
-      <w:r>
-        <w:rPr>
-          <w:b w:val="0"/>
-        </w:rPr>
-        <w:t>. Use 1 kg = 1000 g.</w:t>
-      </w:r>
-    </w:p>
-    <w:p>
-      <w:pPr>
-        <w:pStyle w:val="Heading3"/>
-      </w:pPr>
-      <w:r>
-        <w:t>My reasoning and evidence</w:t>
-      </w:r>
-    </w:p>
-    <w:p>
-      <w:r>
-        <w:t>________________________________________________________________</w:t>
-      </w:r>
-    </w:p>
-    <w:p>
-      <w:r>
-        <w:t>________________________________________________________________</w:t>
-      </w:r>
-    </w:p>
-    <w:p>
-      <w:r>
-        <w:t>________________________________________________________________</w:t>
-      </w:r>
-    </w:p>
-    <w:p>
-      <w:r>
-        <w:t>________________________________________________________________</w:t>
-      </w:r>
-    </w:p>
-    <w:p>
-      <w:r>
-        <w:t>________________________________________________________________</w:t>
-      </w:r>
-    </w:p>
-    <w:p>
-      <w:r>
-        <w:t>________________________________________________________________</w:t>
-      </w:r>
-    </w:p>
-    <w:p>
-      <w:r>
-        <w:t>________________________________________________________________</w:t>
-      </w:r>
-    </w:p>
-    <w:p>
-      <w:r>
-        <w:t>________________________________________________________________</w:t>
-      </w:r>
-    </w:p>
-    <w:p>
-      <w:pPr>
-        <w:pStyle w:val="Heading1"/>
-      </w:pPr>
-      <w:r>
-        <w:t>16. W5 State what a missing source prevents you from knowing</w:t>
-      </w:r>
-    </w:p>
-    <w:p>
-      <w:r>
-        <w:t>State what a missing source prevents you from knowing. Apply the supplied Verify Important Outputs facts and keep your reasoning.</w:t>
-      </w:r>
-    </w:p>
-    <w:p>
-      <w:pPr>
-        <w:spacing w:line="336" w:lineRule="auto" w:after="180"/>
-      </w:pPr>
-      <w:r>
-        <w:rPr>
-          <w:b w:val="0"/>
-        </w:rPr>
-        <w:t xml:space="preserve">Another draft </w:t>
-      </w:r>
-      <w:r>
-        <w:rPr>
-          <w:b/>
-        </w:rPr>
-        <w:t>claim</w:t>
-      </w:r>
-      <w:r>
-        <w:rPr>
-          <w:b w:val="0"/>
-        </w:rPr>
-        <w:t xml:space="preserve">s that the amount left in W4 accounts for all real-world waste, citing a missing instruction card. Explain which result can still be checked from M and which </w:t>
-      </w:r>
-      <w:r>
-        <w:rPr>
-          <w:b/>
-        </w:rPr>
-        <w:t>claim</w:t>
-      </w:r>
-      <w:r>
-        <w:rPr>
-          <w:b w:val="0"/>
-        </w:rPr>
-        <w:t xml:space="preserve"> remains unresolved.</w:t>
-      </w:r>
-    </w:p>
-    <w:p>
-      <w:pPr>
-        <w:spacing w:line="336" w:lineRule="auto" w:after="180"/>
-      </w:pPr>
-      <w:r>
-        <w:rPr>
-          <w:b w:val="0"/>
-        </w:rPr>
-        <w:t>What information would be needed before revising the no-loss model?</w:t>
-      </w:r>
-    </w:p>
-    <w:p>
-      <w:pPr>
-        <w:pStyle w:val="Heading3"/>
-      </w:pPr>
-      <w:r>
-        <w:t>My reasoning and evidence</w:t>
-      </w:r>
-    </w:p>
-    <w:p>
-      <w:r>
-        <w:t>________________________________________________________________</w:t>
-      </w:r>
-    </w:p>
-    <w:p>
-      <w:r>
-        <w:t>________________________________________________________________</w:t>
-      </w:r>
-    </w:p>
-    <w:p>
-      <w:r>
-        <w:t>________________________________________________________________</w:t>
-      </w:r>
-    </w:p>
-    <w:p>
-      <w:r>
-        <w:t>________________________________________________________________</w:t>
-      </w:r>
-    </w:p>
-    <w:p>
-      <w:r>
-        <w:t>________________________________________________________________</w:t>
-      </w:r>
-    </w:p>
-    <w:p>
-      <w:r>
-        <w:t>________________________________________________________________</w:t>
-      </w:r>
-    </w:p>
-    <w:p>
-      <w:pPr>
-        <w:pStyle w:val="Heading1"/>
-      </w:pPr>
-      <w:r>
-        <w:t>17. Feedback, return check and learning record</w:t>
-      </w:r>
-    </w:p>
-    <w:p>
-      <w:r>
-        <w:t>Record the first repaired step and a different case to revisit after a delay.</w:t>
+        <w:t>17. Feedback · Repair and return</w:t>
+      </w:r>
+    </w:p>
+    <w:p>
+      <w:r>
+        <w:t>Keep the first attempt, the repair and a changed-case return.</w:t>
+      </w:r>
+    </w:p>
+    <w:p>
+      <w:pPr>
+        <w:pStyle w:val="Heading2"/>
+      </w:pPr>
+      <w:r>
+        <w:t>Your evidence record</w:t>
       </w:r>
     </w:p>
     <w:tbl>
@@ -1854,12 +898,1017 @@
         <w:pStyle w:val="Heading1"/>
       </w:pPr>
       <w:r>
-        <w:t>18. Pictorial case practice: Verify Important Outputs</w:t>
-      </w:r>
-    </w:p>
-    <w:p>
-      <w:r>
-        <w:t>A fictional craft sheet calculates ribbon left after making bookmarks. Explain the labelled step before checking the changed condition.</w:t>
+        <w:t>10. Finish · Judge the evidence in your work</w:t>
+      </w:r>
+    </w:p>
+    <w:p>
+      <w:r>
+        <w:t>Point to work that supports your confidence level.</w:t>
+      </w:r>
+    </w:p>
+    <w:p>
+      <w:pPr>
+        <w:pStyle w:val="Heading2"/>
+      </w:pPr>
+      <w:r>
+        <w:t>Your evidence record</w:t>
+      </w:r>
+    </w:p>
+    <w:p>
+      <w:pPr>
+        <w:pStyle w:val="ListBullet"/>
+      </w:pPr>
+      <w:r>
+        <w:t>I can explain the mechanism.</w:t>
+      </w:r>
+    </w:p>
+    <w:p>
+      <w:pPr>
+        <w:pStyle w:val="ListBullet"/>
+      </w:pPr>
+      <w:r>
+        <w:t>I can show evidence.</w:t>
+      </w:r>
+    </w:p>
+    <w:p>
+      <w:pPr>
+        <w:pStyle w:val="ListBullet"/>
+      </w:pPr>
+      <w:r>
+        <w:t>I can handle a changed case.</w:t>
+      </w:r>
+    </w:p>
+    <w:p>
+      <w:pPr>
+        <w:pStyle w:val="ListBullet"/>
+      </w:pPr>
+      <w:r>
+        <w:t>I can name a limit.</w:t>
+      </w:r>
+    </w:p>
+    <w:p>
+      <w:r>
+        <w:t>Mark each as not yet, with help or independently, and attach supporting work.</w:t>
+      </w:r>
+    </w:p>
+    <w:p>
+      <w:pPr>
+        <w:spacing w:line="336" w:lineRule="auto" w:after="180"/>
+      </w:pPr>
+      <w:r>
+        <w:rPr>
+          <w:b w:val="0"/>
+        </w:rPr>
+        <w:t>Teacher review ____________________  Next step ____________________</w:t>
+      </w:r>
+    </w:p>
+    <w:p>
+      <w:pPr>
+        <w:pStyle w:val="Heading1"/>
+      </w:pPr>
+      <w:r>
+        <w:t>Reference bank and extra practice</w:t>
+      </w:r>
+    </w:p>
+    <w:p>
+      <w:pPr>
+        <w:pStyle w:val="Heading1"/>
+      </w:pPr>
+      <w:r>
+        <w:t>02. Reference · Supported W2 record</w:t>
+      </w:r>
+    </w:p>
+    <w:p>
+      <w:r>
+        <w:t>This is the same W2 attempt. Keep one response record.</w:t>
+      </w:r>
+    </w:p>
+    <w:p>
+      <w:pPr>
+        <w:pStyle w:val="Heading2"/>
+      </w:pPr>
+      <w:r>
+        <w:t>Use this when helpful</w:t>
+      </w:r>
+    </w:p>
+    <w:p>
+      <w:pPr>
+        <w:spacing w:line="336" w:lineRule="auto" w:after="180"/>
+      </w:pPr>
+      <w:r>
+        <w:rPr>
+          <w:b w:val="0"/>
+        </w:rPr>
+        <w:t xml:space="preserve">Use W2: Repair a </w:t>
+      </w:r>
+      <w:r>
+        <w:rPr>
+          <w:b/>
+        </w:rPr>
+        <w:t>unit</w:t>
+      </w:r>
+      <w:r>
+        <w:rPr>
+          <w:b w:val="0"/>
+        </w:rPr>
+        <w:t xml:space="preserve"> error for Verifying </w:t>
+      </w:r>
+      <w:r>
+        <w:rPr>
+          <w:b/>
+        </w:rPr>
+        <w:t>claim</w:t>
+      </w:r>
+      <w:r>
+        <w:rPr>
+          <w:b w:val="0"/>
+        </w:rPr>
+        <w:t>s and quantities. Record the answer once; the lesson and workbook refer to the same attempt.</w:t>
+      </w:r>
+    </w:p>
+    <w:tbl>
+      <w:tblPr>
+        <w:tblStyle w:val="LightShading-Accent1"/>
+        <w:tblW w:type="auto" w:w="0"/>
+        <w:tblLook w:firstColumn="1" w:firstRow="1" w:lastColumn="0" w:lastRow="0" w:noHBand="0" w:noVBand="1" w:val="04A0"/>
+      </w:tblPr>
+      <w:tblGrid>
+        <w:gridCol w:w="2556"/>
+        <w:gridCol w:w="2556"/>
+        <w:gridCol w:w="2556"/>
+        <w:gridCol w:w="2556"/>
+      </w:tblGrid>
+      <w:tr>
+        <w:trPr>
+          <w:tblHeader/>
+        </w:trPr>
+        <w:tc>
+          <w:tcPr>
+            <w:tcW w:type="dxa" w:w="2556"/>
+          </w:tcPr>
+          <w:p>
+            <w:r>
+              <w:t>Given inputs</w:t>
+            </w:r>
+          </w:p>
+        </w:tc>
+        <w:tc>
+          <w:tcPr>
+            <w:tcW w:type="dxa" w:w="2556"/>
+          </w:tcPr>
+          <w:p>
+            <w:r>
+              <w:t>Procedure I chose</w:t>
+            </w:r>
+          </w:p>
+        </w:tc>
+        <w:tc>
+          <w:tcPr>
+            <w:tcW w:type="dxa" w:w="2556"/>
+          </w:tcPr>
+          <w:p>
+            <w:r>
+              <w:t>Middle steps</w:t>
+            </w:r>
+          </w:p>
+        </w:tc>
+        <w:tc>
+          <w:tcPr>
+            <w:tcW w:type="dxa" w:w="2556"/>
+          </w:tcPr>
+          <w:p>
+            <w:r>
+              <w:t>Result and check</w:t>
+            </w:r>
+          </w:p>
+        </w:tc>
+      </w:tr>
+      <w:tr>
+        <w:tc>
+          <w:tcPr>
+            <w:tcW w:type="dxa" w:w="2556"/>
+          </w:tcPr>
+          <w:p>
+            <w:r/>
+          </w:p>
+        </w:tc>
+        <w:tc>
+          <w:tcPr>
+            <w:tcW w:type="dxa" w:w="2556"/>
+          </w:tcPr>
+          <w:p>
+            <w:r/>
+          </w:p>
+        </w:tc>
+        <w:tc>
+          <w:tcPr>
+            <w:tcW w:type="dxa" w:w="2556"/>
+          </w:tcPr>
+          <w:p>
+            <w:r/>
+          </w:p>
+        </w:tc>
+        <w:tc>
+          <w:tcPr>
+            <w:tcW w:type="dxa" w:w="2556"/>
+          </w:tcPr>
+          <w:p>
+            <w:r/>
+          </w:p>
+        </w:tc>
+      </w:tr>
+    </w:tbl>
+    <w:p>
+      <w:pPr>
+        <w:pStyle w:val="Heading3"/>
+      </w:pPr>
+      <w:r>
+        <w:t>The step I completed without help, and the hint I needed</w:t>
+      </w:r>
+    </w:p>
+    <w:p>
+      <w:r>
+        <w:t>________________________________________________________________</w:t>
+      </w:r>
+    </w:p>
+    <w:p>
+      <w:r>
+        <w:t>________________________________________________________________</w:t>
+      </w:r>
+    </w:p>
+    <w:p>
+      <w:r>
+        <w:t>________________________________________________________________</w:t>
+      </w:r>
+    </w:p>
+    <w:p>
+      <w:pPr>
+        <w:pStyle w:val="Heading1"/>
+      </w:pPr>
+      <w:r>
+        <w:t>03. Extra practice · Repair the explanation</w:t>
+      </w:r>
+    </w:p>
+    <w:p>
+      <w:r>
+        <w:t>Explain the deciding fact before discussing the answer.</w:t>
+      </w:r>
+    </w:p>
+    <w:p>
+      <w:pPr>
+        <w:pStyle w:val="Heading2"/>
+      </w:pPr>
+      <w:r>
+        <w:t>Use this when helpful</w:t>
+      </w:r>
+    </w:p>
+    <w:p>
+      <w:pPr>
+        <w:spacing w:line="336" w:lineRule="auto" w:after="180"/>
+      </w:pPr>
+      <w:r>
+        <w:rPr>
+          <w:b w:val="0"/>
+        </w:rPr>
+        <w:t xml:space="preserve">Use the worked case for Verifying </w:t>
+      </w:r>
+      <w:r>
+        <w:rPr>
+          <w:b/>
+        </w:rPr>
+        <w:t>claim</w:t>
+      </w:r>
+      <w:r>
+        <w:rPr>
+          <w:b w:val="0"/>
+        </w:rPr>
+        <w:t xml:space="preserve">s and quantities. Proposed explanation: “A </w:t>
+      </w:r>
+      <w:r>
+        <w:rPr>
+          <w:b/>
+        </w:rPr>
+        <w:t>citation</w:t>
+      </w:r>
+      <w:r>
+        <w:rPr>
+          <w:b w:val="0"/>
+        </w:rPr>
+        <w:t xml:space="preserve"> proves every nearby </w:t>
+      </w:r>
+      <w:r>
+        <w:rPr>
+          <w:b/>
+        </w:rPr>
+        <w:t>claim</w:t>
+      </w:r>
+      <w:r>
+        <w:rPr>
+          <w:b w:val="0"/>
+        </w:rPr>
+        <w:t>”. Decide whether this explanation is supported.</w:t>
+      </w:r>
+    </w:p>
+    <w:p>
+      <w:pPr>
+        <w:spacing w:line="336" w:lineRule="auto" w:after="180"/>
+      </w:pPr>
+      <w:r>
+        <w:rPr>
+          <w:b w:val="0"/>
+        </w:rPr>
+        <w:t>Point to the step or supplied fact that decides; explain your repair if needed.</w:t>
+      </w:r>
+    </w:p>
+    <w:p>
+      <w:pPr>
+        <w:pStyle w:val="Heading3"/>
+      </w:pPr>
+      <w:r>
+        <w:t>My explanation before partner discussion</w:t>
+      </w:r>
+    </w:p>
+    <w:p>
+      <w:r>
+        <w:t>________________________________________________________________</w:t>
+      </w:r>
+    </w:p>
+    <w:p>
+      <w:r>
+        <w:t>________________________________________________________________</w:t>
+      </w:r>
+    </w:p>
+    <w:p>
+      <w:r>
+        <w:t>________________________________________________________________</w:t>
+      </w:r>
+    </w:p>
+    <w:p>
+      <w:r>
+        <w:t>________________________________________________________________</w:t>
+      </w:r>
+    </w:p>
+    <w:p>
+      <w:pPr>
+        <w:pStyle w:val="Heading1"/>
+      </w:pPr>
+      <w:r>
+        <w:t>05. Reference · Original learning target</w:t>
+      </w:r>
+    </w:p>
+    <w:p>
+      <w:r>
+        <w:t>Use this target to inspect an explanation.</w:t>
+      </w:r>
+    </w:p>
+    <w:p>
+      <w:pPr>
+        <w:pStyle w:val="Heading2"/>
+      </w:pPr>
+      <w:r>
+        <w:t>Use this when helpful</w:t>
+      </w:r>
+    </w:p>
+    <w:p>
+      <w:pPr>
+        <w:spacing w:line="336" w:lineRule="auto" w:after="180"/>
+      </w:pPr>
+      <w:r>
+        <w:rPr>
+          <w:b w:val="0"/>
+        </w:rPr>
+        <w:t xml:space="preserve">A generated report says 18 of 24 tests passed, so success was </w:t>
+      </w:r>
+      <w:r>
+        <w:rPr>
+          <w:b/>
+        </w:rPr>
+        <w:t>80%</w:t>
+      </w:r>
+      <w:r>
+        <w:rPr>
+          <w:b w:val="0"/>
+        </w:rPr>
+        <w:t xml:space="preserve">. Verify the </w:t>
+      </w:r>
+      <w:r>
+        <w:rPr>
+          <w:b/>
+        </w:rPr>
+        <w:t>claim</w:t>
+      </w:r>
+      <w:r>
+        <w:rPr>
+          <w:b w:val="0"/>
+        </w:rPr>
+        <w:t xml:space="preserve"> in two ways and write a corrected sentence.</w:t>
+      </w:r>
+    </w:p>
+    <w:p>
+      <w:pPr>
+        <w:pStyle w:val="Heading1"/>
+      </w:pPr>
+      <w:r>
+        <w:t>06. Extra practice · A complete case</w:t>
+      </w:r>
+    </w:p>
+    <w:p>
+      <w:r>
+        <w:t>Try the question before checking the worked explanation.</w:t>
+      </w:r>
+    </w:p>
+    <w:p>
+      <w:pPr>
+        <w:pStyle w:val="Heading2"/>
+      </w:pPr>
+      <w:r>
+        <w:t>Use this when helpful</w:t>
+      </w:r>
+    </w:p>
+    <w:p>
+      <w:pPr>
+        <w:spacing w:line="336" w:lineRule="auto" w:after="180"/>
+      </w:pPr>
+      <w:r>
+        <w:rPr>
+          <w:b w:val="0"/>
+        </w:rPr>
+        <w:t>An answer says six groups of four make 28.</w:t>
+      </w:r>
+    </w:p>
+    <w:p>
+      <w:pPr>
+        <w:spacing w:line="336" w:lineRule="auto" w:after="180"/>
+      </w:pPr>
+      <w:r>
+        <w:rPr>
+          <w:b w:val="0"/>
+        </w:rPr>
+        <w:t xml:space="preserve">Verify </w:t>
+      </w:r>
+      <w:r>
+        <w:rPr>
+          <w:b/>
+        </w:rPr>
+        <w:t>independent</w:t>
+      </w:r>
+      <w:r>
+        <w:rPr>
+          <w:b w:val="0"/>
+        </w:rPr>
+        <w:t>ly.</w:t>
+      </w:r>
+    </w:p>
+    <w:p>
+      <w:pPr>
+        <w:spacing w:line="336" w:lineRule="auto" w:after="180"/>
+      </w:pPr>
+      <w:r>
+        <w:rPr>
+          <w:b w:val="0"/>
+        </w:rPr>
+        <w:t xml:space="preserve">Show your trace, calculation or </w:t>
+      </w:r>
+      <w:r>
+        <w:rPr>
+          <w:b/>
+        </w:rPr>
+        <w:t>evidence</w:t>
+      </w:r>
+    </w:p>
+    <w:p>
+      <w:pPr>
+        <w:pStyle w:val="Heading3"/>
+      </w:pPr>
+      <w:r>
+        <w:t>Write or draw your reasoning and evidence.</w:t>
+      </w:r>
+    </w:p>
+    <w:p>
+      <w:r>
+        <w:t>________________________________________________________________</w:t>
+      </w:r>
+    </w:p>
+    <w:p>
+      <w:r>
+        <w:t>________________________________________________________________</w:t>
+      </w:r>
+    </w:p>
+    <w:p>
+      <w:r>
+        <w:t>________________________________________________________________</w:t>
+      </w:r>
+    </w:p>
+    <w:p>
+      <w:r>
+        <w:t>________________________________________________________________</w:t>
+      </w:r>
+    </w:p>
+    <w:p>
+      <w:r>
+        <w:t>________________________________________________________________</w:t>
+      </w:r>
+    </w:p>
+    <w:p>
+      <w:pPr>
+        <w:pStyle w:val="Heading1"/>
+      </w:pPr>
+      <w:r>
+        <w:t>07. Extra practice · A changed case</w:t>
+      </w:r>
+    </w:p>
+    <w:p>
+      <w:r>
+        <w:t>Keep this practice separate from the reserved independent attempt.</w:t>
+      </w:r>
+    </w:p>
+    <w:p>
+      <w:pPr>
+        <w:pStyle w:val="Heading2"/>
+      </w:pPr>
+      <w:r>
+        <w:t>Use this when helpful</w:t>
+      </w:r>
+    </w:p>
+    <w:p>
+      <w:pPr>
+        <w:spacing w:line="336" w:lineRule="auto" w:after="180"/>
+      </w:pPr>
+      <w:r>
+        <w:rPr>
+          <w:b w:val="0"/>
+        </w:rPr>
+        <w:t xml:space="preserve">An assistant says the school library opens at 8, but today's official notice says 9. Which </w:t>
+      </w:r>
+      <w:r>
+        <w:rPr>
+          <w:b/>
+        </w:rPr>
+        <w:t>source</w:t>
+      </w:r>
+      <w:r>
+        <w:rPr>
+          <w:b w:val="0"/>
+        </w:rPr>
+        <w:t xml:space="preserve"> should guide today's visit? Explain the check.</w:t>
+      </w:r>
+    </w:p>
+    <w:p>
+      <w:pPr>
+        <w:spacing w:line="336" w:lineRule="auto" w:after="180"/>
+      </w:pPr>
+      <w:r>
+        <w:rPr>
+          <w:b w:val="0"/>
+        </w:rPr>
+        <w:t>My practice answer and reason</w:t>
+      </w:r>
+    </w:p>
+    <w:p>
+      <w:pPr>
+        <w:pStyle w:val="Heading3"/>
+      </w:pPr>
+      <w:r>
+        <w:t>Write or draw your reasoning and evidence.</w:t>
+      </w:r>
+    </w:p>
+    <w:p>
+      <w:r>
+        <w:t>________________________________________________________________</w:t>
+      </w:r>
+    </w:p>
+    <w:p>
+      <w:r>
+        <w:t>________________________________________________________________</w:t>
+      </w:r>
+    </w:p>
+    <w:p>
+      <w:r>
+        <w:t>________________________________________________________________</w:t>
+      </w:r>
+    </w:p>
+    <w:p>
+      <w:r>
+        <w:t>________________________________________________________________</w:t>
+      </w:r>
+    </w:p>
+    <w:p>
+      <w:r>
+        <w:t>________________________________________________________________</w:t>
+      </w:r>
+    </w:p>
+    <w:p>
+      <w:pPr>
+        <w:pStyle w:val="Heading3"/>
+      </w:pPr>
+      <w:r>
+        <w:t>Week 27 Test and reflect</w:t>
+      </w:r>
+    </w:p>
+    <w:p>
+      <w:pPr>
+        <w:pStyle w:val="Heading1"/>
+      </w:pPr>
+      <w:r>
+        <w:t>08. Extra practice · Design a revealing test</w:t>
+      </w:r>
+    </w:p>
+    <w:p>
+      <w:r>
+        <w:t>Predict before tracing or testing.</w:t>
+      </w:r>
+    </w:p>
+    <w:p>
+      <w:pPr>
+        <w:pStyle w:val="Heading2"/>
+      </w:pPr>
+      <w:r>
+        <w:t>Use this when helpful</w:t>
+      </w:r>
+    </w:p>
+    <w:p>
+      <w:pPr>
+        <w:spacing w:line="336" w:lineRule="auto" w:after="180"/>
+      </w:pPr>
+      <w:r>
+        <w:rPr>
+          <w:b w:val="0"/>
+        </w:rPr>
+        <w:t xml:space="preserve">Create a changed </w:t>
+      </w:r>
+      <w:r>
+        <w:rPr>
+          <w:b/>
+        </w:rPr>
+        <w:t>input</w:t>
+      </w:r>
+      <w:r>
+        <w:rPr>
+          <w:b w:val="0"/>
+        </w:rPr>
+        <w:t>, boundary case or missing-information case. Write the expected answer or safe response before testing.</w:t>
+      </w:r>
+    </w:p>
+    <w:tbl>
+      <w:tblPr>
+        <w:tblStyle w:val="LightShading-Accent1"/>
+        <w:tblW w:type="auto" w:w="0"/>
+        <w:tblLook w:firstColumn="1" w:firstRow="1" w:lastColumn="0" w:lastRow="0" w:noHBand="0" w:noVBand="1" w:val="04A0"/>
+      </w:tblPr>
+      <w:tblGrid>
+        <w:gridCol w:w="5112"/>
+        <w:gridCol w:w="5112"/>
+      </w:tblGrid>
+      <w:tr>
+        <w:trPr>
+          <w:tblHeader/>
+        </w:trPr>
+        <w:tc>
+          <w:tcPr>
+            <w:tcW w:type="dxa" w:w="5112"/>
+          </w:tcPr>
+          <w:p>
+            <w:r>
+              <w:t>Test record</w:t>
+            </w:r>
+          </w:p>
+        </w:tc>
+        <w:tc>
+          <w:tcPr>
+            <w:tcW w:type="dxa" w:w="5112"/>
+          </w:tcPr>
+          <w:p>
+            <w:r>
+              <w:t>My evidence</w:t>
+            </w:r>
+          </w:p>
+        </w:tc>
+      </w:tr>
+      <w:tr>
+        <w:tc>
+          <w:tcPr>
+            <w:tcW w:type="dxa" w:w="5112"/>
+          </w:tcPr>
+          <w:p>
+            <w:r>
+              <w:t>Changed input or condition</w:t>
+            </w:r>
+          </w:p>
+        </w:tc>
+        <w:tc>
+          <w:tcPr>
+            <w:tcW w:type="dxa" w:w="5112"/>
+          </w:tcPr>
+          <w:p>
+            <w:r/>
+          </w:p>
+        </w:tc>
+      </w:tr>
+      <w:tr>
+        <w:tc>
+          <w:tcPr>
+            <w:tcW w:type="dxa" w:w="5112"/>
+          </w:tcPr>
+          <w:p>
+            <w:r>
+              <w:t>Expected answer or fallback</w:t>
+            </w:r>
+          </w:p>
+        </w:tc>
+        <w:tc>
+          <w:tcPr>
+            <w:tcW w:type="dxa" w:w="5112"/>
+          </w:tcPr>
+          <w:p>
+            <w:r/>
+          </w:p>
+        </w:tc>
+      </w:tr>
+      <w:tr>
+        <w:tc>
+          <w:tcPr>
+            <w:tcW w:type="dxa" w:w="5112"/>
+          </w:tcPr>
+          <w:p>
+            <w:r>
+              <w:t>Observed result</w:t>
+            </w:r>
+          </w:p>
+        </w:tc>
+        <w:tc>
+          <w:tcPr>
+            <w:tcW w:type="dxa" w:w="5112"/>
+          </w:tcPr>
+          <w:p>
+            <w:r/>
+          </w:p>
+        </w:tc>
+      </w:tr>
+      <w:tr>
+        <w:tc>
+          <w:tcPr>
+            <w:tcW w:type="dxa" w:w="5112"/>
+          </w:tcPr>
+          <w:p>
+            <w:r>
+              <w:t>Why the result occurred</w:t>
+            </w:r>
+          </w:p>
+        </w:tc>
+        <w:tc>
+          <w:tcPr>
+            <w:tcW w:type="dxa" w:w="5112"/>
+          </w:tcPr>
+          <w:p>
+            <w:r/>
+          </w:p>
+        </w:tc>
+      </w:tr>
+    </w:tbl>
+    <w:p>
+      <w:pPr>
+        <w:pStyle w:val="Heading1"/>
+      </w:pPr>
+      <w:r>
+        <w:t>11. Reference · Original target response space</w:t>
+      </w:r>
+    </w:p>
+    <w:p>
+      <w:r>
+        <w:t>This teaching case is practice rather than a fresh assessment.</w:t>
+      </w:r>
+    </w:p>
+    <w:p>
+      <w:pPr>
+        <w:pStyle w:val="Heading2"/>
+      </w:pPr>
+      <w:r>
+        <w:t>Use this when helpful</w:t>
+      </w:r>
+    </w:p>
+    <w:p>
+      <w:pPr>
+        <w:spacing w:line="336" w:lineRule="auto" w:after="180"/>
+      </w:pPr>
+      <w:r>
+        <w:rPr>
+          <w:b w:val="0"/>
+        </w:rPr>
+        <w:t xml:space="preserve">A generated report says 18 of 24 tests passed, so success was </w:t>
+      </w:r>
+      <w:r>
+        <w:rPr>
+          <w:b/>
+        </w:rPr>
+        <w:t>80%</w:t>
+      </w:r>
+      <w:r>
+        <w:rPr>
+          <w:b w:val="0"/>
+        </w:rPr>
+        <w:t xml:space="preserve">. Verify the </w:t>
+      </w:r>
+      <w:r>
+        <w:rPr>
+          <w:b/>
+        </w:rPr>
+        <w:t>claim</w:t>
+      </w:r>
+      <w:r>
+        <w:rPr>
+          <w:b w:val="0"/>
+        </w:rPr>
+        <w:t xml:space="preserve"> in two ways and write a corrected sentence.</w:t>
+      </w:r>
+    </w:p>
+    <w:p>
+      <w:pPr>
+        <w:pStyle w:val="Heading3"/>
+      </w:pPr>
+      <w:r>
+        <w:t>My explanation after practice</w:t>
+      </w:r>
+    </w:p>
+    <w:p>
+      <w:r>
+        <w:t>________________________________________________________________</w:t>
+      </w:r>
+    </w:p>
+    <w:p>
+      <w:r>
+        <w:t>________________________________________________________________</w:t>
+      </w:r>
+    </w:p>
+    <w:p>
+      <w:r>
+        <w:t>________________________________________________________________</w:t>
+      </w:r>
+    </w:p>
+    <w:p>
+      <w:r>
+        <w:t>________________________________________________________________</w:t>
+      </w:r>
+    </w:p>
+    <w:p>
+      <w:r>
+        <w:t>________________________________________________________________</w:t>
+      </w:r>
+    </w:p>
+    <w:p>
+      <w:r>
+        <w:t>________________________________________________________________</w:t>
+      </w:r>
+    </w:p>
+    <w:p>
+      <w:r>
+        <w:t>________________________________________________________________</w:t>
+      </w:r>
+    </w:p>
+    <w:p>
+      <w:pPr>
+        <w:spacing w:line="336" w:lineRule="auto" w:after="180"/>
+      </w:pPr>
+      <w:r>
+        <w:rPr>
+          <w:b w:val="0"/>
+        </w:rPr>
+        <w:t>Record support used: none, hint or teacher explanation.</w:t>
+      </w:r>
+    </w:p>
+    <w:p>
+      <w:pPr>
+        <w:pStyle w:val="Heading1"/>
+      </w:pPr>
+      <w:r>
+        <w:t>15. Reference · Independent-case response copy</w:t>
+      </w:r>
+    </w:p>
+    <w:p>
+      <w:r>
+        <w:t>This duplicates W4. Reuse the same first-attempt record.</w:t>
+      </w:r>
+    </w:p>
+    <w:p>
+      <w:pPr>
+        <w:pStyle w:val="Heading2"/>
+      </w:pPr>
+      <w:r>
+        <w:t>Use this when helpful</w:t>
+      </w:r>
+    </w:p>
+    <w:p>
+      <w:pPr>
+        <w:spacing w:line="336" w:lineRule="auto" w:after="180"/>
+      </w:pPr>
+      <w:r>
+        <w:rPr>
+          <w:b w:val="0"/>
+        </w:rPr>
+        <w:t>Fictional craft card M states five sealed bags of modelling material at exactly 250 g per bag. Three models each use 300 g, with no other loss.</w:t>
+      </w:r>
+    </w:p>
+    <w:p>
+      <w:pPr>
+        <w:spacing w:line="336" w:lineRule="auto" w:after="180"/>
+      </w:pPr>
+      <w:r>
+        <w:rPr>
+          <w:b w:val="0"/>
+        </w:rPr>
+        <w:t xml:space="preserve">A draft says “M supplies 1250 g; the models use 900 g; 350 kg remains; every model will win a prize.” Check all four </w:t>
+      </w:r>
+      <w:r>
+        <w:rPr>
+          <w:b/>
+        </w:rPr>
+        <w:t>claim</w:t>
+      </w:r>
+      <w:r>
+        <w:rPr>
+          <w:b w:val="0"/>
+        </w:rPr>
+        <w:t xml:space="preserve">s, show the remaining mass in grams, and explain the status of the prize </w:t>
+      </w:r>
+      <w:r>
+        <w:rPr>
+          <w:b/>
+        </w:rPr>
+        <w:t>claim</w:t>
+      </w:r>
+      <w:r>
+        <w:rPr>
+          <w:b w:val="0"/>
+        </w:rPr>
+        <w:t>. Use 1 kg = 1000 g.</w:t>
+      </w:r>
+    </w:p>
+    <w:p>
+      <w:pPr>
+        <w:pStyle w:val="Heading3"/>
+      </w:pPr>
+      <w:r>
+        <w:t>My reasoning and evidence</w:t>
+      </w:r>
+    </w:p>
+    <w:p>
+      <w:r>
+        <w:t>________________________________________________________________</w:t>
+      </w:r>
+    </w:p>
+    <w:p>
+      <w:r>
+        <w:t>________________________________________________________________</w:t>
+      </w:r>
+    </w:p>
+    <w:p>
+      <w:r>
+        <w:t>________________________________________________________________</w:t>
+      </w:r>
+    </w:p>
+    <w:p>
+      <w:r>
+        <w:t>________________________________________________________________</w:t>
+      </w:r>
+    </w:p>
+    <w:p>
+      <w:r>
+        <w:t>________________________________________________________________</w:t>
+      </w:r>
+    </w:p>
+    <w:p>
+      <w:r>
+        <w:t>________________________________________________________________</w:t>
+      </w:r>
+    </w:p>
+    <w:p>
+      <w:r>
+        <w:t>________________________________________________________________</w:t>
+      </w:r>
+    </w:p>
+    <w:p>
+      <w:r>
+        <w:t>________________________________________________________________</w:t>
+      </w:r>
+    </w:p>
+    <w:p>
+      <w:pPr>
+        <w:pStyle w:val="Heading1"/>
+      </w:pPr>
+      <w:r>
+        <w:t>18. Extra practice · Use the worked picture</w:t>
+      </w:r>
+    </w:p>
+    <w:p>
+      <w:r>
+        <w:t>Keep the explanation and the support you used.</w:t>
+      </w:r>
+    </w:p>
+    <w:p>
+      <w:pPr>
+        <w:pStyle w:val="Heading2"/>
+      </w:pPr>
+      <w:r>
+        <w:t>Use this when helpful</w:t>
       </w:r>
     </w:p>
     <w:p>
@@ -2030,16 +2079,7 @@
     </w:p>
     <w:p>
       <w:pPr>
-        <w:pStyle w:val="Heading3"/>
-      </w:pPr>
-      <w:r>
-        <w:t>Record the help used</w:t>
-      </w:r>
-    </w:p>
-    <w:p>
-      <w:pPr>
         <w:spacing w:line="336" w:lineRule="auto" w:after="180"/>
-        <w:shd w:fill="F1F6F8"/>
       </w:pPr>
       <w:r>
         <w:rPr>
@@ -2112,12 +2152,20 @@
         <w:pStyle w:val="Heading1"/>
       </w:pPr>
       <w:r>
-        <w:t>19. Project portfolio milestone</w:t>
-      </w:r>
-    </w:p>
-    <w:p>
-      <w:r>
-        <w:t>Keep this week’s input, deciding step, result and limit together in the Helpful Classroom Sorter record.</w:t>
+        <w:t>19. Reference · Project portfolio record</w:t>
+      </w:r>
+    </w:p>
+    <w:p>
+      <w:r>
+        <w:t>Extend your main project response when helpful.</w:t>
+      </w:r>
+    </w:p>
+    <w:p>
+      <w:pPr>
+        <w:pStyle w:val="Heading2"/>
+      </w:pPr>
+      <w:r>
+        <w:t>Use this when helpful</w:t>
       </w:r>
     </w:p>
     <w:p>
@@ -2355,12 +2403,523 @@
         <w:pStyle w:val="Heading1"/>
       </w:pPr>
       <w:r>
-        <w:t>20. Supported practice and learning evidence</w:t>
-      </w:r>
-    </w:p>
-    <w:p>
-      <w:r>
-        <w:t>Try the supported questions before comparing with hints and feedback. Record what you repaired and the evidence you retained.</w:t>
+        <w:t>20. Extra practice: pictures, repair and feedback</w:t>
+      </w:r>
+    </w:p>
+    <w:p>
+      <w:r>
+        <w:t>Attempt each question before opening its explanation. Use one browser or paper copy.</w:t>
+      </w:r>
+    </w:p>
+    <w:p>
+      <w:pPr>
+        <w:pStyle w:val="Heading2"/>
+      </w:pPr>
+      <w:r>
+        <w:t>First supported question</w:t>
+      </w:r>
+    </w:p>
+    <w:p>
+      <w:pPr>
+        <w:pStyle w:val="ListBullet"/>
+      </w:pPr>
+      <w:r>
+        <w:t>A fictional craft sheet calculates ribbon left after making bookmarks.</w:t>
+      </w:r>
+    </w:p>
+    <w:p>
+      <w:pPr>
+        <w:pStyle w:val="Heading3"/>
+      </w:pPr>
+      <w:r>
+        <w:t>Practice 1: explain the deciding evidence</w:t>
+      </w:r>
+    </w:p>
+    <w:p>
+      <w:pPr>
+        <w:pStyle w:val="ListBullet"/>
+      </w:pPr>
+      <w:r>
+        <w:t>Which labelled step matches this detail? “200 m remains and everyone wins” fails unit and evidence checks.</w:t>
+      </w:r>
+    </w:p>
+    <w:p>
+      <w:pPr>
+        <w:pStyle w:val="ListBullet"/>
+      </w:pPr>
+      <w:r>
+        <w:t>1. Audit draft</w:t>
+      </w:r>
+    </w:p>
+    <w:p>
+      <w:pPr>
+        <w:pStyle w:val="ListBullet"/>
+      </w:pPr>
+      <w:r>
+        <w:t>2. Remainder</w:t>
+      </w:r>
+    </w:p>
+    <w:p>
+      <w:pPr>
+        <w:pStyle w:val="ListBullet"/>
+      </w:pPr>
+      <w:r>
+        <w:t>3. Ribbon used</w:t>
+      </w:r>
+    </w:p>
+    <w:p>
+      <w:pPr>
+        <w:pStyle w:val="ListBullet"/>
+      </w:pPr>
+      <w:r>
+        <w:t>4. Available ribbon</w:t>
+      </w:r>
+    </w:p>
+    <w:p>
+      <w:pPr>
+        <w:pStyle w:val="Heading3"/>
+      </w:pPr>
+      <w:r>
+        <w:t>My selected conclusion, deciding fact and explanation</w:t>
+      </w:r>
+    </w:p>
+    <w:p>
+      <w:r>
+        <w:t>________________________________________________________________</w:t>
+      </w:r>
+    </w:p>
+    <w:p>
+      <w:r>
+        <w:t>________________________________________________________________</w:t>
+      </w:r>
+    </w:p>
+    <w:p>
+      <w:r>
+        <w:t>________________________________________________________________</w:t>
+      </w:r>
+    </w:p>
+    <w:p>
+      <w:r>
+        <w:t>________________________________________________________________</w:t>
+      </w:r>
+    </w:p>
+    <w:p>
+      <w:r>
+        <w:t>________________________________________________________________</w:t>
+      </w:r>
+    </w:p>
+    <w:p>
+      <w:pPr>
+        <w:pStyle w:val="ListBullet"/>
+      </w:pPr>
+      <w:r>
+        <w:t>Hint if needed: Read the steps in the pictorial case. Match the supplied detail to the stage that performs or records it.</w:t>
+      </w:r>
+    </w:p>
+    <w:p>
+      <w:pPr>
+        <w:pStyle w:val="Heading2"/>
+      </w:pPr>
+      <w:r>
+        <w:t>Check the first explanation · reference / check after trying</w:t>
+      </w:r>
+    </w:p>
+    <w:p>
+      <w:pPr>
+        <w:spacing w:line="336" w:lineRule="auto" w:after="180"/>
+      </w:pPr>
+      <w:r>
+        <w:rPr>
+          <w:b w:val="0"/>
+        </w:rPr>
+        <w:t xml:space="preserve">After your attempt, compare with the supported explanation: Audit draft “200 m remains and everyone wins” fails </w:t>
+      </w:r>
+      <w:r>
+        <w:rPr>
+          <w:b/>
+        </w:rPr>
+        <w:t>unit</w:t>
+      </w:r>
+      <w:r>
+        <w:rPr>
+          <w:b w:val="0"/>
+        </w:rPr>
+        <w:t xml:space="preserve"> and </w:t>
+      </w:r>
+      <w:r>
+        <w:rPr>
+          <w:b/>
+        </w:rPr>
+        <w:t>evidence</w:t>
+      </w:r>
+      <w:r>
+        <w:rPr>
+          <w:b w:val="0"/>
+        </w:rPr>
+        <w:t xml:space="preserve"> checks. All arithmetic first uses centimetres.</w:t>
+      </w:r>
+    </w:p>
+    <w:p>
+      <w:pPr>
+        <w:spacing w:line="336" w:lineRule="auto" w:after="180"/>
+      </w:pPr>
+      <w:r>
+        <w:rPr>
+          <w:b w:val="0"/>
+        </w:rPr>
+        <w:t xml:space="preserve">Converting only after subtraction avoids mixing </w:t>
+      </w:r>
+      <w:r>
+        <w:rPr>
+          <w:b/>
+        </w:rPr>
+        <w:t>unit</w:t>
+      </w:r>
+      <w:r>
+        <w:rPr>
+          <w:b w:val="0"/>
+        </w:rPr>
+        <w:t>s. The record supports available, used and remaining lengths under its no-loss assumption. It does not support a promise about winning.</w:t>
+      </w:r>
+    </w:p>
+    <w:p>
+      <w:pPr>
+        <w:spacing w:line="336" w:lineRule="auto" w:after="180"/>
+      </w:pPr>
+      <w:r>
+        <w:rPr>
+          <w:b w:val="0"/>
+        </w:rPr>
+        <w:t xml:space="preserve">A numerically correct total elsewhere in a draft cannot rescue a wrong </w:t>
+      </w:r>
+      <w:r>
+        <w:rPr>
+          <w:b/>
+        </w:rPr>
+        <w:t>unit</w:t>
+      </w:r>
+      <w:r>
+        <w:rPr>
+          <w:b w:val="0"/>
+        </w:rPr>
+        <w:t xml:space="preserve"> or an invented </w:t>
+      </w:r>
+      <w:r>
+        <w:rPr>
+          <w:b/>
+        </w:rPr>
+        <w:t>claim</w:t>
+      </w:r>
+      <w:r>
+        <w:rPr>
+          <w:b w:val="0"/>
+        </w:rPr>
+        <w:t>.</w:t>
+      </w:r>
+    </w:p>
+    <w:p>
+      <w:pPr>
+        <w:pStyle w:val="Heading2"/>
+      </w:pPr>
+      <w:r>
+        <w:t>Changed-case question</w:t>
+      </w:r>
+    </w:p>
+    <w:p>
+      <w:pPr>
+        <w:pStyle w:val="Heading3"/>
+      </w:pPr>
+      <w:r>
+        <w:t>Practice 2: explain the deciding evidence</w:t>
+      </w:r>
+    </w:p>
+    <w:p>
+      <w:pPr>
+        <w:pStyle w:val="ListBullet"/>
+      </w:pPr>
+      <w:r>
+        <w:t>Changed-case practice: Make ten bookmarks instead of eight. Which conclusion is supported by the supplied facts?</w:t>
+      </w:r>
+    </w:p>
+    <w:p>
+      <w:pPr>
+        <w:pStyle w:val="ListBullet"/>
+      </w:pPr>
+      <w:r>
+        <w:t>1. We can decide the result without examining the changed input or the procedure.</w:t>
+      </w:r>
+    </w:p>
+    <w:p>
+      <w:pPr>
+        <w:pStyle w:val="ListBullet"/>
+      </w:pPr>
+      <w:r>
+        <w:t>2. This one example guarantees correct results for every future input.</w:t>
+      </w:r>
+    </w:p>
+    <w:p>
+      <w:pPr>
+        <w:pStyle w:val="ListBullet"/>
+      </w:pPr>
+      <w:r>
+        <w:t>3. 100 cm, or 1 m, remains.</w:t>
+      </w:r>
+    </w:p>
+    <w:p>
+      <w:pPr>
+        <w:pStyle w:val="Heading3"/>
+      </w:pPr>
+      <w:r>
+        <w:t>My selected conclusion, deciding fact and explanation</w:t>
+      </w:r>
+    </w:p>
+    <w:p>
+      <w:r>
+        <w:t>________________________________________________________________</w:t>
+      </w:r>
+    </w:p>
+    <w:p>
+      <w:r>
+        <w:t>________________________________________________________________</w:t>
+      </w:r>
+    </w:p>
+    <w:p>
+      <w:r>
+        <w:t>________________________________________________________________</w:t>
+      </w:r>
+    </w:p>
+    <w:p>
+      <w:r>
+        <w:t>________________________________________________________________</w:t>
+      </w:r>
+    </w:p>
+    <w:p>
+      <w:r>
+        <w:t>________________________________________________________________</w:t>
+      </w:r>
+    </w:p>
+    <w:p>
+      <w:pPr>
+        <w:pStyle w:val="ListBullet"/>
+      </w:pPr>
+      <w:r>
+        <w:t>Hint if needed: Use the changed condition and the deciding step in the pictorial trace. The answer must say what follows from those facts.</w:t>
+      </w:r>
+    </w:p>
+    <w:p>
+      <w:pPr>
+        <w:pStyle w:val="Heading2"/>
+      </w:pPr>
+      <w:r>
+        <w:t>Check the changed case · reference / check after trying</w:t>
+      </w:r>
+    </w:p>
+    <w:p>
+      <w:pPr>
+        <w:spacing w:line="336" w:lineRule="auto" w:after="180"/>
+      </w:pPr>
+      <w:r>
+        <w:rPr>
+          <w:b w:val="0"/>
+        </w:rPr>
+        <w:t>After your attempt, compare with the supported explanation: 100 cm, or 1 m, remains. 600−10×50=100 cm.</w:t>
+      </w:r>
+    </w:p>
+    <w:p>
+      <w:pPr>
+        <w:pStyle w:val="Heading2"/>
+      </w:pPr>
+      <w:r>
+        <w:t>Repair and save your work</w:t>
+      </w:r>
+    </w:p>
+    <w:p>
+      <w:pPr>
+        <w:spacing w:line="336" w:lineRule="auto" w:after="180"/>
+      </w:pPr>
+      <w:r>
+        <w:rPr>
+          <w:b w:val="0"/>
+        </w:rPr>
+        <w:t xml:space="preserve">Review Prompts Are Design Instructions (ai-1/26). Goal: Write a prompt with a clear task, supplied </w:t>
+      </w:r>
+      <w:r>
+        <w:rPr>
+          <w:b/>
+        </w:rPr>
+        <w:t>evidence</w:t>
+      </w:r>
+      <w:r>
+        <w:rPr>
+          <w:b w:val="0"/>
+        </w:rPr>
+        <w:t xml:space="preserve"> and checkable </w:t>
+      </w:r>
+      <w:r>
+        <w:rPr>
+          <w:b/>
+        </w:rPr>
+        <w:t>output</w:t>
+      </w:r>
+      <w:r>
+        <w:rPr>
+          <w:b w:val="0"/>
+        </w:rPr>
+        <w:t xml:space="preserve"> requirements.</w:t>
+      </w:r>
+    </w:p>
+    <w:p>
+      <w:pPr>
+        <w:spacing w:line="336" w:lineRule="auto" w:after="180"/>
+      </w:pPr>
+      <w:r>
+        <w:rPr>
+          <w:b w:val="0"/>
+        </w:rPr>
+        <w:t>Short practice: What must happen if B instead conflicts with another equally authoritative duration record?. Return to this week and explain what you changed.</w:t>
+      </w:r>
+    </w:p>
+    <w:p>
+      <w:pPr>
+        <w:spacing w:line="336" w:lineRule="auto" w:after="180"/>
+      </w:pPr>
+      <w:r>
+        <w:rPr>
+          <w:b w:val="0"/>
+        </w:rPr>
+        <w:t>Review Privacy by Choosing Less (ai-1/24). Goal: Justify which information a stated task needs and remove unnecessary fields.</w:t>
+      </w:r>
+    </w:p>
+    <w:p>
+      <w:pPr>
+        <w:spacing w:line="336" w:lineRule="auto" w:after="180"/>
+      </w:pPr>
+      <w:r>
+        <w:rPr>
+          <w:b w:val="0"/>
+        </w:rPr>
+        <w:t>Short practice: For the original task, does adding an anonymous-looking pupil code improve the repair count?. Return to this week and explain what you changed.</w:t>
+      </w:r>
+    </w:p>
+    <w:p>
+      <w:pPr>
+        <w:spacing w:line="336" w:lineRule="auto" w:after="180"/>
+      </w:pPr>
+      <w:r>
+        <w:rPr>
+          <w:b w:val="0"/>
+        </w:rPr>
+        <w:t xml:space="preserve">Review Good Data, Bad Data (ai-1/21). Goal: Check records against a stated format, </w:t>
+      </w:r>
+      <w:r>
+        <w:rPr>
+          <w:b/>
+        </w:rPr>
+        <w:t>unit</w:t>
+      </w:r>
+      <w:r>
+        <w:rPr>
+          <w:b w:val="0"/>
+        </w:rPr>
+        <w:t xml:space="preserve"> and meaning before using them. Short practice: Which repairs are </w:t>
+      </w:r>
+      <w:r>
+        <w:rPr>
+          <w:b/>
+        </w:rPr>
+        <w:t>evidence</w:t>
+      </w:r>
+      <w:r>
+        <w:rPr>
+          <w:b w:val="0"/>
+        </w:rPr>
+        <w:t>-backed in the original case, and which row must remain unknown?.</w:t>
+      </w:r>
+    </w:p>
+    <w:p>
+      <w:pPr>
+        <w:spacing w:line="336" w:lineRule="auto" w:after="180"/>
+      </w:pPr>
+      <w:r>
+        <w:rPr>
+          <w:b w:val="0"/>
+        </w:rPr>
+        <w:t>Return to this week and explain what you changed.</w:t>
+      </w:r>
+    </w:p>
+    <w:p>
+      <w:pPr>
+        <w:spacing w:line="336" w:lineRule="auto" w:after="180"/>
+      </w:pPr>
+      <w:r>
+        <w:rPr>
+          <w:b w:val="0"/>
+        </w:rPr>
+        <w:t xml:space="preserve">Use Download completed work in the hosted lesson to export your answers, reflections, practice feedback and code-run </w:t>
+      </w:r>
+      <w:r>
+        <w:rPr>
+          <w:b/>
+        </w:rPr>
+        <w:t>evidence</w:t>
+      </w:r>
+      <w:r>
+        <w:rPr>
+          <w:b w:val="0"/>
+        </w:rPr>
+        <w:t>. Open the HTML copy to read or print it.</w:t>
+      </w:r>
+    </w:p>
+    <w:p>
+      <w:pPr>
+        <w:spacing w:line="336" w:lineRule="auto" w:after="180"/>
+      </w:pPr>
+      <w:r>
+        <w:rPr>
+          <w:b w:val="0"/>
+        </w:rPr>
+        <w:t>Drafts stay in this browser when storage is available; clear drafts on a shared device.</w:t>
+      </w:r>
+    </w:p>
+    <w:p>
+      <w:pPr>
+        <w:pStyle w:val="Heading3"/>
+      </w:pPr>
+      <w:r>
+        <w:t>What I repaired, the evidence I kept and the next test</w:t>
+      </w:r>
+    </w:p>
+    <w:p>
+      <w:r>
+        <w:t>________________________________________________________________</w:t>
+      </w:r>
+    </w:p>
+    <w:p>
+      <w:r>
+        <w:t>________________________________________________________________</w:t>
+      </w:r>
+    </w:p>
+    <w:p>
+      <w:r>
+        <w:t>________________________________________________________________</w:t>
+      </w:r>
+    </w:p>
+    <w:p>
+      <w:r>
+        <w:t>________________________________________________________________</w:t>
+      </w:r>
+    </w:p>
+    <w:p>
+      <w:r>
+        <w:t>________________________________________________________________</w:t>
+      </w:r>
+    </w:p>
+    <w:p>
+      <w:pPr>
+        <w:pStyle w:val="Heading2"/>
+      </w:pPr>
+      <w:r>
+        <w:t>Earlier wording, alternatives and picture transcripts · reference / check after trying</w:t>
       </w:r>
     </w:p>
     <w:p>
@@ -2388,104 +2947,10 @@
     </w:p>
     <w:p>
       <w:pPr>
-        <w:spacing w:line="336" w:lineRule="auto" w:after="180"/>
-      </w:pPr>
-      <w:r>
-        <w:rPr>
-          <w:b w:val="0"/>
-        </w:rPr>
-        <w:t>A fictional craft sheet calculates ribbon left after making bookmarks.</w:t>
-      </w:r>
-    </w:p>
-    <w:p>
-      <w:pPr>
         <w:pStyle w:val="Heading3"/>
       </w:pPr>
       <w:r>
-        <w:t>Practice 1: explain the deciding evidence</w:t>
-      </w:r>
-    </w:p>
-    <w:p>
-      <w:pPr>
-        <w:spacing w:line="336" w:lineRule="auto" w:after="180"/>
-      </w:pPr>
-      <w:r>
-        <w:rPr>
-          <w:b w:val="0"/>
-        </w:rPr>
-        <w:t xml:space="preserve">Which labelled step matches this detail? “200 m remains and everyone wins” fails </w:t>
-      </w:r>
-      <w:r>
-        <w:rPr>
-          <w:b/>
-        </w:rPr>
-        <w:t>unit</w:t>
-      </w:r>
-      <w:r>
-        <w:rPr>
-          <w:b w:val="0"/>
-        </w:rPr>
-        <w:t xml:space="preserve"> and </w:t>
-      </w:r>
-      <w:r>
-        <w:rPr>
-          <w:b/>
-        </w:rPr>
-        <w:t>evidence</w:t>
-      </w:r>
-      <w:r>
-        <w:rPr>
-          <w:b w:val="0"/>
-        </w:rPr>
-        <w:t xml:space="preserve"> checks.</w:t>
-      </w:r>
-    </w:p>
-    <w:p>
-      <w:pPr>
-        <w:spacing w:line="336" w:lineRule="auto" w:after="180"/>
-        <w:shd w:fill="F4F9FC"/>
-      </w:pPr>
-      <w:r>
-        <w:rPr>
-          <w:b w:val="0"/>
-        </w:rPr>
-        <w:t>1. Audit draft</w:t>
-      </w:r>
-    </w:p>
-    <w:p>
-      <w:pPr>
-        <w:spacing w:line="336" w:lineRule="auto" w:after="180"/>
-        <w:shd w:fill="F4F9FC"/>
-      </w:pPr>
-      <w:r>
-        <w:rPr>
-          <w:b w:val="0"/>
-        </w:rPr>
-        <w:t>2. Remainder</w:t>
-      </w:r>
-    </w:p>
-    <w:p>
-      <w:pPr>
-        <w:spacing w:line="336" w:lineRule="auto" w:after="180"/>
-        <w:shd w:fill="F4F9FC"/>
-      </w:pPr>
-      <w:r>
-        <w:rPr>
-          <w:b w:val="0"/>
-        </w:rPr>
-        <w:t>3. Ribbon used</w:t>
-      </w:r>
-    </w:p>
-    <w:p>
-      <w:pPr>
-        <w:spacing w:line="336" w:lineRule="auto" w:after="180"/>
-        <w:shd w:fill="F4F9FC"/>
-      </w:pPr>
-      <w:r>
-        <w:rPr>
-          <w:b w:val="0"/>
-        </w:rPr>
-        <w:t>4. Available ribbon</w:t>
+        <w:t>Repair a missing building block</w:t>
       </w:r>
     </w:p>
     <w:p>
@@ -2493,532 +2958,25 @@
         <w:pStyle w:val="Heading3"/>
       </w:pPr>
       <w:r>
-        <w:t>My selected conclusion, deciding fact and explanation</w:t>
-      </w:r>
-    </w:p>
-    <w:p>
-      <w:r>
-        <w:t>________________________________________________________________</w:t>
-      </w:r>
-    </w:p>
-    <w:p>
-      <w:r>
-        <w:t>________________________________________________________________</w:t>
-      </w:r>
-    </w:p>
-    <w:p>
-      <w:r>
-        <w:t>________________________________________________________________</w:t>
-      </w:r>
-    </w:p>
-    <w:p>
-      <w:r>
-        <w:t>________________________________________________________________</w:t>
-      </w:r>
-    </w:p>
-    <w:p>
-      <w:r>
-        <w:t>________________________________________________________________</w:t>
-      </w:r>
-    </w:p>
-    <w:p>
-      <w:pPr>
-        <w:pStyle w:val="Heading3"/>
-      </w:pPr>
-      <w:r>
-        <w:t>Hint · try first</w:t>
-      </w:r>
-    </w:p>
-    <w:p>
-      <w:pPr>
-        <w:spacing w:line="336" w:lineRule="auto" w:after="180"/>
-        <w:shd w:fill="F1F6F8"/>
-      </w:pPr>
-      <w:r>
-        <w:rPr>
-          <w:b w:val="0"/>
-        </w:rPr>
-        <w:t>Hint if needed: Read the steps in the pictorial case. Match the supplied detail to the stage that performs or records it.</w:t>
-      </w:r>
-    </w:p>
-    <w:p>
-      <w:pPr>
-        <w:pStyle w:val="Heading3"/>
-      </w:pPr>
-      <w:r>
-        <w:t>Feedback · compare after trying</w:t>
-      </w:r>
-    </w:p>
-    <w:p>
-      <w:pPr>
-        <w:spacing w:line="336" w:lineRule="auto" w:after="180"/>
-        <w:shd w:fill="F1F6FC"/>
-      </w:pPr>
-      <w:r>
-        <w:rPr>
-          <w:b w:val="0"/>
-        </w:rPr>
-        <w:t xml:space="preserve">After your attempt, compare with the supported explanation: Audit draft “200 m remains and everyone wins” fails </w:t>
-      </w:r>
-      <w:r>
-        <w:rPr>
-          <w:b/>
-        </w:rPr>
-        <w:t>unit</w:t>
-      </w:r>
-      <w:r>
-        <w:rPr>
-          <w:b w:val="0"/>
-        </w:rPr>
-        <w:t xml:space="preserve"> and </w:t>
-      </w:r>
-      <w:r>
-        <w:rPr>
-          <w:b/>
-        </w:rPr>
-        <w:t>evidence</w:t>
-      </w:r>
-      <w:r>
-        <w:rPr>
-          <w:b w:val="0"/>
-        </w:rPr>
-        <w:t xml:space="preserve"> checks. All arithmetic first uses centimetres.</w:t>
-      </w:r>
-    </w:p>
-    <w:p>
-      <w:pPr>
-        <w:spacing w:line="336" w:lineRule="auto" w:after="180"/>
-        <w:shd w:fill="F1F6FC"/>
-      </w:pPr>
-      <w:r>
-        <w:rPr>
-          <w:b w:val="0"/>
-        </w:rPr>
-        <w:t xml:space="preserve">Converting only after subtraction avoids mixing </w:t>
-      </w:r>
-      <w:r>
-        <w:rPr>
-          <w:b/>
-        </w:rPr>
-        <w:t>unit</w:t>
-      </w:r>
-      <w:r>
-        <w:rPr>
-          <w:b w:val="0"/>
-        </w:rPr>
-        <w:t>s. The record supports available, used and remaining lengths under its no-loss assumption. It does not support a promise about winning.</w:t>
-      </w:r>
-    </w:p>
-    <w:p>
-      <w:pPr>
-        <w:spacing w:line="336" w:lineRule="auto" w:after="180"/>
-        <w:shd w:fill="F1F6FC"/>
-      </w:pPr>
-      <w:r>
-        <w:rPr>
-          <w:b w:val="0"/>
-        </w:rPr>
-        <w:t xml:space="preserve">A numerically correct total elsewhere in a draft cannot rescue a wrong </w:t>
-      </w:r>
-      <w:r>
-        <w:rPr>
-          <w:b/>
-        </w:rPr>
-        <w:t>unit</w:t>
-      </w:r>
-      <w:r>
-        <w:rPr>
-          <w:b w:val="0"/>
-        </w:rPr>
-        <w:t xml:space="preserve"> or an invented </w:t>
-      </w:r>
-      <w:r>
-        <w:rPr>
-          <w:b/>
-        </w:rPr>
-        <w:t>claim</w:t>
-      </w:r>
-      <w:r>
-        <w:rPr>
-          <w:b w:val="0"/>
-        </w:rPr>
-        <w:t>.</w:t>
-      </w:r>
-    </w:p>
-    <w:p>
-      <w:pPr>
-        <w:pStyle w:val="Heading3"/>
-      </w:pPr>
-      <w:r>
-        <w:t>Practice 2: explain the deciding evidence</w:t>
-      </w:r>
-    </w:p>
-    <w:p>
-      <w:pPr>
-        <w:pStyle w:val="Heading3"/>
-      </w:pPr>
-      <w:r>
-        <w:t>Changed case · predict first</w:t>
-      </w:r>
-    </w:p>
-    <w:p>
-      <w:pPr>
-        <w:spacing w:line="336" w:lineRule="auto" w:after="180"/>
-        <w:shd w:fill="F5F1FB"/>
-      </w:pPr>
-      <w:r>
-        <w:rPr>
-          <w:b w:val="0"/>
-        </w:rPr>
-        <w:t>Changed-case practice: Make ten bookmarks instead of eight. Which conclusion is supported by the supplied facts?</w:t>
-      </w:r>
-    </w:p>
-    <w:p>
-      <w:pPr>
-        <w:spacing w:line="336" w:lineRule="auto" w:after="180"/>
-        <w:shd w:fill="F4F9FC"/>
-      </w:pPr>
-      <w:r>
-        <w:rPr>
-          <w:b w:val="0"/>
-        </w:rPr>
-        <w:t xml:space="preserve">1. We can decide the result without examining the changed </w:t>
-      </w:r>
-      <w:r>
-        <w:rPr>
-          <w:b/>
-        </w:rPr>
-        <w:t>input</w:t>
-      </w:r>
-      <w:r>
-        <w:rPr>
-          <w:b w:val="0"/>
-        </w:rPr>
-        <w:t xml:space="preserve"> or the procedure.</w:t>
-      </w:r>
-    </w:p>
-    <w:p>
-      <w:pPr>
-        <w:spacing w:line="336" w:lineRule="auto" w:after="180"/>
-        <w:shd w:fill="F4F9FC"/>
-      </w:pPr>
-      <w:r>
-        <w:rPr>
-          <w:b w:val="0"/>
-        </w:rPr>
-        <w:t xml:space="preserve">2. This one example guarantees correct results for every future </w:t>
-      </w:r>
-      <w:r>
-        <w:rPr>
-          <w:b/>
-        </w:rPr>
-        <w:t>input</w:t>
-      </w:r>
-      <w:r>
-        <w:rPr>
-          <w:b w:val="0"/>
-        </w:rPr>
-        <w:t>.</w:t>
-      </w:r>
-    </w:p>
-    <w:p>
-      <w:pPr>
-        <w:spacing w:line="336" w:lineRule="auto" w:after="180"/>
-        <w:shd w:fill="F4F9FC"/>
-      </w:pPr>
-      <w:r>
-        <w:rPr>
-          <w:b w:val="0"/>
-        </w:rPr>
-        <w:t>3. 100 cm, or 1 m, remains.</w:t>
-      </w:r>
-    </w:p>
-    <w:p>
-      <w:pPr>
-        <w:pStyle w:val="Heading3"/>
-      </w:pPr>
-      <w:r>
-        <w:t>My selected conclusion, deciding fact and explanation</w:t>
-      </w:r>
-    </w:p>
-    <w:p>
-      <w:r>
-        <w:t>________________________________________________________________</w:t>
-      </w:r>
-    </w:p>
-    <w:p>
-      <w:r>
-        <w:t>________________________________________________________________</w:t>
-      </w:r>
-    </w:p>
-    <w:p>
-      <w:r>
-        <w:t>________________________________________________________________</w:t>
-      </w:r>
-    </w:p>
-    <w:p>
-      <w:r>
-        <w:t>________________________________________________________________</w:t>
-      </w:r>
-    </w:p>
-    <w:p>
-      <w:r>
-        <w:t>________________________________________________________________</w:t>
-      </w:r>
-    </w:p>
-    <w:p>
-      <w:pPr>
-        <w:pStyle w:val="Heading3"/>
-      </w:pPr>
-      <w:r>
-        <w:t>Hint · try first</w:t>
-      </w:r>
-    </w:p>
-    <w:p>
-      <w:pPr>
-        <w:spacing w:line="336" w:lineRule="auto" w:after="180"/>
-        <w:shd w:fill="F1F6F8"/>
-      </w:pPr>
-      <w:r>
-        <w:rPr>
-          <w:b w:val="0"/>
-        </w:rPr>
-        <w:t>Hint if needed: Use the changed condition and the deciding step in the pictorial trace. The answer must say what follows from those facts.</w:t>
-      </w:r>
-    </w:p>
-    <w:p>
-      <w:pPr>
-        <w:pStyle w:val="Heading3"/>
-      </w:pPr>
-      <w:r>
-        <w:t>Feedback · compare after trying</w:t>
-      </w:r>
-    </w:p>
-    <w:p>
-      <w:pPr>
-        <w:spacing w:line="336" w:lineRule="auto" w:after="180"/>
-        <w:shd w:fill="F1F6FC"/>
-      </w:pPr>
-      <w:r>
-        <w:rPr>
-          <w:b w:val="0"/>
-        </w:rPr>
-        <w:t>After your attempt, compare with the supported explanation: 100 cm, or 1 m, remains. 600−10×50=100 cm.</w:t>
-      </w:r>
-    </w:p>
-    <w:p>
-      <w:pPr>
-        <w:pStyle w:val="Heading3"/>
-      </w:pPr>
-      <w:r>
-        <w:t>Repair a missing building block</w:t>
-      </w:r>
-    </w:p>
-    <w:p>
-      <w:pPr>
-        <w:spacing w:line="336" w:lineRule="auto" w:after="180"/>
-      </w:pPr>
-      <w:r>
-        <w:rPr>
-          <w:b w:val="0"/>
-        </w:rPr>
-        <w:t xml:space="preserve">Review Prompts Are Design Instructions (ai-1/26). Goal: Write a prompt with a clear task, supplied </w:t>
-      </w:r>
-      <w:r>
-        <w:rPr>
-          <w:b/>
-        </w:rPr>
-        <w:t>evidence</w:t>
-      </w:r>
-      <w:r>
-        <w:rPr>
-          <w:b w:val="0"/>
-        </w:rPr>
-        <w:t xml:space="preserve"> and checkable </w:t>
-      </w:r>
-      <w:r>
-        <w:rPr>
-          <w:b/>
-        </w:rPr>
-        <w:t>output</w:t>
-      </w:r>
-      <w:r>
-        <w:rPr>
-          <w:b w:val="0"/>
-        </w:rPr>
-        <w:t xml:space="preserve"> requirements.</w:t>
-      </w:r>
-    </w:p>
-    <w:p>
-      <w:pPr>
-        <w:spacing w:line="336" w:lineRule="auto" w:after="180"/>
-      </w:pPr>
-      <w:r>
-        <w:rPr>
-          <w:b w:val="0"/>
-        </w:rPr>
-        <w:t>Short practice: What must happen if B instead conflicts with another equally authoritative duration record?. Return to this week and explain what you changed.</w:t>
-      </w:r>
-    </w:p>
-    <w:p>
-      <w:pPr>
-        <w:spacing w:line="336" w:lineRule="auto" w:after="180"/>
-      </w:pPr>
-      <w:r>
-        <w:rPr>
-          <w:b w:val="0"/>
-        </w:rPr>
-        <w:t>Review Privacy by Choosing Less (ai-1/24). Goal: Justify which information a stated task needs and remove unnecessary fields.</w:t>
-      </w:r>
-    </w:p>
-    <w:p>
-      <w:pPr>
-        <w:spacing w:line="336" w:lineRule="auto" w:after="180"/>
-      </w:pPr>
-      <w:r>
-        <w:rPr>
-          <w:b w:val="0"/>
-        </w:rPr>
-        <w:t>Short practice: For the original task, does adding an anonymous-looking pupil code improve the repair count?. Return to this week and explain what you changed.</w:t>
-      </w:r>
-    </w:p>
-    <w:p>
-      <w:pPr>
-        <w:spacing w:line="336" w:lineRule="auto" w:after="180"/>
-      </w:pPr>
-      <w:r>
-        <w:rPr>
-          <w:b w:val="0"/>
-        </w:rPr>
-        <w:t xml:space="preserve">Review Good Data, Bad Data (ai-1/21). Goal: Check records against a stated format, </w:t>
-      </w:r>
-      <w:r>
-        <w:rPr>
-          <w:b/>
-        </w:rPr>
-        <w:t>unit</w:t>
-      </w:r>
-      <w:r>
-        <w:rPr>
-          <w:b w:val="0"/>
-        </w:rPr>
-        <w:t xml:space="preserve"> and meaning before using them. Short practice: Which repairs are </w:t>
-      </w:r>
-      <w:r>
-        <w:rPr>
-          <w:b/>
-        </w:rPr>
-        <w:t>evidence</w:t>
-      </w:r>
-      <w:r>
-        <w:rPr>
-          <w:b w:val="0"/>
-        </w:rPr>
-        <w:t>-backed in the original case, and which row must remain unknown?.</w:t>
-      </w:r>
-    </w:p>
-    <w:p>
-      <w:pPr>
-        <w:spacing w:line="336" w:lineRule="auto" w:after="180"/>
-      </w:pPr>
-      <w:r>
-        <w:rPr>
-          <w:b w:val="0"/>
-        </w:rPr>
-        <w:t>Return to this week and explain what you changed.</w:t>
-      </w:r>
-    </w:p>
-    <w:p>
-      <w:pPr>
-        <w:pStyle w:val="Heading3"/>
-      </w:pPr>
-      <w:r>
         <w:t>Keep your completed work</w:t>
       </w:r>
     </w:p>
     <w:p>
       <w:pPr>
-        <w:spacing w:line="336" w:lineRule="auto" w:after="180"/>
-      </w:pPr>
-      <w:r>
-        <w:rPr>
-          <w:b w:val="0"/>
-        </w:rPr>
-        <w:t xml:space="preserve">Use Download completed work in the hosted lesson to export your answers, reflections, practice feedback and code-run </w:t>
-      </w:r>
-      <w:r>
-        <w:rPr>
-          <w:b/>
-        </w:rPr>
-        <w:t>evidence</w:t>
-      </w:r>
-      <w:r>
-        <w:rPr>
-          <w:b w:val="0"/>
-        </w:rPr>
-        <w:t>. Open the HTML copy to read or print it.</w:t>
-      </w:r>
-    </w:p>
-    <w:p>
-      <w:pPr>
-        <w:spacing w:line="336" w:lineRule="auto" w:after="180"/>
-      </w:pPr>
-      <w:r>
-        <w:rPr>
-          <w:b w:val="0"/>
-        </w:rPr>
-        <w:t>Drafts stay in this browser when storage is available; clear drafts on a shared device.</w:t>
-      </w:r>
-    </w:p>
-    <w:p>
-      <w:pPr>
-        <w:pStyle w:val="Heading3"/>
-      </w:pPr>
-      <w:r>
-        <w:t>What I repaired, the evidence I kept and the next test</w:t>
-      </w:r>
-    </w:p>
-    <w:p>
-      <w:r>
-        <w:t>________________________________________________________________</w:t>
-      </w:r>
-    </w:p>
-    <w:p>
-      <w:r>
-        <w:t>________________________________________________________________</w:t>
-      </w:r>
-    </w:p>
-    <w:p>
-      <w:r>
-        <w:t>________________________________________________________________</w:t>
-      </w:r>
-    </w:p>
-    <w:p>
-      <w:r>
-        <w:t>________________________________________________________________</w:t>
-      </w:r>
-    </w:p>
-    <w:p>
-      <w:r>
-        <w:t>________________________________________________________________</w:t>
-      </w:r>
-    </w:p>
-    <w:p>
-      <w:pPr>
         <w:pStyle w:val="Heading1"/>
       </w:pPr>
       <w:r>
-        <w:t>21. Visual concept journey</w:t>
-      </w:r>
-    </w:p>
-    <w:p>
-      <w:r>
-        <w:t>Explain each Verify Important Outputs picture from its labels, then record a relevant limit.</w:t>
-      </w:r>
-    </w:p>
-    <w:p>
-      <w:pPr>
-        <w:pStyle w:val="Heading3"/>
+        <w:t>21. Reference · Six-picture response sheets</w:t>
+      </w:r>
+    </w:p>
+    <w:p>
+      <w:r>
+        <w:t>Choose the image that helps rather than repeating all six.</w:t>
+      </w:r>
+    </w:p>
+    <w:p>
+      <w:pPr>
+        <w:pStyle w:val="Heading2"/>
       </w:pPr>
       <w:r>
         <w:t>01. Verify Important Outputs: the case</w:t>
@@ -3085,7 +3043,6 @@
     <w:p>
       <w:pPr>
         <w:spacing w:line="336" w:lineRule="auto" w:after="180"/>
-        <w:shd w:fill="F5F1FB"/>
       </w:pPr>
       <w:r>
         <w:rPr>
@@ -3124,7 +3081,7 @@
     </w:p>
     <w:p>
       <w:pPr>
-        <w:pStyle w:val="Heading3"/>
+        <w:pStyle w:val="Heading2"/>
       </w:pPr>
       <w:r>
         <w:t>02. Follow the deciding steps</w:t>
@@ -3204,7 +3161,6 @@
     <w:p>
       <w:pPr>
         <w:spacing w:line="336" w:lineRule="auto" w:after="180"/>
-        <w:shd w:fill="F5F1FB"/>
       </w:pPr>
       <w:r>
         <w:rPr>
@@ -3255,7 +3211,7 @@
     </w:p>
     <w:p>
       <w:pPr>
-        <w:pStyle w:val="Heading3"/>
+        <w:pStyle w:val="Heading2"/>
       </w:pPr>
       <w:r>
         <w:t>03. Ribbon quantities in one consistent unit</w:t>
@@ -3335,7 +3291,6 @@
     <w:p>
       <w:pPr>
         <w:spacing w:line="336" w:lineRule="auto" w:after="180"/>
-        <w:shd w:fill="F5F1FB"/>
       </w:pPr>
       <w:r>
         <w:rPr>
@@ -3374,7 +3329,7 @@
     </w:p>
     <w:p>
       <w:pPr>
-        <w:pStyle w:val="Heading3"/>
+        <w:pStyle w:val="Heading2"/>
       </w:pPr>
       <w:r>
         <w:t>04. Change one thing. Trace what follows.</w:t>
@@ -3454,7 +3409,6 @@
     <w:p>
       <w:pPr>
         <w:spacing w:line="336" w:lineRule="auto" w:after="180"/>
-        <w:shd w:fill="F5F1FB"/>
       </w:pPr>
       <w:r>
         <w:rPr>
@@ -3493,7 +3447,7 @@
     </w:p>
     <w:p>
       <w:pPr>
-        <w:pStyle w:val="Heading3"/>
+        <w:pStyle w:val="Heading2"/>
       </w:pPr>
       <w:r>
         <w:t>05. Connect the explanation to its limit</w:t>
@@ -3596,7 +3550,6 @@
     <w:p>
       <w:pPr>
         <w:spacing w:line="336" w:lineRule="auto" w:after="180"/>
-        <w:shd w:fill="F5F1FB"/>
       </w:pPr>
       <w:r>
         <w:rPr>
@@ -3647,7 +3600,7 @@
     </w:p>
     <w:p>
       <w:pPr>
-        <w:pStyle w:val="Heading3"/>
+        <w:pStyle w:val="Heading2"/>
       </w:pPr>
       <w:r>
         <w:t>06. Make the idea visible in your project</w:t>
@@ -3774,7 +3727,6 @@
     <w:p>
       <w:pPr>
         <w:spacing w:line="336" w:lineRule="auto" w:after="180"/>
-        <w:shd w:fill="F5F1FB"/>
       </w:pPr>
       <w:r>
         <w:rPr>
@@ -3821,6 +3773,62 @@
     <w:p>
       <w:r>
         <w:t>________________________________________________________________</w:t>
+      </w:r>
+    </w:p>
+    <w:p>
+      <w:pPr>
+        <w:pStyle w:val="Heading2"/>
+      </w:pPr>
+      <w:r>
+        <w:t>Earlier wording, alternatives and picture transcripts · reference / check after trying</w:t>
+      </w:r>
+    </w:p>
+    <w:p>
+      <w:pPr>
+        <w:pStyle w:val="Heading3"/>
+      </w:pPr>
+      <w:r>
+        <w:t>01. Verify Important Outputs: the case</w:t>
+      </w:r>
+    </w:p>
+    <w:p>
+      <w:pPr>
+        <w:pStyle w:val="Heading3"/>
+      </w:pPr>
+      <w:r>
+        <w:t>02. Follow the deciding steps</w:t>
+      </w:r>
+    </w:p>
+    <w:p>
+      <w:pPr>
+        <w:pStyle w:val="Heading3"/>
+      </w:pPr>
+      <w:r>
+        <w:t>03. Ribbon quantities in one consistent unit</w:t>
+      </w:r>
+    </w:p>
+    <w:p>
+      <w:pPr>
+        <w:pStyle w:val="Heading3"/>
+      </w:pPr>
+      <w:r>
+        <w:t>04. Change one thing. Trace what follows.</w:t>
+      </w:r>
+    </w:p>
+    <w:p>
+      <w:pPr>
+        <w:pStyle w:val="Heading3"/>
+      </w:pPr>
+      <w:r>
+        <w:t>05. Connect the explanation to its limit</w:t>
+      </w:r>
+    </w:p>
+    <w:p>
+      <w:pPr>
+        <w:pStyle w:val="Heading3"/>
+      </w:pPr>
+      <w:r>
+        <w:t>06. Make the idea visible in your project</w:t>
       </w:r>
     </w:p>
     <w:sectPr>
